--- a/docs/Section_Template_2024.docx
+++ b/docs/Section_Template_2024.docx
@@ -1,6 +1,6 @@
 
 <file path=word/document.xml><?xml version="1.0" encoding="utf-8"?>
-<w:document xmlns:wpc="http://schemas.microsoft.com/office/word/2010/wordprocessingCanvas" xmlns:cx="http://schemas.microsoft.com/office/drawing/2014/chartex" xmlns:cx1="http://schemas.microsoft.com/office/drawing/2015/9/8/chartex" xmlns:cx2="http://schemas.microsoft.com/office/drawing/2015/10/21/chartex" xmlns:cx3="http://schemas.microsoft.com/office/drawing/2016/5/9/chartex" xmlns:cx4="http://schemas.microsoft.com/office/drawing/2016/5/10/chartex" xmlns:cx5="http://schemas.microsoft.com/office/drawing/2016/5/11/chartex" xmlns:cx6="http://schemas.microsoft.com/office/drawing/2016/5/12/chartex" xmlns:cx7="http://schemas.microsoft.com/office/drawing/2016/5/13/chartex" xmlns:cx8="http://schemas.microsoft.com/office/drawing/2016/5/14/chartex" xmlns:mc="http://schemas.openxmlformats.org/markup-compatibility/2006" xmlns:aink="http://schemas.microsoft.com/office/drawing/2016/ink" xmlns:am3d="http://schemas.microsoft.com/office/drawing/2017/model3d" xmlns:o="urn:schemas-microsoft-com:office:office" xmlns:oel="http://schemas.microsoft.com/office/2019/extlst" xmlns:r="http://schemas.openxmlformats.org/officeDocument/2006/relationships" xmlns:m="http://schemas.openxmlformats.org/officeDocument/2006/math" xmlns:v="urn:schemas-microsoft-com:vml" xmlns:wp14="http://schemas.microsoft.com/office/word/2010/wordprocessingDrawing" xmlns:wp="http://schemas.openxmlformats.org/drawingml/2006/wordprocessingDrawing" xmlns:w10="urn:schemas-microsoft-com:office:word" xmlns:w="http://schemas.openxmlformats.org/wordprocessingml/2006/main" xmlns:w14="http://schemas.microsoft.com/office/word/2010/wordml" xmlns:w15="http://schemas.microsoft.com/office/word/2012/wordml" xmlns:w16cex="http://schemas.microsoft.com/office/word/2018/wordml/cex" xmlns:w16cid="http://schemas.microsoft.com/office/word/2016/wordml/cid" xmlns:w16="http://schemas.microsoft.com/office/word/2018/wordml" xmlns:w16du="http://schemas.microsoft.com/office/word/2023/wordml/word16du" xmlns:w16sdtdh="http://schemas.microsoft.com/office/word/2020/wordml/sdtdatahash" xmlns:w16se="http://schemas.microsoft.com/office/word/2015/wordml/symex" xmlns:wpg="http://schemas.microsoft.com/office/word/2010/wordprocessingGroup" xmlns:wpi="http://schemas.microsoft.com/office/word/2010/wordprocessingInk" xmlns:wne="http://schemas.microsoft.com/office/word/2006/wordml" xmlns:wps="http://schemas.microsoft.com/office/word/2010/wordprocessingShape" mc:Ignorable="w14 w15 w16se w16cid w16 w16cex w16sdtdh w16du wp14">
+<w:document xmlns:wpc="http://schemas.microsoft.com/office/word/2010/wordprocessingCanvas" xmlns:cx="http://schemas.microsoft.com/office/drawing/2014/chartex" xmlns:cx1="http://schemas.microsoft.com/office/drawing/2015/9/8/chartex" xmlns:cx2="http://schemas.microsoft.com/office/drawing/2015/10/21/chartex" xmlns:cx3="http://schemas.microsoft.com/office/drawing/2016/5/9/chartex" xmlns:cx4="http://schemas.microsoft.com/office/drawing/2016/5/10/chartex" xmlns:cx5="http://schemas.microsoft.com/office/drawing/2016/5/11/chartex" xmlns:cx6="http://schemas.microsoft.com/office/drawing/2016/5/12/chartex" xmlns:cx7="http://schemas.microsoft.com/office/drawing/2016/5/13/chartex" xmlns:cx8="http://schemas.microsoft.com/office/drawing/2016/5/14/chartex" xmlns:mc="http://schemas.openxmlformats.org/markup-compatibility/2006" xmlns:aink="http://schemas.microsoft.com/office/drawing/2016/ink" xmlns:am3d="http://schemas.microsoft.com/office/drawing/2017/model3d" xmlns:o="urn:schemas-microsoft-com:office:office" xmlns:r="http://schemas.openxmlformats.org/officeDocument/2006/relationships" xmlns:m="http://schemas.openxmlformats.org/officeDocument/2006/math" xmlns:v="urn:schemas-microsoft-com:vml" xmlns:wp14="http://schemas.microsoft.com/office/word/2010/wordprocessingDrawing" xmlns:wp="http://schemas.openxmlformats.org/drawingml/2006/wordprocessingDrawing" xmlns:w10="urn:schemas-microsoft-com:office:word" xmlns:w="http://schemas.openxmlformats.org/wordprocessingml/2006/main" xmlns:w14="http://schemas.microsoft.com/office/word/2010/wordml" xmlns:w15="http://schemas.microsoft.com/office/word/2012/wordml" xmlns:w16cid="http://schemas.microsoft.com/office/word/2016/wordml/cid" xmlns:w16se="http://schemas.microsoft.com/office/word/2015/wordml/symex" xmlns:wpg="http://schemas.microsoft.com/office/word/2010/wordprocessingGroup" xmlns:wpi="http://schemas.microsoft.com/office/word/2010/wordprocessingInk" xmlns:wne="http://schemas.microsoft.com/office/word/2006/wordml" xmlns:wps="http://schemas.microsoft.com/office/word/2010/wordprocessingShape" mc:Ignorable="w14 w15 w16se w16cid wp14">
   <w:body>
     <w:p>
       <w:pPr>
@@ -102,6 +102,7 @@
           <w:lang w:val="en-GB"/>
         </w:rPr>
       </w:pPr>
+      <w:proofErr w:type="spellStart"/>
       <w:r>
         <w:rPr>
           <w:rFonts w:ascii="Times New Roman" w:eastAsia="Arial" w:hAnsi="Times New Roman"/>
@@ -110,7 +111,18 @@
           <w:szCs w:val="24"/>
           <w:lang w:val="en-GB"/>
         </w:rPr>
-        <w:t xml:space="preserve">Blannin, Josh., </w:t>
+        <w:t>Blannin</w:t>
+      </w:r>
+      <w:proofErr w:type="spellEnd"/>
+      <w:r>
+        <w:rPr>
+          <w:rFonts w:ascii="Times New Roman" w:eastAsia="Arial" w:hAnsi="Times New Roman"/>
+          <w:iCs/>
+          <w:sz w:val="24"/>
+          <w:szCs w:val="24"/>
+          <w:lang w:val="en-GB"/>
+        </w:rPr>
+        <w:t xml:space="preserve">, Josh., </w:t>
       </w:r>
       <w:r>
         <w:rPr>
@@ -135,6 +147,7 @@
           <w:lang w:val="en-GB"/>
         </w:rPr>
       </w:pPr>
+      <w:proofErr w:type="spellStart"/>
       <w:r>
         <w:rPr>
           <w:rFonts w:ascii="Times New Roman" w:hAnsi="Times New Roman"/>
@@ -143,8 +156,9 @@
           <w:szCs w:val="24"/>
           <w:lang w:val="en-GB" w:eastAsia="en-GB"/>
         </w:rPr>
-        <w:t xml:space="preserve">Gobron, </w:t>
-      </w:r>
+        <w:t>Gobron</w:t>
+      </w:r>
+      <w:proofErr w:type="spellEnd"/>
       <w:r>
         <w:rPr>
           <w:rFonts w:ascii="Times New Roman" w:hAnsi="Times New Roman"/>
@@ -153,6 +167,16 @@
           <w:szCs w:val="24"/>
           <w:lang w:val="en-GB" w:eastAsia="en-GB"/>
         </w:rPr>
+        <w:t xml:space="preserve">, </w:t>
+      </w:r>
+      <w:r>
+        <w:rPr>
+          <w:rFonts w:ascii="Times New Roman" w:hAnsi="Times New Roman"/>
+          <w:iCs/>
+          <w:sz w:val="24"/>
+          <w:szCs w:val="24"/>
+          <w:lang w:val="en-GB" w:eastAsia="en-GB"/>
+        </w:rPr>
         <w:t>N</w:t>
       </w:r>
       <w:r>
@@ -193,7 +217,29 @@
           <w:szCs w:val="24"/>
           <w:lang w:val="en-GB"/>
         </w:rPr>
-        <w:t>European Commission Joint Research Centre, Ispra, Italy</w:t>
+        <w:t xml:space="preserve">European Commission Joint Research Centre, </w:t>
+      </w:r>
+      <w:proofErr w:type="spellStart"/>
+      <w:r>
+        <w:rPr>
+          <w:rFonts w:ascii="Times New Roman" w:hAnsi="Times New Roman"/>
+          <w:iCs/>
+          <w:sz w:val="24"/>
+          <w:szCs w:val="24"/>
+          <w:lang w:val="en-GB"/>
+        </w:rPr>
+        <w:t>Ispra</w:t>
+      </w:r>
+      <w:proofErr w:type="spellEnd"/>
+      <w:r>
+        <w:rPr>
+          <w:rFonts w:ascii="Times New Roman" w:hAnsi="Times New Roman"/>
+          <w:iCs/>
+          <w:sz w:val="24"/>
+          <w:szCs w:val="24"/>
+          <w:lang w:val="en-GB"/>
+        </w:rPr>
+        <w:t>, Italy</w:t>
       </w:r>
     </w:p>
     <w:p>
@@ -451,7 +497,27 @@
           <w:szCs w:val="24"/>
           <w:lang w:val="en-GB"/>
         </w:rPr>
-        <w:t xml:space="preserve">J. Blannin, </w:t>
+        <w:t xml:space="preserve">J. </w:t>
+      </w:r>
+      <w:proofErr w:type="spellStart"/>
+      <w:r>
+        <w:rPr>
+          <w:rFonts w:ascii="Times New Roman" w:eastAsia="Arial" w:hAnsi="Times New Roman"/>
+          <w:sz w:val="24"/>
+          <w:szCs w:val="24"/>
+          <w:lang w:val="en-GB"/>
+        </w:rPr>
+        <w:t>Blannin</w:t>
+      </w:r>
+      <w:proofErr w:type="spellEnd"/>
+      <w:r>
+        <w:rPr>
+          <w:rFonts w:ascii="Times New Roman" w:eastAsia="Arial" w:hAnsi="Times New Roman"/>
+          <w:sz w:val="24"/>
+          <w:szCs w:val="24"/>
+          <w:lang w:val="en-GB"/>
+        </w:rPr>
+        <w:t xml:space="preserve">, </w:t>
       </w:r>
       <w:r>
         <w:rPr>
@@ -469,8 +535,19 @@
           <w:szCs w:val="24"/>
           <w:lang w:val="en-GB"/>
         </w:rPr>
-        <w:t>. Gobron</w:t>
-      </w:r>
+        <w:t xml:space="preserve">. </w:t>
+      </w:r>
+      <w:proofErr w:type="spellStart"/>
+      <w:r>
+        <w:rPr>
+          <w:rFonts w:ascii="Times New Roman" w:eastAsia="Arial" w:hAnsi="Times New Roman"/>
+          <w:sz w:val="24"/>
+          <w:szCs w:val="24"/>
+          <w:lang w:val="en-GB"/>
+        </w:rPr>
+        <w:t>Gobron</w:t>
+      </w:r>
+      <w:proofErr w:type="spellEnd"/>
       <w:r>
         <w:rPr>
           <w:rFonts w:ascii="Times New Roman" w:eastAsia="Arial" w:hAnsi="Times New Roman"/>
@@ -612,7 +689,31 @@
           <w:szCs w:val="24"/>
           <w:lang w:val="en-GB"/>
         </w:rPr>
-        <w:t>GLOBAL PICTURE AND LONG TERM CONTEXT</w:t>
+        <w:t xml:space="preserve">GLOBAL PICTURE AND </w:t>
+      </w:r>
+      <w:proofErr w:type="gramStart"/>
+      <w:r>
+        <w:rPr>
+          <w:rFonts w:ascii="Times New Roman" w:hAnsi="Times New Roman"/>
+          <w:i/>
+          <w:iCs/>
+          <w:sz w:val="24"/>
+          <w:szCs w:val="24"/>
+          <w:lang w:val="en-GB"/>
+        </w:rPr>
+        <w:t>LONG TERM</w:t>
+      </w:r>
+      <w:proofErr w:type="gramEnd"/>
+      <w:r>
+        <w:rPr>
+          <w:rFonts w:ascii="Times New Roman" w:hAnsi="Times New Roman"/>
+          <w:i/>
+          <w:iCs/>
+          <w:sz w:val="24"/>
+          <w:szCs w:val="24"/>
+          <w:lang w:val="en-GB"/>
+        </w:rPr>
+        <w:t xml:space="preserve"> CONTEXT</w:t>
       </w:r>
       <w:commentRangeEnd w:id="5"/>
       <w:r>
@@ -674,27 +775,157 @@
     </w:p>
     <w:p>
       <w:pPr>
+        <w:spacing w:after="120" w:line="480" w:lineRule="auto"/>
+        <w:rPr>
+          <w:rFonts w:ascii="Times New Roman" w:eastAsia="Arial" w:hAnsi="Times New Roman"/>
+          <w:sz w:val="24"/>
+          <w:szCs w:val="24"/>
+          <w:lang w:val="en-GB"/>
+        </w:rPr>
+      </w:pPr>
+      <w:r>
+        <w:rPr>
+          <w:rFonts w:ascii="Times New Roman" w:eastAsia="Arial" w:hAnsi="Times New Roman"/>
+          <w:sz w:val="24"/>
+          <w:szCs w:val="24"/>
+          <w:lang w:val="en-GB"/>
+        </w:rPr>
+        <w:t xml:space="preserve">The river discharge and runoff data are the results of the historical run of </w:t>
+      </w:r>
+      <w:r>
+        <w:rPr>
+          <w:rFonts w:ascii="Times New Roman" w:eastAsia="Arial" w:hAnsi="Times New Roman"/>
+          <w:sz w:val="24"/>
+          <w:szCs w:val="24"/>
+          <w:lang w:val="en-GB"/>
+        </w:rPr>
+        <w:t xml:space="preserve">the Global Flood Awareness System version 4 </w:t>
+      </w:r>
+      <w:r>
+        <w:rPr>
+          <w:rFonts w:ascii="Times New Roman" w:eastAsia="Arial" w:hAnsi="Times New Roman"/>
+          <w:sz w:val="24"/>
+          <w:szCs w:val="24"/>
+          <w:lang w:val="en-GB"/>
+        </w:rPr>
+        <w:t xml:space="preserve">(reference), publicly available at the Copernicus Early Warning Data Store (reference). </w:t>
+      </w:r>
+      <w:r>
+        <w:rPr>
+          <w:rFonts w:ascii="Times New Roman" w:eastAsia="Arial" w:hAnsi="Times New Roman"/>
+          <w:sz w:val="24"/>
+          <w:szCs w:val="24"/>
+          <w:lang w:val="en-GB"/>
+        </w:rPr>
+        <w:t>GloFASv4 uses the hydrological model LISFLOOD-OS (reference) with parameters calibrated on close to 2000 stations with discharge records, or regionalized otherwise. The historical simulation spans</w:t>
+      </w:r>
+      <w:r>
+        <w:rPr>
+          <w:rFonts w:ascii="Times New Roman" w:eastAsia="Arial" w:hAnsi="Times New Roman"/>
+          <w:sz w:val="24"/>
+          <w:szCs w:val="24"/>
+          <w:lang w:val="en-GB"/>
+        </w:rPr>
+        <w:t xml:space="preserve"> from 1979 up until present, it is based on a 3-arcminute grid and has daily temporal resolution. </w:t>
+      </w:r>
+      <w:r>
+        <w:rPr>
+          <w:rFonts w:ascii="Times New Roman" w:eastAsia="Arial" w:hAnsi="Times New Roman"/>
+          <w:sz w:val="24"/>
+          <w:szCs w:val="24"/>
+          <w:lang w:val="en-GB"/>
+        </w:rPr>
+        <w:t>It uses as</w:t>
+      </w:r>
+      <w:r>
+        <w:rPr>
+          <w:rFonts w:ascii="Times New Roman" w:eastAsia="Arial" w:hAnsi="Times New Roman"/>
+          <w:sz w:val="24"/>
+          <w:szCs w:val="24"/>
+          <w:lang w:val="en-GB"/>
+        </w:rPr>
+        <w:t xml:space="preserve"> meteorological forcing the </w:t>
+      </w:r>
+      <w:commentRangeStart w:id="6"/>
+      <w:r>
+        <w:rPr>
+          <w:rFonts w:ascii="Times New Roman" w:eastAsia="Arial" w:hAnsi="Times New Roman"/>
+          <w:sz w:val="24"/>
+          <w:szCs w:val="24"/>
+          <w:lang w:val="en-GB"/>
+        </w:rPr>
+        <w:t>ERA5</w:t>
+      </w:r>
+      <w:commentRangeEnd w:id="6"/>
+      <w:r>
+        <w:rPr>
+          <w:rStyle w:val="CommentReference"/>
+        </w:rPr>
+        <w:commentReference w:id="6"/>
+      </w:r>
+      <w:r>
+        <w:rPr>
+          <w:rFonts w:ascii="Times New Roman" w:eastAsia="Arial" w:hAnsi="Times New Roman"/>
+          <w:sz w:val="24"/>
+          <w:szCs w:val="24"/>
+          <w:lang w:val="en-GB"/>
+        </w:rPr>
+        <w:t xml:space="preserve"> reanalysis (reference).</w:t>
+      </w:r>
+    </w:p>
+    <w:p>
+      <w:pPr>
         <w:spacing w:line="480" w:lineRule="auto"/>
         <w:rPr>
           <w:rFonts w:ascii="Times New Roman" w:hAnsi="Times New Roman"/>
-          <w:sz w:val="24"/>
-          <w:szCs w:val="24"/>
-          <w:lang w:val="en-GB"/>
-        </w:rPr>
-      </w:pPr>
+          <w:b/>
+          <w:sz w:val="24"/>
+          <w:szCs w:val="24"/>
+          <w:lang w:val="en-GB"/>
+        </w:rPr>
+      </w:pPr>
+      <w:commentRangeStart w:id="7"/>
+      <w:r>
+        <w:rPr>
+          <w:rFonts w:ascii="Times New Roman" w:hAnsi="Times New Roman"/>
+          <w:b/>
+          <w:sz w:val="24"/>
+          <w:szCs w:val="24"/>
+          <w:lang w:val="en-GB"/>
+        </w:rPr>
+        <w:t>References</w:t>
+      </w:r>
+      <w:commentRangeEnd w:id="7"/>
+      <w:r>
+        <w:rPr>
+          <w:rStyle w:val="CommentReference"/>
+        </w:rPr>
+        <w:commentReference w:id="7"/>
+      </w:r>
     </w:p>
     <w:p>
       <w:pPr>
         <w:spacing w:line="480" w:lineRule="auto"/>
         <w:rPr>
           <w:rFonts w:ascii="Times New Roman" w:hAnsi="Times New Roman"/>
+          <w:sz w:val="24"/>
+          <w:szCs w:val="24"/>
+          <w:lang w:val="en-GB"/>
+        </w:rPr>
+      </w:pPr>
+    </w:p>
+    <w:p>
+      <w:pPr>
+        <w:spacing w:line="480" w:lineRule="auto"/>
+        <w:rPr>
+          <w:rFonts w:ascii="Times New Roman" w:hAnsi="Times New Roman"/>
           <w:b/>
           <w:sz w:val="24"/>
           <w:szCs w:val="24"/>
           <w:lang w:val="en-GB"/>
         </w:rPr>
       </w:pPr>
-      <w:commentRangeStart w:id="6"/>
+      <w:commentRangeStart w:id="8"/>
       <w:r>
         <w:rPr>
           <w:rFonts w:ascii="Times New Roman" w:hAnsi="Times New Roman"/>
@@ -703,14 +934,18 @@
           <w:szCs w:val="24"/>
           <w:lang w:val="en-GB"/>
         </w:rPr>
-        <w:t>References</w:t>
-      </w:r>
-      <w:commentRangeEnd w:id="6"/>
+        <w:t>Figures</w:t>
+      </w:r>
+      <w:commentRangeEnd w:id="8"/>
       <w:r>
         <w:rPr>
           <w:rStyle w:val="CommentReference"/>
-        </w:rPr>
-        <w:commentReference w:id="6"/>
+          <w:rFonts w:ascii="Times New Roman" w:hAnsi="Times New Roman"/>
+          <w:sz w:val="24"/>
+          <w:szCs w:val="24"/>
+          <w:lang w:val="en-GB"/>
+        </w:rPr>
+        <w:commentReference w:id="8"/>
       </w:r>
     </w:p>
     <w:p>
@@ -718,24 +953,930 @@
         <w:spacing w:line="480" w:lineRule="auto"/>
         <w:rPr>
           <w:rFonts w:ascii="Times New Roman" w:hAnsi="Times New Roman"/>
-          <w:sz w:val="24"/>
-          <w:szCs w:val="24"/>
-          <w:lang w:val="en-GB"/>
-        </w:rPr>
-      </w:pPr>
+          <w:b/>
+          <w:sz w:val="24"/>
+          <w:szCs w:val="24"/>
+          <w:lang w:val="en-GB"/>
+        </w:rPr>
+      </w:pPr>
+      <w:r>
+        <w:rPr>
+          <w:rFonts w:ascii="Times New Roman" w:hAnsi="Times New Roman"/>
+          <w:b/>
+          <w:noProof/>
+          <w:sz w:val="24"/>
+          <w:szCs w:val="24"/>
+          <w:lang w:val="en-GB"/>
+        </w:rPr>
+        <w:lastRenderedPageBreak/>
+        <w:drawing>
+          <wp:inline distT="0" distB="0" distL="0" distR="0" wp14:anchorId="3F483853" wp14:editId="2B340CB7">
+            <wp:extent cx="5731510" cy="2834005"/>
+            <wp:effectExtent l="0" t="0" r="2540" b="4445"/>
+            <wp:docPr id="1" name="Picture 1"/>
+            <wp:cNvGraphicFramePr>
+              <a:graphicFrameLocks xmlns:a="http://schemas.openxmlformats.org/drawingml/2006/main" noChangeAspect="1"/>
+            </wp:cNvGraphicFramePr>
+            <a:graphic xmlns:a="http://schemas.openxmlformats.org/drawingml/2006/main">
+              <a:graphicData uri="http://schemas.openxmlformats.org/drawingml/2006/picture">
+                <pic:pic xmlns:pic="http://schemas.openxmlformats.org/drawingml/2006/picture">
+                  <pic:nvPicPr>
+                    <pic:cNvPr id="1" name="interannual_variability.jpg"/>
+                    <pic:cNvPicPr/>
+                  </pic:nvPicPr>
+                  <pic:blipFill>
+                    <a:blip r:embed="rId12" cstate="print">
+                      <a:extLst>
+                        <a:ext uri="{28A0092B-C50C-407E-A947-70E740481C1C}">
+                          <a14:useLocalDpi xmlns:a14="http://schemas.microsoft.com/office/drawing/2010/main" val="0"/>
+                        </a:ext>
+                      </a:extLst>
+                    </a:blip>
+                    <a:stretch>
+                      <a:fillRect/>
+                    </a:stretch>
+                  </pic:blipFill>
+                  <pic:spPr>
+                    <a:xfrm>
+                      <a:off x="0" y="0"/>
+                      <a:ext cx="5731510" cy="2834005"/>
+                    </a:xfrm>
+                    <a:prstGeom prst="rect">
+                      <a:avLst/>
+                    </a:prstGeom>
+                  </pic:spPr>
+                </pic:pic>
+              </a:graphicData>
+            </a:graphic>
+          </wp:inline>
+        </w:drawing>
+      </w:r>
     </w:p>
     <w:p>
       <w:pPr>
         <w:spacing w:line="480" w:lineRule="auto"/>
         <w:rPr>
           <w:rFonts w:ascii="Times New Roman" w:hAnsi="Times New Roman"/>
+          <w:i/>
+          <w:sz w:val="24"/>
+          <w:szCs w:val="24"/>
+          <w:lang w:val="en-GB"/>
+        </w:rPr>
+      </w:pPr>
+      <w:r>
+        <w:rPr>
+          <w:rFonts w:ascii="Times New Roman" w:hAnsi="Times New Roman"/>
+          <w:i/>
+          <w:sz w:val="24"/>
+          <w:szCs w:val="24"/>
+          <w:lang w:val="en-GB"/>
+        </w:rPr>
+        <w:t>Fig 2.a.1.1</w:t>
+      </w:r>
+      <w:r>
+        <w:rPr>
+          <w:rFonts w:ascii="Times New Roman" w:hAnsi="Times New Roman"/>
+          <w:i/>
+          <w:sz w:val="24"/>
+          <w:szCs w:val="24"/>
+          <w:lang w:val="en-GB"/>
+        </w:rPr>
+        <w:t xml:space="preserve">: </w:t>
+      </w:r>
+      <w:r>
+        <w:rPr>
+          <w:rFonts w:ascii="Times New Roman" w:hAnsi="Times New Roman"/>
+          <w:i/>
+          <w:sz w:val="24"/>
+          <w:szCs w:val="24"/>
+          <w:lang w:val="en-GB"/>
+        </w:rPr>
+        <w:t xml:space="preserve">Interannual variability of </w:t>
+      </w:r>
+      <w:r>
+        <w:rPr>
+          <w:rFonts w:ascii="Times New Roman" w:hAnsi="Times New Roman"/>
+          <w:i/>
+          <w:sz w:val="24"/>
+          <w:szCs w:val="24"/>
+          <w:lang w:val="en-GB"/>
+        </w:rPr>
+        <w:t xml:space="preserve">global runoff (central panel) and its connections with the Pacific Decadal Oscillation (PDO; upper panel) and the Oceanic Niño Index (ONI; lower panel). In the central panel, the </w:t>
+      </w:r>
+      <w:r>
+        <w:rPr>
+          <w:rFonts w:ascii="Times New Roman" w:hAnsi="Times New Roman"/>
+          <w:i/>
+          <w:sz w:val="24"/>
+          <w:szCs w:val="24"/>
+          <w:lang w:val="en-GB"/>
+        </w:rPr>
+        <w:t>grey</w:t>
+      </w:r>
+      <w:r>
+        <w:rPr>
+          <w:rFonts w:ascii="Times New Roman" w:hAnsi="Times New Roman"/>
+          <w:i/>
+          <w:sz w:val="24"/>
+          <w:szCs w:val="24"/>
+          <w:lang w:val="en-GB"/>
+        </w:rPr>
+        <w:t xml:space="preserve"> line represents the monthly time series, the </w:t>
+      </w:r>
+      <w:r>
+        <w:rPr>
+          <w:rFonts w:ascii="Times New Roman" w:hAnsi="Times New Roman"/>
+          <w:i/>
+          <w:sz w:val="24"/>
+          <w:szCs w:val="24"/>
+          <w:lang w:val="en-GB"/>
+        </w:rPr>
+        <w:t>black line</w:t>
+      </w:r>
+      <w:r>
+        <w:rPr>
+          <w:rFonts w:ascii="Times New Roman" w:hAnsi="Times New Roman"/>
+          <w:i/>
+          <w:sz w:val="24"/>
+          <w:szCs w:val="24"/>
+          <w:lang w:val="en-GB"/>
+        </w:rPr>
+        <w:t xml:space="preserve"> the 12-month moving average, and the shading </w:t>
+      </w:r>
+      <w:r>
+        <w:rPr>
+          <w:rFonts w:ascii="Times New Roman" w:hAnsi="Times New Roman"/>
+          <w:i/>
+          <w:sz w:val="24"/>
+          <w:szCs w:val="24"/>
+          <w:lang w:val="en-GB"/>
+        </w:rPr>
+        <w:t xml:space="preserve">indicates </w:t>
+      </w:r>
+      <w:r>
+        <w:rPr>
+          <w:rFonts w:ascii="Times New Roman" w:hAnsi="Times New Roman"/>
+          <w:i/>
+          <w:sz w:val="24"/>
+          <w:szCs w:val="24"/>
+          <w:lang w:val="en-GB"/>
+        </w:rPr>
+        <w:t>the phase of the two indices (PDO</w:t>
+      </w:r>
+      <w:r>
+        <w:rPr>
+          <w:rFonts w:ascii="Times New Roman" w:hAnsi="Times New Roman"/>
+          <w:i/>
+          <w:sz w:val="24"/>
+          <w:szCs w:val="24"/>
+          <w:lang w:val="en-GB"/>
+        </w:rPr>
+        <w:t xml:space="preserve"> in</w:t>
+      </w:r>
+      <w:r>
+        <w:rPr>
+          <w:rFonts w:ascii="Times New Roman" w:hAnsi="Times New Roman"/>
+          <w:i/>
+          <w:sz w:val="24"/>
+          <w:szCs w:val="24"/>
+          <w:lang w:val="en-GB"/>
+        </w:rPr>
+        <w:t xml:space="preserve"> the upper part and ONI </w:t>
+      </w:r>
+      <w:r>
+        <w:rPr>
+          <w:rFonts w:ascii="Times New Roman" w:hAnsi="Times New Roman"/>
+          <w:i/>
+          <w:sz w:val="24"/>
+          <w:szCs w:val="24"/>
+          <w:lang w:val="en-GB"/>
+        </w:rPr>
+        <w:t>in</w:t>
+      </w:r>
+      <w:r>
+        <w:rPr>
+          <w:rFonts w:ascii="Times New Roman" w:hAnsi="Times New Roman"/>
+          <w:i/>
+          <w:sz w:val="24"/>
+          <w:szCs w:val="24"/>
+          <w:lang w:val="en-GB"/>
+        </w:rPr>
+        <w:t xml:space="preserve"> the lower).</w:t>
+      </w:r>
+    </w:p>
+    <w:p>
+      <w:pPr>
+        <w:spacing w:line="480" w:lineRule="auto"/>
+        <w:rPr>
+          <w:rFonts w:ascii="Times New Roman" w:hAnsi="Times New Roman"/>
+          <w:i/>
+          <w:sz w:val="24"/>
+          <w:szCs w:val="24"/>
+          <w:lang w:val="en-GB"/>
+        </w:rPr>
+      </w:pPr>
+      <w:r>
+        <w:rPr>
+          <w:rFonts w:ascii="Times New Roman" w:hAnsi="Times New Roman"/>
+          <w:i/>
+          <w:noProof/>
+          <w:sz w:val="24"/>
+          <w:szCs w:val="24"/>
+          <w:lang w:val="en-GB"/>
+        </w:rPr>
+        <w:lastRenderedPageBreak/>
+        <w:drawing>
+          <wp:inline distT="0" distB="0" distL="0" distR="0" wp14:anchorId="588828FA" wp14:editId="719C3E77">
+            <wp:extent cx="5731340" cy="5613400"/>
+            <wp:effectExtent l="0" t="0" r="3175" b="6350"/>
+            <wp:docPr id="2" name="Picture 2"/>
+            <wp:cNvGraphicFramePr>
+              <a:graphicFrameLocks xmlns:a="http://schemas.openxmlformats.org/drawingml/2006/main" noChangeAspect="1"/>
+            </wp:cNvGraphicFramePr>
+            <a:graphic xmlns:a="http://schemas.openxmlformats.org/drawingml/2006/main">
+              <a:graphicData uri="http://schemas.openxmlformats.org/drawingml/2006/picture">
+                <pic:pic xmlns:pic="http://schemas.openxmlformats.org/drawingml/2006/picture">
+                  <pic:nvPicPr>
+                    <pic:cNvPr id="2" name="interannual_variability.jpg"/>
+                    <pic:cNvPicPr/>
+                  </pic:nvPicPr>
+                  <pic:blipFill>
+                    <a:blip r:embed="rId13" cstate="print">
+                      <a:extLst>
+                        <a:ext uri="{28A0092B-C50C-407E-A947-70E740481C1C}">
+                          <a14:useLocalDpi xmlns:a14="http://schemas.microsoft.com/office/drawing/2010/main" val="0"/>
+                        </a:ext>
+                      </a:extLst>
+                    </a:blip>
+                    <a:stretch>
+                      <a:fillRect/>
+                    </a:stretch>
+                  </pic:blipFill>
+                  <pic:spPr>
+                    <a:xfrm>
+                      <a:off x="0" y="0"/>
+                      <a:ext cx="5731340" cy="5613400"/>
+                    </a:xfrm>
+                    <a:prstGeom prst="rect">
+                      <a:avLst/>
+                    </a:prstGeom>
+                  </pic:spPr>
+                </pic:pic>
+              </a:graphicData>
+            </a:graphic>
+          </wp:inline>
+        </w:drawing>
+      </w:r>
+    </w:p>
+    <w:p>
+      <w:pPr>
+        <w:spacing w:line="480" w:lineRule="auto"/>
+        <w:rPr>
+          <w:rFonts w:ascii="Times New Roman" w:hAnsi="Times New Roman"/>
+          <w:i/>
+          <w:sz w:val="24"/>
+          <w:szCs w:val="24"/>
+          <w:lang w:val="en-GB"/>
+        </w:rPr>
+      </w:pPr>
+      <w:r>
+        <w:rPr>
+          <w:rFonts w:ascii="Times New Roman" w:hAnsi="Times New Roman"/>
+          <w:i/>
+          <w:sz w:val="24"/>
+          <w:szCs w:val="24"/>
+          <w:lang w:val="en-GB"/>
+        </w:rPr>
+        <w:t>Fig 2.a.1.2</w:t>
+      </w:r>
+      <w:r>
+        <w:rPr>
+          <w:rFonts w:ascii="Times New Roman" w:hAnsi="Times New Roman"/>
+          <w:i/>
+          <w:sz w:val="24"/>
+          <w:szCs w:val="24"/>
+          <w:lang w:val="en-GB"/>
+        </w:rPr>
+        <w:t xml:space="preserve">: </w:t>
+      </w:r>
+      <w:r>
+        <w:rPr>
+          <w:rFonts w:ascii="Times New Roman" w:hAnsi="Times New Roman"/>
+          <w:i/>
+          <w:sz w:val="24"/>
+          <w:szCs w:val="24"/>
+          <w:lang w:val="en-GB"/>
+        </w:rPr>
+        <w:t>Interannual variability and seasonality of freshwater discharge (km</w:t>
+      </w:r>
+      <w:r>
+        <w:rPr>
+          <w:rFonts w:ascii="Times New Roman" w:hAnsi="Times New Roman"/>
+          <w:i/>
+          <w:sz w:val="24"/>
+          <w:szCs w:val="24"/>
+          <w:vertAlign w:val="superscript"/>
+          <w:lang w:val="en-GB"/>
+        </w:rPr>
+        <w:t>3</w:t>
+      </w:r>
+      <w:r>
+        <w:rPr>
+          <w:rFonts w:ascii="Times New Roman" w:hAnsi="Times New Roman"/>
+          <w:i/>
+          <w:sz w:val="24"/>
+          <w:szCs w:val="24"/>
+          <w:lang w:val="en-GB"/>
+        </w:rPr>
+        <w:t>·yr</w:t>
+      </w:r>
+      <w:r>
+        <w:rPr>
+          <w:rFonts w:ascii="Times New Roman" w:hAnsi="Times New Roman"/>
+          <w:i/>
+          <w:sz w:val="24"/>
+          <w:szCs w:val="24"/>
+          <w:vertAlign w:val="superscript"/>
+          <w:lang w:val="en-GB"/>
+        </w:rPr>
+        <w:t>-1</w:t>
+      </w:r>
+      <w:r>
+        <w:rPr>
+          <w:rFonts w:ascii="Times New Roman" w:hAnsi="Times New Roman"/>
+          <w:i/>
+          <w:sz w:val="24"/>
+          <w:szCs w:val="24"/>
+          <w:lang w:val="en-GB"/>
+        </w:rPr>
+        <w:t xml:space="preserve">) to global ocean basins. In the left panels, the black line represents the annual discharge anomaly, and the background heatmap </w:t>
+      </w:r>
+      <w:r>
+        <w:rPr>
+          <w:rFonts w:ascii="Times New Roman" w:hAnsi="Times New Roman"/>
+          <w:i/>
+          <w:sz w:val="24"/>
+          <w:szCs w:val="24"/>
+          <w:lang w:val="en-GB"/>
+        </w:rPr>
+        <w:t xml:space="preserve">shows </w:t>
+      </w:r>
+      <w:r>
+        <w:rPr>
+          <w:rFonts w:ascii="Times New Roman" w:hAnsi="Times New Roman"/>
+          <w:i/>
+          <w:sz w:val="24"/>
+          <w:szCs w:val="24"/>
+          <w:lang w:val="en-GB"/>
+        </w:rPr>
+        <w:t xml:space="preserve">the monthly anomalies with respect to the reference seasonality. The right panels </w:t>
+      </w:r>
+      <w:r>
+        <w:rPr>
+          <w:rFonts w:ascii="Times New Roman" w:hAnsi="Times New Roman"/>
+          <w:i/>
+          <w:sz w:val="24"/>
+          <w:szCs w:val="24"/>
+          <w:lang w:val="en-GB"/>
+        </w:rPr>
+        <w:t>exhibit</w:t>
+      </w:r>
+      <w:r>
+        <w:rPr>
+          <w:rFonts w:ascii="Times New Roman" w:hAnsi="Times New Roman"/>
+          <w:i/>
+          <w:sz w:val="24"/>
+          <w:szCs w:val="24"/>
+          <w:lang w:val="en-GB"/>
+        </w:rPr>
+        <w:t xml:space="preserve"> the seasonality</w:t>
+      </w:r>
+      <w:r>
+        <w:rPr>
+          <w:rFonts w:ascii="Times New Roman" w:hAnsi="Times New Roman"/>
+          <w:i/>
+          <w:sz w:val="24"/>
+          <w:szCs w:val="24"/>
+          <w:lang w:val="en-GB"/>
+        </w:rPr>
+        <w:t xml:space="preserve">, where </w:t>
+      </w:r>
+      <w:r>
+        <w:rPr>
+          <w:rFonts w:ascii="Times New Roman" w:hAnsi="Times New Roman"/>
+          <w:i/>
+          <w:sz w:val="24"/>
+          <w:szCs w:val="24"/>
+          <w:lang w:val="en-GB"/>
+        </w:rPr>
+        <w:t xml:space="preserve">the black line </w:t>
+      </w:r>
+      <w:r>
+        <w:rPr>
+          <w:rFonts w:ascii="Times New Roman" w:hAnsi="Times New Roman"/>
+          <w:i/>
+          <w:sz w:val="24"/>
+          <w:szCs w:val="24"/>
+          <w:lang w:val="en-GB"/>
+        </w:rPr>
+        <w:t>represents</w:t>
+      </w:r>
+      <w:r>
+        <w:rPr>
+          <w:rFonts w:ascii="Times New Roman" w:hAnsi="Times New Roman"/>
+          <w:i/>
+          <w:sz w:val="24"/>
+          <w:szCs w:val="24"/>
+          <w:lang w:val="en-GB"/>
+        </w:rPr>
+        <w:t xml:space="preserve"> the climatolog</w:t>
+      </w:r>
+      <w:r>
+        <w:rPr>
+          <w:rFonts w:ascii="Times New Roman" w:hAnsi="Times New Roman"/>
+          <w:i/>
+          <w:sz w:val="24"/>
+          <w:szCs w:val="24"/>
+          <w:lang w:val="en-GB"/>
+        </w:rPr>
+        <w:t>ical mean</w:t>
+      </w:r>
+      <w:r>
+        <w:rPr>
+          <w:rFonts w:ascii="Times New Roman" w:hAnsi="Times New Roman"/>
+          <w:i/>
+          <w:sz w:val="24"/>
+          <w:szCs w:val="24"/>
+          <w:lang w:val="en-GB"/>
+        </w:rPr>
+        <w:t xml:space="preserve">, the </w:t>
+      </w:r>
+      <w:r>
+        <w:rPr>
+          <w:rFonts w:ascii="Times New Roman" w:hAnsi="Times New Roman"/>
+          <w:i/>
+          <w:sz w:val="24"/>
+          <w:szCs w:val="24"/>
+          <w:lang w:val="en-GB"/>
+        </w:rPr>
+        <w:t>grey</w:t>
+      </w:r>
+      <w:r>
+        <w:rPr>
+          <w:rFonts w:ascii="Times New Roman" w:hAnsi="Times New Roman"/>
+          <w:i/>
+          <w:sz w:val="24"/>
+          <w:szCs w:val="24"/>
+          <w:lang w:val="en-GB"/>
+        </w:rPr>
+        <w:t xml:space="preserve"> shad</w:t>
+      </w:r>
+      <w:r>
+        <w:rPr>
+          <w:rFonts w:ascii="Times New Roman" w:hAnsi="Times New Roman"/>
+          <w:i/>
+          <w:sz w:val="24"/>
+          <w:szCs w:val="24"/>
+          <w:lang w:val="en-GB"/>
+        </w:rPr>
+        <w:t>ing indicates</w:t>
+      </w:r>
+      <w:r>
+        <w:rPr>
+          <w:rFonts w:ascii="Times New Roman" w:hAnsi="Times New Roman"/>
+          <w:i/>
+          <w:sz w:val="24"/>
+          <w:szCs w:val="24"/>
+          <w:lang w:val="en-GB"/>
+        </w:rPr>
+        <w:t xml:space="preserve"> </w:t>
+      </w:r>
+      <w:r>
+        <w:rPr>
+          <w:rFonts w:ascii="Times New Roman" w:hAnsi="Times New Roman"/>
+          <w:i/>
+          <w:sz w:val="24"/>
+          <w:szCs w:val="24"/>
+          <w:lang w:val="en-GB"/>
+        </w:rPr>
+        <w:t>the interquartile range in the climatolo</w:t>
+      </w:r>
+      <w:r>
+        <w:rPr>
+          <w:rFonts w:ascii="Times New Roman" w:hAnsi="Times New Roman"/>
+          <w:i/>
+          <w:sz w:val="24"/>
+          <w:szCs w:val="24"/>
+          <w:lang w:val="en-GB"/>
+        </w:rPr>
+        <w:t>g</w:t>
+      </w:r>
+      <w:r>
+        <w:rPr>
+          <w:rFonts w:ascii="Times New Roman" w:hAnsi="Times New Roman"/>
+          <w:i/>
+          <w:sz w:val="24"/>
+          <w:szCs w:val="24"/>
+          <w:lang w:val="en-GB"/>
+        </w:rPr>
+        <w:t>y</w:t>
+      </w:r>
+      <w:r>
+        <w:rPr>
+          <w:rFonts w:ascii="Times New Roman" w:hAnsi="Times New Roman"/>
+          <w:i/>
+          <w:sz w:val="24"/>
+          <w:szCs w:val="24"/>
+          <w:lang w:val="en-GB"/>
+        </w:rPr>
+        <w:t xml:space="preserve">, and the blue line </w:t>
+      </w:r>
+      <w:r>
+        <w:rPr>
+          <w:rFonts w:ascii="Times New Roman" w:hAnsi="Times New Roman"/>
+          <w:i/>
+          <w:sz w:val="24"/>
+          <w:szCs w:val="24"/>
+          <w:lang w:val="en-GB"/>
+        </w:rPr>
+        <w:t xml:space="preserve">shows </w:t>
+      </w:r>
+      <w:r>
+        <w:rPr>
+          <w:rFonts w:ascii="Times New Roman" w:hAnsi="Times New Roman"/>
+          <w:i/>
+          <w:sz w:val="24"/>
+          <w:szCs w:val="24"/>
+          <w:lang w:val="en-GB"/>
+        </w:rPr>
+        <w:t>the seasonal variation in 2024.</w:t>
+      </w:r>
+    </w:p>
+    <w:p>
+      <w:pPr>
+        <w:spacing w:line="480" w:lineRule="auto"/>
+        <w:rPr>
+          <w:rFonts w:ascii="Times New Roman" w:hAnsi="Times New Roman"/>
+          <w:i/>
+          <w:sz w:val="24"/>
+          <w:szCs w:val="24"/>
+          <w:lang w:val="en-GB"/>
+        </w:rPr>
+      </w:pPr>
+      <w:r>
+        <w:rPr>
+          <w:rFonts w:ascii="Times New Roman" w:hAnsi="Times New Roman"/>
+          <w:i/>
+          <w:noProof/>
+          <w:sz w:val="24"/>
+          <w:szCs w:val="24"/>
+          <w:lang w:val="en-GB"/>
+        </w:rPr>
+        <w:lastRenderedPageBreak/>
+        <w:drawing>
+          <wp:inline distT="0" distB="0" distL="0" distR="0" wp14:anchorId="5AA12F18" wp14:editId="7680AD24">
+            <wp:extent cx="5731510" cy="3086100"/>
+            <wp:effectExtent l="0" t="0" r="2540" b="0"/>
+            <wp:docPr id="3" name="Picture 3"/>
+            <wp:cNvGraphicFramePr>
+              <a:graphicFrameLocks xmlns:a="http://schemas.openxmlformats.org/drawingml/2006/main" noChangeAspect="1"/>
+            </wp:cNvGraphicFramePr>
+            <a:graphic xmlns:a="http://schemas.openxmlformats.org/drawingml/2006/main">
+              <a:graphicData uri="http://schemas.openxmlformats.org/drawingml/2006/picture">
+                <pic:pic xmlns:pic="http://schemas.openxmlformats.org/drawingml/2006/picture">
+                  <pic:nvPicPr>
+                    <pic:cNvPr id="3" name="map_anomaly.jpg"/>
+                    <pic:cNvPicPr/>
+                  </pic:nvPicPr>
+                  <pic:blipFill>
+                    <a:blip r:embed="rId14" cstate="print">
+                      <a:extLst>
+                        <a:ext uri="{28A0092B-C50C-407E-A947-70E740481C1C}">
+                          <a14:useLocalDpi xmlns:a14="http://schemas.microsoft.com/office/drawing/2010/main" val="0"/>
+                        </a:ext>
+                      </a:extLst>
+                    </a:blip>
+                    <a:stretch>
+                      <a:fillRect/>
+                    </a:stretch>
+                  </pic:blipFill>
+                  <pic:spPr>
+                    <a:xfrm>
+                      <a:off x="0" y="0"/>
+                      <a:ext cx="5731510" cy="3086100"/>
+                    </a:xfrm>
+                    <a:prstGeom prst="rect">
+                      <a:avLst/>
+                    </a:prstGeom>
+                  </pic:spPr>
+                </pic:pic>
+              </a:graphicData>
+            </a:graphic>
+          </wp:inline>
+        </w:drawing>
+      </w:r>
+    </w:p>
+    <w:p>
+      <w:pPr>
+        <w:spacing w:line="480" w:lineRule="auto"/>
+        <w:rPr>
+          <w:rFonts w:ascii="Times New Roman" w:hAnsi="Times New Roman"/>
+          <w:i/>
+          <w:sz w:val="24"/>
+          <w:szCs w:val="24"/>
+          <w:lang w:val="en-GB"/>
+        </w:rPr>
+      </w:pPr>
+      <w:commentRangeStart w:id="9"/>
+      <w:r>
+        <w:rPr>
+          <w:rFonts w:ascii="Times New Roman" w:hAnsi="Times New Roman"/>
+          <w:i/>
+          <w:sz w:val="24"/>
+          <w:szCs w:val="24"/>
+          <w:lang w:val="en-GB"/>
+        </w:rPr>
+        <w:t>Plate 2.1</w:t>
+      </w:r>
+      <w:r>
+        <w:rPr>
+          <w:rFonts w:ascii="Times New Roman" w:hAnsi="Times New Roman"/>
+          <w:i/>
+          <w:sz w:val="24"/>
+          <w:szCs w:val="24"/>
+          <w:lang w:val="en-GB"/>
+        </w:rPr>
+        <w:t>a</w:t>
+      </w:r>
+      <w:commentRangeEnd w:id="9"/>
+      <w:r>
+        <w:rPr>
+          <w:rStyle w:val="CommentReference"/>
+        </w:rPr>
+        <w:commentReference w:id="9"/>
+      </w:r>
+      <w:r>
+        <w:rPr>
+          <w:rFonts w:ascii="Times New Roman" w:hAnsi="Times New Roman"/>
+          <w:i/>
+          <w:sz w:val="24"/>
+          <w:szCs w:val="24"/>
+          <w:lang w:val="en-GB"/>
+        </w:rPr>
+        <w:t xml:space="preserve">: </w:t>
+      </w:r>
+      <w:r>
+        <w:rPr>
+          <w:rFonts w:ascii="Times New Roman" w:hAnsi="Times New Roman"/>
+          <w:i/>
+          <w:sz w:val="24"/>
+          <w:szCs w:val="24"/>
+          <w:lang w:val="en-GB"/>
+        </w:rPr>
+        <w:t>GloFASv4 (Global Flood Awareness System) distribution of runoff anomalies (mm·yr</w:t>
+      </w:r>
+      <w:r>
+        <w:rPr>
+          <w:rFonts w:ascii="Times New Roman" w:hAnsi="Times New Roman"/>
+          <w:i/>
+          <w:sz w:val="24"/>
+          <w:szCs w:val="24"/>
+          <w:vertAlign w:val="superscript"/>
+          <w:lang w:val="en-GB"/>
+        </w:rPr>
+        <w:t>-1</w:t>
+      </w:r>
+      <w:r>
+        <w:rPr>
+          <w:rFonts w:ascii="Times New Roman" w:hAnsi="Times New Roman"/>
+          <w:i/>
+          <w:sz w:val="24"/>
+          <w:szCs w:val="24"/>
+          <w:lang w:val="en-GB"/>
+        </w:rPr>
+        <w:t>)</w:t>
+      </w:r>
+      <w:r>
+        <w:rPr>
+          <w:rFonts w:ascii="Times New Roman" w:hAnsi="Times New Roman"/>
+          <w:i/>
+          <w:sz w:val="24"/>
+          <w:szCs w:val="24"/>
+          <w:lang w:val="en-GB"/>
+        </w:rPr>
+        <w:t>.</w:t>
+      </w:r>
+      <w:bookmarkStart w:id="10" w:name="_GoBack"/>
+      <w:bookmarkEnd w:id="10"/>
+    </w:p>
+    <w:p>
+      <w:pPr>
+        <w:spacing w:after="0" w:line="480" w:lineRule="auto"/>
+        <w:rPr>
+          <w:rFonts w:ascii="Times New Roman" w:hAnsi="Times New Roman"/>
+          <w:i/>
+          <w:sz w:val="24"/>
+          <w:szCs w:val="24"/>
+          <w:lang w:val="en-GB"/>
+        </w:rPr>
+      </w:pPr>
+      <w:r>
+        <w:rPr>
+          <w:rFonts w:ascii="Times New Roman" w:hAnsi="Times New Roman"/>
+          <w:i/>
+          <w:noProof/>
+          <w:sz w:val="24"/>
+          <w:szCs w:val="24"/>
+          <w:lang w:val="en-GB"/>
+        </w:rPr>
+        <w:drawing>
+          <wp:inline distT="0" distB="0" distL="0" distR="0" wp14:anchorId="43837C54" wp14:editId="4C659B5A">
+            <wp:extent cx="5731510" cy="3081655"/>
+            <wp:effectExtent l="0" t="0" r="2540" b="4445"/>
+            <wp:docPr id="4" name="Picture 4"/>
+            <wp:cNvGraphicFramePr>
+              <a:graphicFrameLocks xmlns:a="http://schemas.openxmlformats.org/drawingml/2006/main" noChangeAspect="1"/>
+            </wp:cNvGraphicFramePr>
+            <a:graphic xmlns:a="http://schemas.openxmlformats.org/drawingml/2006/main">
+              <a:graphicData uri="http://schemas.openxmlformats.org/drawingml/2006/picture">
+                <pic:pic xmlns:pic="http://schemas.openxmlformats.org/drawingml/2006/picture">
+                  <pic:nvPicPr>
+                    <pic:cNvPr id="4" name="map_anomaly.jpg"/>
+                    <pic:cNvPicPr/>
+                  </pic:nvPicPr>
+                  <pic:blipFill>
+                    <a:blip r:embed="rId15" cstate="print">
+                      <a:extLst>
+                        <a:ext uri="{28A0092B-C50C-407E-A947-70E740481C1C}">
+                          <a14:useLocalDpi xmlns:a14="http://schemas.microsoft.com/office/drawing/2010/main" val="0"/>
+                        </a:ext>
+                      </a:extLst>
+                    </a:blip>
+                    <a:stretch>
+                      <a:fillRect/>
+                    </a:stretch>
+                  </pic:blipFill>
+                  <pic:spPr>
+                    <a:xfrm>
+                      <a:off x="0" y="0"/>
+                      <a:ext cx="5731510" cy="3081655"/>
+                    </a:xfrm>
+                    <a:prstGeom prst="rect">
+                      <a:avLst/>
+                    </a:prstGeom>
+                  </pic:spPr>
+                </pic:pic>
+              </a:graphicData>
+            </a:graphic>
+          </wp:inline>
+        </w:drawing>
+      </w:r>
+    </w:p>
+    <w:p>
+      <w:pPr>
+        <w:spacing w:line="480" w:lineRule="auto"/>
+        <w:rPr>
+          <w:rFonts w:ascii="Times New Roman" w:hAnsi="Times New Roman"/>
+          <w:i/>
+          <w:sz w:val="24"/>
+          <w:szCs w:val="24"/>
+          <w:lang w:val="en-GB"/>
+        </w:rPr>
+      </w:pPr>
+      <w:r>
+        <w:rPr>
+          <w:rFonts w:ascii="Times New Roman" w:hAnsi="Times New Roman"/>
+          <w:i/>
+          <w:sz w:val="24"/>
+          <w:szCs w:val="24"/>
+          <w:lang w:val="en-GB"/>
+        </w:rPr>
+        <w:t>Plate 2.1</w:t>
+      </w:r>
+      <w:r>
+        <w:rPr>
+          <w:rFonts w:ascii="Times New Roman" w:hAnsi="Times New Roman"/>
+          <w:i/>
+          <w:sz w:val="24"/>
+          <w:szCs w:val="24"/>
+          <w:lang w:val="en-GB"/>
+        </w:rPr>
+        <w:t>b</w:t>
+      </w:r>
+      <w:r>
+        <w:rPr>
+          <w:rFonts w:ascii="Times New Roman" w:hAnsi="Times New Roman"/>
+          <w:i/>
+          <w:sz w:val="24"/>
+          <w:szCs w:val="24"/>
+          <w:lang w:val="en-GB"/>
+        </w:rPr>
+        <w:t xml:space="preserve">: GloFASv4 distribution of </w:t>
+      </w:r>
+      <w:r>
+        <w:rPr>
+          <w:rFonts w:ascii="Times New Roman" w:hAnsi="Times New Roman"/>
+          <w:i/>
+          <w:sz w:val="24"/>
+          <w:szCs w:val="24"/>
+          <w:lang w:val="en-GB"/>
+        </w:rPr>
+        <w:t>discharge</w:t>
+      </w:r>
+      <w:r>
+        <w:rPr>
+          <w:rFonts w:ascii="Times New Roman" w:hAnsi="Times New Roman"/>
+          <w:i/>
+          <w:sz w:val="24"/>
+          <w:szCs w:val="24"/>
+          <w:lang w:val="en-GB"/>
+        </w:rPr>
+        <w:t xml:space="preserve"> anomalies (m</w:t>
+      </w:r>
+      <w:r>
+        <w:rPr>
+          <w:rFonts w:ascii="Times New Roman" w:hAnsi="Times New Roman"/>
+          <w:i/>
+          <w:sz w:val="24"/>
+          <w:szCs w:val="24"/>
+          <w:lang w:val="en-GB"/>
+        </w:rPr>
+        <w:t>3</w:t>
+      </w:r>
+      <w:r>
+        <w:rPr>
+          <w:rFonts w:ascii="Times New Roman" w:hAnsi="Times New Roman"/>
+          <w:i/>
+          <w:sz w:val="24"/>
+          <w:szCs w:val="24"/>
+          <w:lang w:val="en-GB"/>
+        </w:rPr>
+        <w:t>·</w:t>
+      </w:r>
+      <w:r>
+        <w:rPr>
+          <w:rFonts w:ascii="Times New Roman" w:hAnsi="Times New Roman"/>
+          <w:i/>
+          <w:sz w:val="24"/>
+          <w:szCs w:val="24"/>
+          <w:lang w:val="en-GB"/>
+        </w:rPr>
+        <w:t>s</w:t>
+      </w:r>
+      <w:r>
+        <w:rPr>
+          <w:rFonts w:ascii="Times New Roman" w:hAnsi="Times New Roman"/>
+          <w:i/>
+          <w:sz w:val="24"/>
+          <w:szCs w:val="24"/>
+          <w:vertAlign w:val="superscript"/>
+          <w:lang w:val="en-GB"/>
+        </w:rPr>
+        <w:t>-1</w:t>
+      </w:r>
+      <w:r>
+        <w:rPr>
+          <w:rFonts w:ascii="Times New Roman" w:hAnsi="Times New Roman"/>
+          <w:i/>
+          <w:sz w:val="24"/>
+          <w:szCs w:val="24"/>
+          <w:lang w:val="en-GB"/>
+        </w:rPr>
+        <w:t>)</w:t>
+      </w:r>
+      <w:r>
+        <w:rPr>
+          <w:rFonts w:ascii="Times New Roman" w:hAnsi="Times New Roman"/>
+          <w:i/>
+          <w:sz w:val="24"/>
+          <w:szCs w:val="24"/>
+          <w:lang w:val="en-GB"/>
+        </w:rPr>
+        <w:t>.</w:t>
+      </w:r>
+    </w:p>
+    <w:p>
+      <w:pPr>
+        <w:spacing w:line="480" w:lineRule="auto"/>
+        <w:rPr>
+          <w:rFonts w:ascii="Times New Roman" w:hAnsi="Times New Roman"/>
+          <w:sz w:val="24"/>
+          <w:szCs w:val="24"/>
+          <w:lang w:val="en-GB"/>
+        </w:rPr>
+      </w:pPr>
+    </w:p>
+    <w:p>
+      <w:pPr>
+        <w:spacing w:line="480" w:lineRule="auto"/>
+        <w:rPr>
+          <w:rFonts w:ascii="Times New Roman" w:hAnsi="Times New Roman"/>
           <w:b/>
           <w:sz w:val="24"/>
           <w:szCs w:val="24"/>
           <w:lang w:val="en-GB"/>
         </w:rPr>
       </w:pPr>
-      <w:commentRangeStart w:id="7"/>
       <w:r>
         <w:rPr>
           <w:rFonts w:ascii="Times New Roman" w:hAnsi="Times New Roman"/>
@@ -744,9 +1885,108 @@
           <w:szCs w:val="24"/>
           <w:lang w:val="en-GB"/>
         </w:rPr>
-        <w:t>Figures</w:t>
-      </w:r>
-      <w:commentRangeEnd w:id="7"/>
+        <w:t>Tables</w:t>
+      </w:r>
+    </w:p>
+    <w:p>
+      <w:pPr>
+        <w:spacing w:after="120" w:line="480" w:lineRule="auto"/>
+        <w:rPr>
+          <w:rFonts w:ascii="Times New Roman" w:eastAsia="Arial" w:hAnsi="Times New Roman"/>
+          <w:i/>
+          <w:sz w:val="24"/>
+          <w:szCs w:val="24"/>
+          <w:lang w:val="en-GB"/>
+        </w:rPr>
+      </w:pPr>
+      <w:r>
+        <w:rPr>
+          <w:rFonts w:ascii="Times New Roman" w:eastAsia="Arial" w:hAnsi="Times New Roman"/>
+          <w:i/>
+          <w:sz w:val="24"/>
+          <w:szCs w:val="24"/>
+          <w:lang w:val="en-GB"/>
+        </w:rPr>
+        <w:lastRenderedPageBreak/>
+        <w:t>Table 2.a.1.1</w:t>
+      </w:r>
+      <w:r>
+        <w:rPr>
+          <w:rFonts w:ascii="Times New Roman" w:eastAsia="Arial" w:hAnsi="Times New Roman"/>
+          <w:i/>
+          <w:sz w:val="24"/>
+          <w:szCs w:val="24"/>
+          <w:lang w:val="en-GB"/>
+        </w:rPr>
+        <w:t>: Caption</w:t>
+      </w:r>
+    </w:p>
+    <w:p>
+      <w:pPr>
+        <w:spacing w:after="120" w:line="480" w:lineRule="auto"/>
+        <w:rPr>
+          <w:rFonts w:ascii="Times New Roman" w:eastAsia="Arial" w:hAnsi="Times New Roman"/>
+          <w:i/>
+          <w:sz w:val="24"/>
+          <w:szCs w:val="24"/>
+          <w:lang w:val="en-GB"/>
+        </w:rPr>
+      </w:pPr>
+      <w:r>
+        <w:rPr>
+          <w:rFonts w:ascii="Times New Roman" w:eastAsia="Arial" w:hAnsi="Times New Roman"/>
+          <w:i/>
+          <w:sz w:val="24"/>
+          <w:szCs w:val="24"/>
+          <w:lang w:val="en-GB"/>
+        </w:rPr>
+        <w:t>Table 2.a.1.2</w:t>
+      </w:r>
+      <w:r>
+        <w:rPr>
+          <w:rFonts w:ascii="Times New Roman" w:eastAsia="Arial" w:hAnsi="Times New Roman"/>
+          <w:i/>
+          <w:sz w:val="24"/>
+          <w:szCs w:val="24"/>
+          <w:lang w:val="en-GB"/>
+        </w:rPr>
+        <w:t>: Caption</w:t>
+      </w:r>
+    </w:p>
+    <w:p>
+      <w:pPr>
+        <w:spacing w:after="120" w:line="480" w:lineRule="auto"/>
+        <w:rPr>
+          <w:rFonts w:ascii="Times New Roman" w:eastAsia="Arial" w:hAnsi="Times New Roman"/>
+          <w:sz w:val="24"/>
+          <w:szCs w:val="24"/>
+          <w:lang w:val="en-GB"/>
+        </w:rPr>
+      </w:pPr>
+    </w:p>
+    <w:p>
+      <w:pPr>
+        <w:spacing w:after="120" w:line="480" w:lineRule="auto"/>
+        <w:rPr>
+          <w:rFonts w:ascii="Times New Roman" w:eastAsia="Arial" w:hAnsi="Times New Roman"/>
+          <w:b/>
+          <w:sz w:val="24"/>
+          <w:szCs w:val="24"/>
+          <w:lang w:val="en-GB"/>
+        </w:rPr>
+      </w:pPr>
+      <w:commentRangeStart w:id="11"/>
+      <w:r>
+        <w:rPr>
+          <w:rFonts w:ascii="Times New Roman" w:eastAsia="Arial" w:hAnsi="Times New Roman"/>
+          <w:b/>
+          <w:sz w:val="24"/>
+          <w:szCs w:val="24"/>
+          <w:lang w:val="en-GB"/>
+        </w:rPr>
+        <w:t>Datasets</w:t>
+      </w:r>
+      <w:commentRangeEnd w:id="11"/>
       <w:r>
         <w:rPr>
           <w:rStyle w:val="CommentReference"/>
@@ -755,7 +1995,137 @@
           <w:szCs w:val="24"/>
           <w:lang w:val="en-GB"/>
         </w:rPr>
-        <w:commentReference w:id="7"/>
+        <w:commentReference w:id="11"/>
+      </w:r>
+      <w:r>
+        <w:rPr>
+          <w:rFonts w:ascii="Times New Roman" w:eastAsia="Arial" w:hAnsi="Times New Roman"/>
+          <w:b/>
+          <w:sz w:val="24"/>
+          <w:szCs w:val="24"/>
+          <w:lang w:val="en-GB"/>
+        </w:rPr>
+        <w:t xml:space="preserve"> used and their URLs</w:t>
+      </w:r>
+    </w:p>
+    <w:p>
+      <w:pPr>
+        <w:spacing w:after="120" w:line="480" w:lineRule="auto"/>
+        <w:rPr>
+          <w:rFonts w:ascii="Times New Roman" w:eastAsia="Arial" w:hAnsi="Times New Roman"/>
+          <w:sz w:val="24"/>
+          <w:szCs w:val="24"/>
+          <w:lang w:val="en-GB"/>
+        </w:rPr>
+      </w:pPr>
+      <w:r>
+        <w:rPr>
+          <w:rFonts w:ascii="Times New Roman" w:eastAsia="Arial" w:hAnsi="Times New Roman"/>
+          <w:sz w:val="24"/>
+          <w:szCs w:val="24"/>
+          <w:lang w:val="en-GB"/>
+        </w:rPr>
+        <w:t>GloFASv4 historical discharge:</w:t>
+      </w:r>
+    </w:p>
+    <w:p>
+      <w:pPr>
+        <w:spacing w:after="120" w:line="480" w:lineRule="auto"/>
+        <w:rPr>
+          <w:rFonts w:ascii="Times New Roman" w:eastAsia="Arial" w:hAnsi="Times New Roman"/>
+          <w:sz w:val="24"/>
+          <w:szCs w:val="24"/>
+          <w:lang w:val="en-GB"/>
+        </w:rPr>
+      </w:pPr>
+      <w:r>
+        <w:rPr>
+          <w:rFonts w:ascii="Times New Roman" w:eastAsia="Arial" w:hAnsi="Times New Roman"/>
+          <w:sz w:val="24"/>
+          <w:szCs w:val="24"/>
+          <w:lang w:val="en-GB"/>
+        </w:rPr>
+        <w:t>GloFASv4 historical runoff:</w:t>
+      </w:r>
+    </w:p>
+    <w:p>
+      <w:pPr>
+        <w:spacing w:after="120" w:line="480" w:lineRule="auto"/>
+        <w:rPr>
+          <w:rFonts w:ascii="Times New Roman" w:eastAsia="Arial" w:hAnsi="Times New Roman"/>
+          <w:b/>
+          <w:sz w:val="24"/>
+          <w:szCs w:val="24"/>
+          <w:lang w:val="en-GB"/>
+        </w:rPr>
+      </w:pPr>
+      <w:commentRangeStart w:id="12"/>
+      <w:r>
+        <w:rPr>
+          <w:rFonts w:ascii="Times New Roman" w:eastAsia="Arial" w:hAnsi="Times New Roman"/>
+          <w:b/>
+          <w:sz w:val="24"/>
+          <w:szCs w:val="24"/>
+          <w:lang w:val="en-GB"/>
+        </w:rPr>
+        <w:t>Acknowledgements</w:t>
+      </w:r>
+      <w:commentRangeEnd w:id="12"/>
+      <w:r>
+        <w:rPr>
+          <w:rStyle w:val="CommentReference"/>
+          <w:rFonts w:ascii="Times New Roman" w:hAnsi="Times New Roman"/>
+          <w:sz w:val="24"/>
+          <w:szCs w:val="24"/>
+          <w:lang w:val="en-GB"/>
+        </w:rPr>
+        <w:commentReference w:id="12"/>
+      </w:r>
+    </w:p>
+    <w:p>
+      <w:pPr>
+        <w:spacing w:after="120" w:line="480" w:lineRule="auto"/>
+        <w:rPr>
+          <w:rFonts w:ascii="Times New Roman" w:eastAsia="Arial" w:hAnsi="Times New Roman"/>
+          <w:b/>
+          <w:sz w:val="24"/>
+          <w:szCs w:val="24"/>
+          <w:lang w:val="en-GB"/>
+        </w:rPr>
+      </w:pPr>
+    </w:p>
+    <w:p>
+      <w:pPr>
+        <w:spacing w:after="120" w:line="480" w:lineRule="auto"/>
+        <w:rPr>
+          <w:rFonts w:ascii="Times New Roman" w:eastAsia="Arial" w:hAnsi="Times New Roman"/>
+          <w:b/>
+          <w:sz w:val="24"/>
+          <w:szCs w:val="24"/>
+          <w:lang w:val="en-GB"/>
+        </w:rPr>
+      </w:pPr>
+      <w:commentRangeStart w:id="13"/>
+      <w:r>
+        <w:rPr>
+          <w:rFonts w:ascii="Times New Roman" w:eastAsia="Arial" w:hAnsi="Times New Roman"/>
+          <w:b/>
+          <w:sz w:val="24"/>
+          <w:szCs w:val="24"/>
+          <w:lang w:val="en-GB"/>
+        </w:rPr>
+        <w:t>Summary bullet points</w:t>
+      </w:r>
+      <w:commentRangeEnd w:id="13"/>
+      <w:r>
+        <w:rPr>
+          <w:rStyle w:val="CommentReference"/>
+          <w:rFonts w:ascii="Times New Roman" w:hAnsi="Times New Roman"/>
+          <w:sz w:val="24"/>
+          <w:szCs w:val="24"/>
+          <w:lang w:val="en-GB"/>
+        </w:rPr>
+        <w:commentReference w:id="13"/>
       </w:r>
     </w:p>
     <w:p>
@@ -763,63 +2133,40 @@
         <w:spacing w:line="480" w:lineRule="auto"/>
         <w:rPr>
           <w:rFonts w:ascii="Times New Roman" w:hAnsi="Times New Roman"/>
-          <w:i/>
-          <w:sz w:val="24"/>
-          <w:szCs w:val="24"/>
-          <w:lang w:val="en-GB"/>
-        </w:rPr>
-      </w:pPr>
-      <w:r>
-        <w:rPr>
-          <w:rFonts w:ascii="Times New Roman" w:hAnsi="Times New Roman"/>
-          <w:i/>
-          <w:sz w:val="24"/>
-          <w:szCs w:val="24"/>
-          <w:lang w:val="en-GB"/>
-        </w:rPr>
-        <w:t>Fig 2.a.1.1</w:t>
-      </w:r>
-      <w:r>
-        <w:rPr>
-          <w:rFonts w:ascii="Times New Roman" w:hAnsi="Times New Roman"/>
-          <w:i/>
-          <w:sz w:val="24"/>
-          <w:szCs w:val="24"/>
-          <w:lang w:val="en-GB"/>
-        </w:rPr>
-        <w:t>: Caption 1</w:t>
-      </w:r>
+          <w:sz w:val="24"/>
+          <w:szCs w:val="24"/>
+          <w:lang w:val="en-GB"/>
+        </w:rPr>
+      </w:pPr>
     </w:p>
     <w:p>
       <w:pPr>
         <w:spacing w:line="480" w:lineRule="auto"/>
         <w:rPr>
           <w:rFonts w:ascii="Times New Roman" w:hAnsi="Times New Roman"/>
-          <w:i/>
-          <w:sz w:val="24"/>
-          <w:szCs w:val="24"/>
-          <w:lang w:val="en-GB"/>
-        </w:rPr>
-      </w:pPr>
-      <w:r>
-        <w:rPr>
-          <w:rFonts w:ascii="Times New Roman" w:hAnsi="Times New Roman"/>
-          <w:i/>
-          <w:sz w:val="24"/>
-          <w:szCs w:val="24"/>
-          <w:lang w:val="en-GB"/>
-        </w:rPr>
-        <w:t>Fig 2.a.1.2</w:t>
-      </w:r>
-      <w:r>
-        <w:rPr>
-          <w:rFonts w:ascii="Times New Roman" w:hAnsi="Times New Roman"/>
-          <w:i/>
-          <w:sz w:val="24"/>
-          <w:szCs w:val="24"/>
-          <w:lang w:val="en-GB"/>
-        </w:rPr>
-        <w:t>: Caption 2</w:t>
+          <w:b/>
+          <w:sz w:val="24"/>
+          <w:szCs w:val="24"/>
+          <w:lang w:val="en-GB"/>
+        </w:rPr>
+      </w:pPr>
+      <w:commentRangeStart w:id="14"/>
+      <w:r>
+        <w:rPr>
+          <w:rFonts w:ascii="Times New Roman" w:hAnsi="Times New Roman"/>
+          <w:b/>
+          <w:sz w:val="24"/>
+          <w:szCs w:val="24"/>
+          <w:lang w:val="en-GB"/>
+        </w:rPr>
+        <w:t>Supplementary Information</w:t>
+      </w:r>
+      <w:commentRangeEnd w:id="14"/>
+      <w:r>
+        <w:rPr>
+          <w:rStyle w:val="CommentReference"/>
+        </w:rPr>
+        <w:commentReference w:id="14"/>
       </w:r>
     </w:p>
     <w:p>
@@ -827,50 +2174,11 @@
         <w:spacing w:line="480" w:lineRule="auto"/>
         <w:rPr>
           <w:rFonts w:ascii="Times New Roman" w:hAnsi="Times New Roman"/>
-          <w:i/>
-          <w:sz w:val="24"/>
-          <w:szCs w:val="24"/>
-          <w:lang w:val="en-GB"/>
-        </w:rPr>
-      </w:pPr>
-      <w:commentRangeStart w:id="8"/>
-      <w:r>
-        <w:rPr>
-          <w:rFonts w:ascii="Times New Roman" w:hAnsi="Times New Roman"/>
-          <w:i/>
-          <w:sz w:val="24"/>
-          <w:szCs w:val="24"/>
-          <w:lang w:val="en-GB"/>
-        </w:rPr>
-        <w:t>Plate 2.1</w:t>
-      </w:r>
-      <w:r>
-        <w:rPr>
-          <w:rFonts w:ascii="Times New Roman" w:hAnsi="Times New Roman"/>
-          <w:i/>
-          <w:sz w:val="24"/>
-          <w:szCs w:val="24"/>
-          <w:lang w:val="en-GB"/>
-        </w:rPr>
-        <w:t>a</w:t>
-      </w:r>
-      <w:commentRangeEnd w:id="8"/>
-      <w:r>
-        <w:rPr>
-          <w:rStyle w:val="CommentReference"/>
-        </w:rPr>
-        <w:commentReference w:id="8"/>
-      </w:r>
-      <w:r>
-        <w:rPr>
-          <w:rFonts w:ascii="Times New Roman" w:hAnsi="Times New Roman"/>
-          <w:i/>
-          <w:sz w:val="24"/>
-          <w:szCs w:val="24"/>
-          <w:lang w:val="en-GB"/>
-        </w:rPr>
-        <w:t>: Single line description (see previous reports for examples)</w:t>
-      </w:r>
+          <w:sz w:val="24"/>
+          <w:szCs w:val="24"/>
+          <w:lang w:val="en-GB"/>
+        </w:rPr>
+      </w:pPr>
     </w:p>
     <w:p>
       <w:pPr>
@@ -879,241 +2187,912 @@
           <w:rFonts w:ascii="Times New Roman" w:hAnsi="Times New Roman"/>
           <w:sz w:val="24"/>
           <w:szCs w:val="24"/>
-          <w:lang w:val="en-GB"/>
-        </w:rPr>
-      </w:pPr>
+          <w:u w:val="single"/>
+          <w:lang w:val="en-GB"/>
+        </w:rPr>
+      </w:pPr>
+      <w:r>
+        <w:rPr>
+          <w:rFonts w:ascii="Times New Roman" w:hAnsi="Times New Roman"/>
+          <w:sz w:val="24"/>
+          <w:szCs w:val="24"/>
+          <w:u w:val="single"/>
+          <w:lang w:val="en-GB"/>
+        </w:rPr>
+        <w:t>Guidance Notes</w:t>
+      </w:r>
+      <w:r>
+        <w:rPr>
+          <w:rFonts w:ascii="Times New Roman" w:hAnsi="Times New Roman"/>
+          <w:sz w:val="24"/>
+          <w:szCs w:val="24"/>
+          <w:u w:val="single"/>
+          <w:lang w:val="en-GB"/>
+        </w:rPr>
+        <w:t xml:space="preserve"> from the Editors</w:t>
+      </w:r>
+      <w:r>
+        <w:rPr>
+          <w:rFonts w:ascii="Times New Roman" w:hAnsi="Times New Roman"/>
+          <w:sz w:val="24"/>
+          <w:szCs w:val="24"/>
+          <w:u w:val="single"/>
+          <w:lang w:val="en-GB"/>
+        </w:rPr>
+        <w:t>:</w:t>
+      </w:r>
     </w:p>
     <w:p>
       <w:pPr>
         <w:spacing w:line="480" w:lineRule="auto"/>
         <w:rPr>
           <w:rFonts w:ascii="Times New Roman" w:hAnsi="Times New Roman"/>
+          <w:sz w:val="24"/>
+          <w:szCs w:val="24"/>
+          <w:lang w:val="en-GB"/>
+        </w:rPr>
+      </w:pPr>
+      <w:r>
+        <w:rPr>
+          <w:rFonts w:ascii="Times New Roman" w:hAnsi="Times New Roman"/>
+          <w:sz w:val="24"/>
+          <w:szCs w:val="24"/>
+          <w:lang w:val="en-GB"/>
+        </w:rPr>
+        <w:t>If possible, p</w:t>
+      </w:r>
+      <w:r>
+        <w:rPr>
+          <w:rFonts w:ascii="Times New Roman" w:hAnsi="Times New Roman"/>
+          <w:sz w:val="24"/>
+          <w:szCs w:val="24"/>
+          <w:lang w:val="en-GB"/>
+        </w:rPr>
+        <w:t xml:space="preserve">lease </w:t>
+      </w:r>
+      <w:r>
+        <w:rPr>
+          <w:rFonts w:ascii="Times New Roman" w:hAnsi="Times New Roman"/>
+          <w:sz w:val="24"/>
+          <w:szCs w:val="24"/>
+          <w:lang w:val="en-GB"/>
+        </w:rPr>
+        <w:t>write your text following the order outlined above.  We note that this is almost the reverse of a scientific paper.  However, given the limited space available</w:t>
+      </w:r>
+      <w:r>
+        <w:rPr>
+          <w:rFonts w:ascii="Times New Roman" w:hAnsi="Times New Roman"/>
+          <w:sz w:val="24"/>
+          <w:szCs w:val="24"/>
+          <w:lang w:val="en-GB"/>
+        </w:rPr>
+        <w:t xml:space="preserve"> in a section</w:t>
+      </w:r>
+      <w:r>
+        <w:rPr>
+          <w:rFonts w:ascii="Times New Roman" w:hAnsi="Times New Roman"/>
+          <w:sz w:val="24"/>
+          <w:szCs w:val="24"/>
+          <w:lang w:val="en-GB"/>
+        </w:rPr>
+        <w:t>, the headline results are better given higher prominence.</w:t>
+      </w:r>
+      <w:r>
+        <w:rPr>
+          <w:rFonts w:ascii="Times New Roman" w:hAnsi="Times New Roman"/>
+          <w:sz w:val="24"/>
+          <w:szCs w:val="24"/>
+          <w:lang w:val="en-GB"/>
+        </w:rPr>
+        <w:t xml:space="preserve">  </w:t>
+      </w:r>
+      <w:r>
+        <w:rPr>
+          <w:rFonts w:ascii="Times New Roman" w:hAnsi="Times New Roman"/>
+          <w:sz w:val="24"/>
+          <w:szCs w:val="24"/>
+          <w:lang w:val="en-GB"/>
+        </w:rPr>
+        <w:t xml:space="preserve">Of course, if some context is needed, do include that so that the statements make sense.  </w:t>
+      </w:r>
+      <w:r>
+        <w:rPr>
+          <w:rFonts w:ascii="Times New Roman" w:hAnsi="Times New Roman"/>
+          <w:sz w:val="24"/>
+          <w:szCs w:val="24"/>
+          <w:lang w:val="en-GB"/>
+        </w:rPr>
+        <w:t xml:space="preserve">The main issue from my perspective is that technical details appear towards the end if at all possible </w:t>
+      </w:r>
+      <w:r>
+        <w:rPr>
+          <w:rFonts w:ascii="Times New Roman" w:hAnsi="Times New Roman"/>
+          <w:sz w:val="24"/>
+          <w:szCs w:val="24"/>
+          <w:lang w:val="en-GB"/>
+        </w:rPr>
+        <w:t>as the main focus of sections should be what happened last year, rather than data processing steps.</w:t>
+      </w:r>
+      <w:r>
+        <w:rPr>
+          <w:rFonts w:ascii="Times New Roman" w:hAnsi="Times New Roman"/>
+          <w:sz w:val="24"/>
+          <w:szCs w:val="24"/>
+          <w:lang w:val="en-GB"/>
+        </w:rPr>
+        <w:t xml:space="preserve"> </w:t>
+      </w:r>
+    </w:p>
+    <w:p>
+      <w:pPr>
+        <w:spacing w:line="480" w:lineRule="auto"/>
+        <w:rPr>
+          <w:rFonts w:ascii="Times New Roman" w:hAnsi="Times New Roman"/>
+          <w:sz w:val="24"/>
+          <w:szCs w:val="24"/>
+          <w:lang w:val="en-GB"/>
+        </w:rPr>
+      </w:pPr>
+      <w:r>
+        <w:rPr>
+          <w:rFonts w:ascii="Times New Roman" w:hAnsi="Times New Roman"/>
+          <w:sz w:val="24"/>
+          <w:szCs w:val="24"/>
+          <w:lang w:val="en-GB"/>
+        </w:rPr>
+        <w:t xml:space="preserve">Please define all acronyms and abbreviations.  We know this affects the word count but </w:t>
+      </w:r>
+      <w:r>
+        <w:rPr>
+          <w:rFonts w:ascii="Times New Roman" w:hAnsi="Times New Roman"/>
+          <w:sz w:val="24"/>
+          <w:szCs w:val="24"/>
+          <w:lang w:val="en-GB"/>
+        </w:rPr>
+        <w:t>these are frequently commented on by our reviewers if these definitions are not present in the text.</w:t>
+      </w:r>
+      <w:r>
+        <w:rPr>
+          <w:rFonts w:ascii="Times New Roman" w:hAnsi="Times New Roman"/>
+          <w:sz w:val="24"/>
+          <w:szCs w:val="24"/>
+          <w:lang w:val="en-GB"/>
+        </w:rPr>
+        <w:t xml:space="preserve">  </w:t>
+      </w:r>
+      <w:r>
+        <w:rPr>
+          <w:rFonts w:ascii="Times New Roman" w:hAnsi="Times New Roman"/>
+          <w:sz w:val="24"/>
+          <w:szCs w:val="24"/>
+          <w:lang w:val="en-GB"/>
+        </w:rPr>
+        <w:t>Also,</w:t>
+      </w:r>
+      <w:r>
+        <w:rPr>
+          <w:rFonts w:ascii="Times New Roman" w:hAnsi="Times New Roman"/>
+          <w:sz w:val="24"/>
+          <w:szCs w:val="24"/>
+          <w:lang w:val="en-GB"/>
+        </w:rPr>
+        <w:t xml:space="preserve"> please explain what you mean with “anomaly” – it means a lot of different things </w:t>
+      </w:r>
+      <w:r>
+        <w:rPr>
+          <w:rFonts w:ascii="Times New Roman" w:hAnsi="Times New Roman"/>
+          <w:sz w:val="24"/>
+          <w:szCs w:val="24"/>
+          <w:lang w:val="en-GB"/>
+        </w:rPr>
+        <w:lastRenderedPageBreak/>
+        <w:t>across the chapter</w:t>
+      </w:r>
+      <w:r>
+        <w:rPr>
+          <w:rFonts w:ascii="Times New Roman" w:hAnsi="Times New Roman"/>
+          <w:sz w:val="24"/>
+          <w:szCs w:val="24"/>
+          <w:lang w:val="en-GB"/>
+        </w:rPr>
+        <w:t>, so try to say e.g. “warmer than average” rather than “positive anomalies” where possible.</w:t>
+      </w:r>
+      <w:r>
+        <w:rPr>
+          <w:rFonts w:ascii="Times New Roman" w:hAnsi="Times New Roman"/>
+          <w:sz w:val="24"/>
+          <w:szCs w:val="24"/>
+          <w:lang w:val="en-GB"/>
+        </w:rPr>
+        <w:t xml:space="preserve"> Some sort of quantification of whether </w:t>
+      </w:r>
+      <w:r>
+        <w:rPr>
+          <w:rFonts w:ascii="Times New Roman" w:hAnsi="Times New Roman"/>
+          <w:sz w:val="24"/>
+          <w:szCs w:val="24"/>
+          <w:lang w:val="en-GB"/>
+        </w:rPr>
+        <w:t xml:space="preserve">these are large or small would also be helpful for those not familiar with your topic area; i.e. is a </w:t>
+      </w:r>
+      <w:r>
+        <w:rPr>
+          <w:rFonts w:ascii="Times New Roman" w:hAnsi="Times New Roman"/>
+          <w:sz w:val="24"/>
+          <w:szCs w:val="24"/>
+          <w:lang w:val="en-GB"/>
+        </w:rPr>
+        <w:t>0.1m/s</w:t>
+      </w:r>
+      <w:r>
+        <w:rPr>
+          <w:rFonts w:ascii="Times New Roman" w:hAnsi="Times New Roman"/>
+          <w:sz w:val="24"/>
+          <w:szCs w:val="24"/>
+          <w:lang w:val="en-GB"/>
+        </w:rPr>
+        <w:t xml:space="preserve"> change in </w:t>
+      </w:r>
+      <w:r>
+        <w:rPr>
+          <w:rFonts w:ascii="Times New Roman" w:hAnsi="Times New Roman"/>
+          <w:sz w:val="24"/>
+          <w:szCs w:val="24"/>
+          <w:lang w:val="en-GB"/>
+        </w:rPr>
+        <w:t>average wind speed notable or not really</w:t>
+      </w:r>
+      <w:r>
+        <w:rPr>
+          <w:rFonts w:ascii="Times New Roman" w:hAnsi="Times New Roman"/>
+          <w:sz w:val="24"/>
+          <w:szCs w:val="24"/>
+          <w:lang w:val="en-GB"/>
+        </w:rPr>
+        <w:t>, and what does that imply about that aspect of the climate system.</w:t>
+      </w:r>
+    </w:p>
+    <w:p>
+      <w:pPr>
+        <w:spacing w:line="480" w:lineRule="auto"/>
+        <w:rPr>
+          <w:rFonts w:ascii="Times New Roman" w:hAnsi="Times New Roman"/>
+          <w:sz w:val="24"/>
+          <w:szCs w:val="24"/>
+          <w:lang w:val="en-GB"/>
+        </w:rPr>
+      </w:pPr>
+      <w:r>
+        <w:rPr>
+          <w:rFonts w:ascii="Times New Roman" w:hAnsi="Times New Roman"/>
+          <w:sz w:val="24"/>
+          <w:szCs w:val="24"/>
+          <w:lang w:val="en-GB"/>
+        </w:rPr>
+        <w:t xml:space="preserve">The word limits are </w:t>
+      </w:r>
+      <w:r>
+        <w:rPr>
+          <w:rFonts w:ascii="Times New Roman" w:hAnsi="Times New Roman"/>
+          <w:sz w:val="24"/>
+          <w:szCs w:val="24"/>
+          <w:lang w:val="en-GB"/>
+        </w:rPr>
+        <w:t>7</w:t>
+      </w:r>
+      <w:r>
+        <w:rPr>
+          <w:rFonts w:ascii="Times New Roman" w:hAnsi="Times New Roman"/>
+          <w:sz w:val="24"/>
+          <w:szCs w:val="24"/>
+          <w:lang w:val="en-GB"/>
+        </w:rPr>
+        <w:t>00 for a standard section, and 1000 for a sidebar</w:t>
+      </w:r>
+      <w:r>
+        <w:rPr>
+          <w:rFonts w:ascii="Times New Roman" w:hAnsi="Times New Roman"/>
+          <w:sz w:val="24"/>
+          <w:szCs w:val="24"/>
+          <w:lang w:val="en-GB"/>
+        </w:rPr>
+        <w:t>.  You do not need to use them all!</w:t>
+      </w:r>
+      <w:r>
+        <w:rPr>
+          <w:rFonts w:ascii="Times New Roman" w:hAnsi="Times New Roman"/>
+          <w:sz w:val="24"/>
+          <w:szCs w:val="24"/>
+          <w:lang w:val="en-GB"/>
+        </w:rPr>
+        <w:t xml:space="preserve">  As State of the Climate is a special issue of BAMS, it is a peer reviewed publication and so </w:t>
+      </w:r>
+      <w:r>
+        <w:rPr>
+          <w:rFonts w:ascii="Times New Roman" w:hAnsi="Times New Roman"/>
+          <w:sz w:val="24"/>
+          <w:szCs w:val="24"/>
+          <w:lang w:val="en-GB"/>
+        </w:rPr>
+        <w:t>must</w:t>
+      </w:r>
+      <w:r>
+        <w:rPr>
+          <w:rFonts w:ascii="Times New Roman" w:hAnsi="Times New Roman"/>
+          <w:sz w:val="24"/>
+          <w:szCs w:val="24"/>
+          <w:lang w:val="en-GB"/>
+        </w:rPr>
+        <w:t xml:space="preserve"> conform to the BAMS requirements.  These include keeping to an absolute minimum the amount of text that is recycled from </w:t>
+      </w:r>
+      <w:r>
+        <w:rPr>
+          <w:rFonts w:ascii="Times New Roman" w:hAnsi="Times New Roman"/>
+          <w:sz w:val="24"/>
+          <w:szCs w:val="24"/>
+          <w:lang w:val="en-GB"/>
+        </w:rPr>
+        <w:t xml:space="preserve">prior </w:t>
+      </w:r>
+      <w:r>
+        <w:rPr>
+          <w:rFonts w:ascii="Times New Roman" w:hAnsi="Times New Roman"/>
+          <w:sz w:val="24"/>
+          <w:szCs w:val="24"/>
+          <w:lang w:val="en-GB"/>
+        </w:rPr>
+        <w:t>year</w:t>
+      </w:r>
+      <w:r>
+        <w:rPr>
+          <w:rFonts w:ascii="Times New Roman" w:hAnsi="Times New Roman"/>
+          <w:sz w:val="24"/>
+          <w:szCs w:val="24"/>
+          <w:lang w:val="en-GB"/>
+        </w:rPr>
+        <w:t>s</w:t>
+      </w:r>
+      <w:r>
+        <w:rPr>
+          <w:rFonts w:ascii="Times New Roman" w:hAnsi="Times New Roman"/>
+          <w:sz w:val="24"/>
+          <w:szCs w:val="24"/>
+          <w:lang w:val="en-GB"/>
+        </w:rPr>
+        <w:t>.</w:t>
+      </w:r>
+      <w:r>
+        <w:rPr>
+          <w:rFonts w:ascii="Times New Roman" w:hAnsi="Times New Roman"/>
+          <w:sz w:val="24"/>
+          <w:szCs w:val="24"/>
+          <w:lang w:val="en-GB"/>
+        </w:rPr>
+        <w:t xml:space="preserve">  Do refer to sections from previous years</w:t>
+      </w:r>
+      <w:r>
+        <w:rPr>
+          <w:rFonts w:ascii="Times New Roman" w:hAnsi="Times New Roman"/>
+          <w:sz w:val="24"/>
+          <w:szCs w:val="24"/>
+          <w:lang w:val="en-GB"/>
+        </w:rPr>
+        <w:t xml:space="preserve"> and other peer reviewed studies</w:t>
+      </w:r>
+      <w:r>
+        <w:rPr>
+          <w:rFonts w:ascii="Times New Roman" w:hAnsi="Times New Roman"/>
+          <w:sz w:val="24"/>
+          <w:szCs w:val="24"/>
+          <w:lang w:val="en-GB"/>
+        </w:rPr>
+        <w:t xml:space="preserve"> if that helps (see below).  </w:t>
+      </w:r>
+      <w:r>
+        <w:rPr>
+          <w:rFonts w:ascii="Times New Roman" w:hAnsi="Times New Roman"/>
+          <w:sz w:val="24"/>
+          <w:szCs w:val="24"/>
+          <w:lang w:val="en-GB"/>
+        </w:rPr>
+        <w:t>If you are really struggling to stay within these limits do reach out to the editors who will be able to help.</w:t>
+      </w:r>
+    </w:p>
+    <w:p>
+      <w:pPr>
+        <w:spacing w:line="480" w:lineRule="auto"/>
+        <w:rPr>
+          <w:rFonts w:ascii="Times New Roman" w:hAnsi="Times New Roman"/>
+          <w:sz w:val="24"/>
+          <w:szCs w:val="24"/>
+          <w:lang w:val="en-GB"/>
+        </w:rPr>
+      </w:pPr>
+      <w:r>
+        <w:rPr>
+          <w:rFonts w:ascii="Times New Roman" w:hAnsi="Times New Roman"/>
+          <w:sz w:val="24"/>
+          <w:szCs w:val="24"/>
+          <w:lang w:val="en-GB"/>
+        </w:rPr>
+        <w:t xml:space="preserve">Most sections have a map for showing the annual anomalies in “Plate 2.1”.  Each section can have </w:t>
+      </w:r>
+      <w:r>
+        <w:rPr>
+          <w:rFonts w:ascii="Times New Roman" w:hAnsi="Times New Roman"/>
+          <w:sz w:val="24"/>
+          <w:szCs w:val="24"/>
+          <w:lang w:val="en-GB"/>
+        </w:rPr>
+        <w:t>one-</w:t>
+      </w:r>
+      <w:r>
+        <w:rPr>
+          <w:rFonts w:ascii="Times New Roman" w:hAnsi="Times New Roman"/>
+          <w:sz w:val="24"/>
+          <w:szCs w:val="24"/>
+          <w:lang w:val="en-GB"/>
+        </w:rPr>
+        <w:t>two further figures in print (</w:t>
+      </w:r>
+      <w:r>
+        <w:rPr>
+          <w:rFonts w:ascii="Times New Roman" w:hAnsi="Times New Roman"/>
+          <w:sz w:val="24"/>
+          <w:szCs w:val="24"/>
+          <w:lang w:val="en-GB"/>
+        </w:rPr>
+        <w:t xml:space="preserve">so up to </w:t>
+      </w:r>
+      <w:r>
+        <w:rPr>
+          <w:rFonts w:ascii="Times New Roman" w:hAnsi="Times New Roman"/>
+          <w:sz w:val="24"/>
+          <w:szCs w:val="24"/>
+          <w:lang w:val="en-GB"/>
+        </w:rPr>
+        <w:t xml:space="preserve">three in total).  </w:t>
+      </w:r>
+      <w:r>
+        <w:rPr>
+          <w:rFonts w:ascii="Times New Roman" w:hAnsi="Times New Roman"/>
+          <w:sz w:val="24"/>
+          <w:szCs w:val="24"/>
+          <w:lang w:val="en-GB"/>
+        </w:rPr>
+        <w:t>If you feel that your section needs more figures in the main report, then this will be considered, but is not always possible.</w:t>
+      </w:r>
+      <w:r>
+        <w:rPr>
+          <w:rFonts w:ascii="Times New Roman" w:hAnsi="Times New Roman"/>
+          <w:sz w:val="24"/>
+          <w:szCs w:val="24"/>
+          <w:lang w:val="en-GB"/>
+        </w:rPr>
+        <w:t xml:space="preserve"> </w:t>
+      </w:r>
+      <w:r>
+        <w:rPr>
+          <w:rFonts w:ascii="Times New Roman" w:hAnsi="Times New Roman"/>
+          <w:sz w:val="24"/>
+          <w:szCs w:val="24"/>
+          <w:lang w:val="en-GB"/>
+        </w:rPr>
+        <w:t>Please contact the editors as soon as possible if you need more figures so we can help you with this request.</w:t>
+      </w:r>
+    </w:p>
+    <w:p>
+      <w:pPr>
+        <w:spacing w:after="0" w:line="480" w:lineRule="auto"/>
+        <w:rPr>
+          <w:rFonts w:ascii="Times New Roman" w:hAnsi="Times New Roman"/>
+          <w:color w:val="000000"/>
+          <w:sz w:val="24"/>
+          <w:szCs w:val="24"/>
+          <w:lang w:val="en-GB"/>
+        </w:rPr>
+      </w:pPr>
+      <w:r>
+        <w:rPr>
+          <w:rFonts w:ascii="Times New Roman" w:hAnsi="Times New Roman"/>
+          <w:color w:val="000000"/>
+          <w:sz w:val="24"/>
+          <w:szCs w:val="24"/>
+          <w:lang w:val="en-GB"/>
+        </w:rPr>
+        <w:t>If you would like me</w:t>
+      </w:r>
+      <w:r>
+        <w:rPr>
+          <w:rFonts w:ascii="Times New Roman" w:hAnsi="Times New Roman"/>
+          <w:color w:val="000000"/>
+          <w:sz w:val="24"/>
+          <w:szCs w:val="24"/>
+          <w:lang w:val="en-GB"/>
+        </w:rPr>
+        <w:t xml:space="preserve"> (Robert)</w:t>
+      </w:r>
+      <w:r>
+        <w:rPr>
+          <w:rFonts w:ascii="Times New Roman" w:hAnsi="Times New Roman"/>
+          <w:color w:val="000000"/>
+          <w:sz w:val="24"/>
+          <w:szCs w:val="24"/>
+          <w:lang w:val="en-GB"/>
+        </w:rPr>
+        <w:t xml:space="preserve"> to make the figures for your section, please can you send on the data along with your submission or as soon as possible thereafter.  </w:t>
+      </w:r>
+    </w:p>
+    <w:p>
+      <w:pPr>
+        <w:spacing w:after="0" w:line="480" w:lineRule="auto"/>
+        <w:rPr>
+          <w:rFonts w:ascii="Times New Roman" w:hAnsi="Times New Roman"/>
+          <w:color w:val="000000"/>
+          <w:sz w:val="24"/>
+          <w:szCs w:val="24"/>
+          <w:lang w:val="en-GB"/>
+        </w:rPr>
+      </w:pPr>
+    </w:p>
+    <w:p>
+      <w:pPr>
+        <w:spacing w:after="0" w:line="480" w:lineRule="auto"/>
+        <w:rPr>
+          <w:rFonts w:ascii="Times New Roman" w:hAnsi="Times New Roman"/>
+          <w:color w:val="000000"/>
+          <w:sz w:val="24"/>
+          <w:szCs w:val="24"/>
+          <w:lang w:val="en-GB"/>
+        </w:rPr>
+      </w:pPr>
+      <w:r>
+        <w:rPr>
+          <w:rFonts w:ascii="Times New Roman" w:hAnsi="Times New Roman"/>
+          <w:color w:val="000000"/>
+          <w:sz w:val="24"/>
+          <w:szCs w:val="24"/>
+          <w:lang w:val="en-GB"/>
+        </w:rPr>
+        <w:t xml:space="preserve">If there are images which you wish to make, then please provide a </w:t>
+      </w:r>
+      <w:r>
+        <w:rPr>
+          <w:rFonts w:ascii="Times New Roman" w:hAnsi="Times New Roman"/>
+          <w:color w:val="000000"/>
+          <w:sz w:val="24"/>
+          <w:szCs w:val="24"/>
+          <w:lang w:val="en-GB"/>
+        </w:rPr>
+        <w:t xml:space="preserve">vector or </w:t>
+      </w:r>
+      <w:proofErr w:type="gramStart"/>
+      <w:r>
+        <w:rPr>
+          <w:rFonts w:ascii="Times New Roman" w:hAnsi="Times New Roman"/>
+          <w:color w:val="000000"/>
+          <w:sz w:val="24"/>
+          <w:szCs w:val="24"/>
+          <w:lang w:val="en-GB"/>
+        </w:rPr>
+        <w:t>high resolution</w:t>
+      </w:r>
+      <w:proofErr w:type="gramEnd"/>
+      <w:r>
+        <w:rPr>
+          <w:rFonts w:ascii="Times New Roman" w:hAnsi="Times New Roman"/>
+          <w:color w:val="000000"/>
+          <w:sz w:val="24"/>
+          <w:szCs w:val="24"/>
+          <w:lang w:val="en-GB"/>
+        </w:rPr>
+        <w:t xml:space="preserve"> version (</w:t>
+      </w:r>
+      <w:r>
+        <w:rPr>
+          <w:rFonts w:ascii="Times New Roman" w:hAnsi="Times New Roman"/>
+          <w:color w:val="000000"/>
+          <w:sz w:val="24"/>
+          <w:szCs w:val="24"/>
+          <w:lang w:val="en-GB"/>
+        </w:rPr>
+        <w:t>.</w:t>
+      </w:r>
+      <w:r>
+        <w:rPr>
+          <w:rFonts w:ascii="Times New Roman" w:hAnsi="Times New Roman"/>
+          <w:color w:val="000000"/>
+          <w:sz w:val="24"/>
+          <w:szCs w:val="24"/>
+          <w:lang w:val="en-GB"/>
+        </w:rPr>
+        <w:t xml:space="preserve">eps or </w:t>
+      </w:r>
+      <w:r>
+        <w:rPr>
+          <w:rFonts w:ascii="Times New Roman" w:hAnsi="Times New Roman"/>
+          <w:color w:val="000000"/>
+          <w:sz w:val="24"/>
+          <w:szCs w:val="24"/>
+          <w:lang w:val="en-GB"/>
+        </w:rPr>
+        <w:t>.</w:t>
+      </w:r>
+      <w:r>
+        <w:rPr>
+          <w:rFonts w:ascii="Times New Roman" w:hAnsi="Times New Roman"/>
+          <w:color w:val="000000"/>
+          <w:sz w:val="24"/>
+          <w:szCs w:val="24"/>
+          <w:lang w:val="en-GB"/>
+        </w:rPr>
+        <w:t>tiff) along with your submission or as soon as possible thereafter.</w:t>
+      </w:r>
+      <w:r>
+        <w:rPr>
+          <w:rFonts w:ascii="Times New Roman" w:hAnsi="Times New Roman"/>
+          <w:color w:val="000000"/>
+          <w:sz w:val="24"/>
+          <w:szCs w:val="24"/>
+          <w:lang w:val="en-GB"/>
+        </w:rPr>
+        <w:t xml:space="preserve"> </w:t>
+      </w:r>
+      <w:r>
+        <w:rPr>
+          <w:rFonts w:ascii="Times New Roman" w:hAnsi="Times New Roman"/>
+          <w:color w:val="000000"/>
+          <w:sz w:val="24"/>
+          <w:szCs w:val="24"/>
+          <w:lang w:val="en-GB"/>
+        </w:rPr>
+        <w:t xml:space="preserve">BAMS would like that if you are showing </w:t>
+      </w:r>
+      <w:r>
+        <w:rPr>
+          <w:rFonts w:ascii="Times New Roman" w:hAnsi="Times New Roman"/>
+          <w:color w:val="000000"/>
+          <w:sz w:val="24"/>
+          <w:szCs w:val="24"/>
+          <w:lang w:val="en-GB"/>
+        </w:rPr>
+        <w:t xml:space="preserve">both </w:t>
+      </w:r>
+      <w:proofErr w:type="spellStart"/>
+      <w:r>
+        <w:rPr>
+          <w:rFonts w:ascii="Times New Roman" w:hAnsi="Times New Roman"/>
+          <w:color w:val="000000"/>
+          <w:sz w:val="24"/>
+          <w:szCs w:val="24"/>
+          <w:lang w:val="en-GB"/>
+        </w:rPr>
+        <w:t>climatologies</w:t>
+      </w:r>
+      <w:proofErr w:type="spellEnd"/>
+      <w:r>
+        <w:rPr>
+          <w:rFonts w:ascii="Times New Roman" w:hAnsi="Times New Roman"/>
+          <w:color w:val="000000"/>
+          <w:sz w:val="24"/>
+          <w:szCs w:val="24"/>
+          <w:lang w:val="en-GB"/>
+        </w:rPr>
+        <w:t xml:space="preserve"> and anomalies, then the </w:t>
+      </w:r>
+      <w:proofErr w:type="spellStart"/>
+      <w:r>
+        <w:rPr>
+          <w:rFonts w:ascii="Times New Roman" w:hAnsi="Times New Roman"/>
+          <w:color w:val="000000"/>
+          <w:sz w:val="24"/>
+          <w:szCs w:val="24"/>
+          <w:lang w:val="en-GB"/>
+        </w:rPr>
+        <w:t>climatologies</w:t>
+      </w:r>
+      <w:proofErr w:type="spellEnd"/>
+      <w:r>
+        <w:rPr>
+          <w:rFonts w:ascii="Times New Roman" w:hAnsi="Times New Roman"/>
+          <w:color w:val="000000"/>
+          <w:sz w:val="24"/>
+          <w:szCs w:val="24"/>
+          <w:lang w:val="en-GB"/>
+        </w:rPr>
+        <w:t xml:space="preserve"> should go on the left/top/(a) and the anomalies on the right/bottom/(b).</w:t>
+      </w:r>
+      <w:r>
+        <w:rPr>
+          <w:rFonts w:ascii="Times New Roman" w:hAnsi="Times New Roman"/>
+          <w:color w:val="000000"/>
+          <w:sz w:val="24"/>
+          <w:szCs w:val="24"/>
+          <w:lang w:val="en-GB"/>
+        </w:rPr>
+        <w:t xml:space="preserve">  To speed up the time </w:t>
+      </w:r>
+      <w:r>
+        <w:rPr>
+          <w:rFonts w:ascii="Times New Roman" w:hAnsi="Times New Roman"/>
+          <w:color w:val="000000"/>
+          <w:sz w:val="24"/>
+          <w:szCs w:val="24"/>
+          <w:lang w:val="en-GB"/>
+        </w:rPr>
+        <w:lastRenderedPageBreak/>
+        <w:t xml:space="preserve">taken in layout the editors may ask you to </w:t>
+      </w:r>
+      <w:proofErr w:type="gramStart"/>
+      <w:r>
+        <w:rPr>
+          <w:rFonts w:ascii="Times New Roman" w:hAnsi="Times New Roman"/>
+          <w:color w:val="000000"/>
+          <w:sz w:val="24"/>
+          <w:szCs w:val="24"/>
+          <w:lang w:val="en-GB"/>
+        </w:rPr>
+        <w:t>made adjustments to</w:t>
+      </w:r>
+      <w:proofErr w:type="gramEnd"/>
+      <w:r>
+        <w:rPr>
+          <w:rFonts w:ascii="Times New Roman" w:hAnsi="Times New Roman"/>
+          <w:color w:val="000000"/>
+          <w:sz w:val="24"/>
+          <w:szCs w:val="24"/>
+          <w:lang w:val="en-GB"/>
+        </w:rPr>
+        <w:t xml:space="preserve"> your figures so they more closely adhere to the BAMS </w:t>
+      </w:r>
+      <w:proofErr w:type="spellStart"/>
+      <w:r>
+        <w:rPr>
+          <w:rFonts w:ascii="Times New Roman" w:hAnsi="Times New Roman"/>
+          <w:color w:val="000000"/>
+          <w:sz w:val="24"/>
+          <w:szCs w:val="24"/>
+          <w:lang w:val="en-GB"/>
+        </w:rPr>
+        <w:t>SotC</w:t>
+      </w:r>
+      <w:proofErr w:type="spellEnd"/>
+      <w:r>
+        <w:rPr>
+          <w:rFonts w:ascii="Times New Roman" w:hAnsi="Times New Roman"/>
+          <w:color w:val="000000"/>
+          <w:sz w:val="24"/>
+          <w:szCs w:val="24"/>
+          <w:lang w:val="en-GB"/>
+        </w:rPr>
+        <w:t xml:space="preserve"> style.</w:t>
+      </w:r>
+    </w:p>
+    <w:p>
+      <w:pPr>
+        <w:spacing w:line="480" w:lineRule="auto"/>
+        <w:rPr>
+          <w:rFonts w:ascii="Times New Roman" w:hAnsi="Times New Roman"/>
+          <w:sz w:val="24"/>
+          <w:szCs w:val="24"/>
+          <w:lang w:val="en-GB"/>
+        </w:rPr>
+      </w:pPr>
+    </w:p>
+    <w:p>
+      <w:pPr>
+        <w:spacing w:line="480" w:lineRule="auto"/>
+        <w:rPr>
+          <w:rFonts w:ascii="Times New Roman" w:hAnsi="Times New Roman"/>
+          <w:sz w:val="24"/>
+          <w:szCs w:val="24"/>
+          <w:lang w:val="en-GB"/>
+        </w:rPr>
+      </w:pPr>
+      <w:r>
+        <w:rPr>
+          <w:rFonts w:ascii="Times New Roman" w:hAnsi="Times New Roman"/>
+          <w:sz w:val="24"/>
+          <w:szCs w:val="24"/>
+          <w:lang w:val="en-GB"/>
+        </w:rPr>
+        <w:t>How to cite past reports/sections (</w:t>
+      </w:r>
+      <w:r>
+        <w:rPr>
+          <w:rFonts w:ascii="Times New Roman" w:hAnsi="Times New Roman"/>
+          <w:sz w:val="24"/>
+          <w:szCs w:val="24"/>
+          <w:lang w:val="en-GB"/>
+        </w:rPr>
+        <w:t xml:space="preserve">e.g. </w:t>
+      </w:r>
+      <w:r>
+        <w:rPr>
+          <w:rFonts w:ascii="Times New Roman" w:hAnsi="Times New Roman"/>
+          <w:sz w:val="24"/>
+          <w:szCs w:val="24"/>
+          <w:lang w:val="en-GB"/>
+        </w:rPr>
+        <w:t>from 2017’s report):</w:t>
+      </w:r>
+    </w:p>
+    <w:p>
+      <w:pPr>
+        <w:spacing w:line="480" w:lineRule="auto"/>
+        <w:rPr>
+          <w:rFonts w:ascii="Times New Roman" w:hAnsi="Times New Roman"/>
+          <w:sz w:val="24"/>
+          <w:szCs w:val="24"/>
+          <w:lang w:val="en-GB"/>
+        </w:rPr>
+      </w:pPr>
+      <w:r>
+        <w:rPr>
+          <w:rFonts w:ascii="Times New Roman" w:hAnsi="Times New Roman"/>
+          <w:sz w:val="24"/>
+          <w:szCs w:val="24"/>
+          <w:lang w:val="en-GB"/>
+        </w:rPr>
+        <w:t>Citing the complete report:</w:t>
+      </w:r>
+    </w:p>
+    <w:p>
+      <w:pPr>
+        <w:spacing w:line="480" w:lineRule="auto"/>
+        <w:rPr>
+          <w:rFonts w:ascii="Times New Roman" w:hAnsi="Times New Roman"/>
+          <w:sz w:val="24"/>
+          <w:szCs w:val="24"/>
+          <w:lang w:val="en-GB"/>
+        </w:rPr>
+      </w:pPr>
+      <w:r>
+        <w:rPr>
+          <w:rFonts w:ascii="Times New Roman" w:hAnsi="Times New Roman"/>
+          <w:sz w:val="24"/>
+          <w:szCs w:val="24"/>
+          <w:lang w:val="en-GB"/>
+        </w:rPr>
+        <w:t xml:space="preserve">Blunden, J., D. S. Arndt, and G. Hartfield, Eds., 2018: State of the Climate in 2017. </w:t>
+      </w:r>
+      <w:r>
+        <w:rPr>
+          <w:rFonts w:ascii="Times New Roman" w:hAnsi="Times New Roman"/>
+          <w:i/>
+          <w:sz w:val="24"/>
+          <w:szCs w:val="24"/>
+          <w:lang w:val="en-GB"/>
+        </w:rPr>
+        <w:t>Bull. Amer. Meteor. Soc.</w:t>
+      </w:r>
+      <w:r>
+        <w:rPr>
+          <w:rFonts w:ascii="Times New Roman" w:hAnsi="Times New Roman"/>
+          <w:sz w:val="24"/>
+          <w:szCs w:val="24"/>
+          <w:lang w:val="en-GB"/>
+        </w:rPr>
+        <w:t xml:space="preserve">, </w:t>
+      </w:r>
+      <w:r>
+        <w:rPr>
+          <w:rFonts w:ascii="Times New Roman" w:hAnsi="Times New Roman"/>
           <w:b/>
           <w:sz w:val="24"/>
           <w:szCs w:val="24"/>
           <w:lang w:val="en-GB"/>
         </w:rPr>
-      </w:pPr>
-      <w:r>
-        <w:rPr>
-          <w:rFonts w:ascii="Times New Roman" w:hAnsi="Times New Roman"/>
-          <w:b/>
-          <w:sz w:val="24"/>
-          <w:szCs w:val="24"/>
-          <w:lang w:val="en-GB"/>
-        </w:rPr>
-        <w:lastRenderedPageBreak/>
-        <w:t>Tables</w:t>
-      </w:r>
-    </w:p>
-    <w:p>
-      <w:pPr>
-        <w:spacing w:after="120" w:line="480" w:lineRule="auto"/>
-        <w:rPr>
-          <w:rFonts w:ascii="Times New Roman" w:eastAsia="Arial" w:hAnsi="Times New Roman"/>
-          <w:i/>
-          <w:sz w:val="24"/>
-          <w:szCs w:val="24"/>
-          <w:lang w:val="en-GB"/>
-        </w:rPr>
-      </w:pPr>
-      <w:r>
-        <w:rPr>
-          <w:rFonts w:ascii="Times New Roman" w:eastAsia="Arial" w:hAnsi="Times New Roman"/>
-          <w:i/>
-          <w:sz w:val="24"/>
-          <w:szCs w:val="24"/>
-          <w:lang w:val="en-GB"/>
-        </w:rPr>
-        <w:t>Table 2.a.1.1</w:t>
-      </w:r>
-      <w:r>
-        <w:rPr>
-          <w:rFonts w:ascii="Times New Roman" w:eastAsia="Arial" w:hAnsi="Times New Roman"/>
-          <w:i/>
-          <w:sz w:val="24"/>
-          <w:szCs w:val="24"/>
-          <w:lang w:val="en-GB"/>
-        </w:rPr>
-        <w:t>: Caption</w:t>
-      </w:r>
-    </w:p>
-    <w:p>
-      <w:pPr>
-        <w:spacing w:after="120" w:line="480" w:lineRule="auto"/>
-        <w:rPr>
-          <w:rFonts w:ascii="Times New Roman" w:eastAsia="Arial" w:hAnsi="Times New Roman"/>
-          <w:i/>
-          <w:sz w:val="24"/>
-          <w:szCs w:val="24"/>
-          <w:lang w:val="en-GB"/>
-        </w:rPr>
-      </w:pPr>
-      <w:r>
-        <w:rPr>
-          <w:rFonts w:ascii="Times New Roman" w:eastAsia="Arial" w:hAnsi="Times New Roman"/>
-          <w:i/>
-          <w:sz w:val="24"/>
-          <w:szCs w:val="24"/>
-          <w:lang w:val="en-GB"/>
-        </w:rPr>
-        <w:t>Table 2.a.1.2</w:t>
-      </w:r>
-      <w:r>
-        <w:rPr>
-          <w:rFonts w:ascii="Times New Roman" w:eastAsia="Arial" w:hAnsi="Times New Roman"/>
-          <w:i/>
-          <w:sz w:val="24"/>
-          <w:szCs w:val="24"/>
-          <w:lang w:val="en-GB"/>
-        </w:rPr>
-        <w:t>: Caption</w:t>
-      </w:r>
-    </w:p>
-    <w:p>
-      <w:pPr>
-        <w:spacing w:after="120" w:line="480" w:lineRule="auto"/>
-        <w:rPr>
-          <w:rFonts w:ascii="Times New Roman" w:eastAsia="Arial" w:hAnsi="Times New Roman"/>
-          <w:sz w:val="24"/>
-          <w:szCs w:val="24"/>
-          <w:lang w:val="en-GB"/>
-        </w:rPr>
-      </w:pPr>
-    </w:p>
-    <w:p>
-      <w:pPr>
-        <w:spacing w:after="120" w:line="480" w:lineRule="auto"/>
-        <w:rPr>
-          <w:rFonts w:ascii="Times New Roman" w:eastAsia="Arial" w:hAnsi="Times New Roman"/>
-          <w:b/>
-          <w:sz w:val="24"/>
-          <w:szCs w:val="24"/>
-          <w:lang w:val="en-GB"/>
-        </w:rPr>
-      </w:pPr>
-      <w:commentRangeStart w:id="9"/>
-      <w:r>
-        <w:rPr>
-          <w:rFonts w:ascii="Times New Roman" w:eastAsia="Arial" w:hAnsi="Times New Roman"/>
-          <w:b/>
-          <w:sz w:val="24"/>
-          <w:szCs w:val="24"/>
-          <w:lang w:val="en-GB"/>
-        </w:rPr>
-        <w:t>Datasets</w:t>
-      </w:r>
-      <w:commentRangeEnd w:id="9"/>
-      <w:r>
-        <w:rPr>
-          <w:rStyle w:val="CommentReference"/>
-          <w:rFonts w:ascii="Times New Roman" w:hAnsi="Times New Roman"/>
-          <w:sz w:val="24"/>
-          <w:szCs w:val="24"/>
-          <w:lang w:val="en-GB"/>
-        </w:rPr>
-        <w:commentReference w:id="9"/>
-      </w:r>
-      <w:r>
-        <w:rPr>
-          <w:rFonts w:ascii="Times New Roman" w:eastAsia="Arial" w:hAnsi="Times New Roman"/>
-          <w:b/>
-          <w:sz w:val="24"/>
-          <w:szCs w:val="24"/>
-          <w:lang w:val="en-GB"/>
-        </w:rPr>
-        <w:t xml:space="preserve"> used and their URLs</w:t>
-      </w:r>
-    </w:p>
-    <w:p>
-      <w:pPr>
-        <w:spacing w:after="120" w:line="480" w:lineRule="auto"/>
-        <w:rPr>
-          <w:rFonts w:ascii="Times New Roman" w:eastAsia="Arial" w:hAnsi="Times New Roman"/>
-          <w:sz w:val="24"/>
-          <w:szCs w:val="24"/>
-          <w:lang w:val="en-GB"/>
-        </w:rPr>
-      </w:pPr>
-    </w:p>
-    <w:p>
-      <w:pPr>
-        <w:spacing w:after="120" w:line="480" w:lineRule="auto"/>
-        <w:rPr>
-          <w:rFonts w:ascii="Times New Roman" w:eastAsia="Arial" w:hAnsi="Times New Roman"/>
-          <w:b/>
-          <w:sz w:val="24"/>
-          <w:szCs w:val="24"/>
-          <w:lang w:val="en-GB"/>
-        </w:rPr>
-      </w:pPr>
-      <w:commentRangeStart w:id="10"/>
-      <w:r>
-        <w:rPr>
-          <w:rFonts w:ascii="Times New Roman" w:eastAsia="Arial" w:hAnsi="Times New Roman"/>
-          <w:b/>
-          <w:sz w:val="24"/>
-          <w:szCs w:val="24"/>
-          <w:lang w:val="en-GB"/>
-        </w:rPr>
-        <w:t>Acknowledgements</w:t>
-      </w:r>
-      <w:commentRangeEnd w:id="10"/>
-      <w:r>
-        <w:rPr>
-          <w:rStyle w:val="CommentReference"/>
-          <w:rFonts w:ascii="Times New Roman" w:hAnsi="Times New Roman"/>
-          <w:sz w:val="24"/>
-          <w:szCs w:val="24"/>
-          <w:lang w:val="en-GB"/>
-        </w:rPr>
-        <w:commentReference w:id="10"/>
-      </w:r>
-    </w:p>
-    <w:p>
-      <w:pPr>
-        <w:spacing w:after="120" w:line="480" w:lineRule="auto"/>
-        <w:rPr>
-          <w:rFonts w:ascii="Times New Roman" w:eastAsia="Arial" w:hAnsi="Times New Roman"/>
-          <w:b/>
-          <w:sz w:val="24"/>
-          <w:szCs w:val="24"/>
-          <w:lang w:val="en-GB"/>
-        </w:rPr>
-      </w:pPr>
-    </w:p>
-    <w:p>
-      <w:pPr>
-        <w:spacing w:after="120" w:line="480" w:lineRule="auto"/>
-        <w:rPr>
-          <w:rFonts w:ascii="Times New Roman" w:eastAsia="Arial" w:hAnsi="Times New Roman"/>
-          <w:b/>
-          <w:sz w:val="24"/>
-          <w:szCs w:val="24"/>
-          <w:lang w:val="en-GB"/>
-        </w:rPr>
-      </w:pPr>
-      <w:commentRangeStart w:id="11"/>
-      <w:r>
-        <w:rPr>
-          <w:rFonts w:ascii="Times New Roman" w:eastAsia="Arial" w:hAnsi="Times New Roman"/>
-          <w:b/>
-          <w:sz w:val="24"/>
-          <w:szCs w:val="24"/>
-          <w:lang w:val="en-GB"/>
-        </w:rPr>
-        <w:t>Summary bullet points</w:t>
-      </w:r>
-      <w:commentRangeEnd w:id="11"/>
-      <w:r>
-        <w:rPr>
-          <w:rStyle w:val="CommentReference"/>
-          <w:rFonts w:ascii="Times New Roman" w:hAnsi="Times New Roman"/>
-          <w:sz w:val="24"/>
-          <w:szCs w:val="24"/>
-          <w:lang w:val="en-GB"/>
-        </w:rPr>
-        <w:commentReference w:id="11"/>
+        <w:t>99</w:t>
+      </w:r>
+      <w:r>
+        <w:rPr>
+          <w:rFonts w:ascii="Times New Roman" w:hAnsi="Times New Roman"/>
+          <w:sz w:val="24"/>
+          <w:szCs w:val="24"/>
+          <w:lang w:val="en-GB"/>
+        </w:rPr>
+        <w:t xml:space="preserve"> (8), Si–S332, doi:10.1175/2018BAMSStateoftheClimate.1.</w:t>
       </w:r>
     </w:p>
     <w:p>
@@ -1132,29 +3111,19 @@
         <w:spacing w:line="480" w:lineRule="auto"/>
         <w:rPr>
           <w:rFonts w:ascii="Times New Roman" w:hAnsi="Times New Roman"/>
-          <w:b/>
-          <w:sz w:val="24"/>
-          <w:szCs w:val="24"/>
-          <w:lang w:val="en-GB"/>
-        </w:rPr>
-      </w:pPr>
-      <w:commentRangeStart w:id="12"/>
-      <w:r>
-        <w:rPr>
-          <w:rFonts w:ascii="Times New Roman" w:hAnsi="Times New Roman"/>
-          <w:b/>
-          <w:sz w:val="24"/>
-          <w:szCs w:val="24"/>
-          <w:lang w:val="en-GB"/>
-        </w:rPr>
-        <w:t>Supplementary Information</w:t>
-      </w:r>
-      <w:commentRangeEnd w:id="12"/>
-      <w:r>
-        <w:rPr>
-          <w:rStyle w:val="CommentReference"/>
-        </w:rPr>
-        <w:commentReference w:id="12"/>
+          <w:sz w:val="24"/>
+          <w:szCs w:val="24"/>
+          <w:lang w:val="en-GB"/>
+        </w:rPr>
+      </w:pPr>
+      <w:r>
+        <w:rPr>
+          <w:rFonts w:ascii="Times New Roman" w:hAnsi="Times New Roman"/>
+          <w:sz w:val="24"/>
+          <w:szCs w:val="24"/>
+          <w:lang w:val="en-GB"/>
+        </w:rPr>
+        <w:t>Citing a chapter (example):</w:t>
       </w:r>
     </w:p>
     <w:p>
@@ -1167,863 +3136,34 @@
           <w:lang w:val="en-GB"/>
         </w:rPr>
       </w:pPr>
-    </w:p>
-    <w:p>
-      <w:pPr>
-        <w:spacing w:line="480" w:lineRule="auto"/>
-        <w:rPr>
-          <w:rFonts w:ascii="Times New Roman" w:hAnsi="Times New Roman"/>
-          <w:sz w:val="24"/>
-          <w:szCs w:val="24"/>
-          <w:u w:val="single"/>
-          <w:lang w:val="en-GB"/>
-        </w:rPr>
-      </w:pPr>
-      <w:r>
-        <w:rPr>
-          <w:rFonts w:ascii="Times New Roman" w:hAnsi="Times New Roman"/>
-          <w:sz w:val="24"/>
-          <w:szCs w:val="24"/>
-          <w:u w:val="single"/>
-          <w:lang w:val="en-GB"/>
-        </w:rPr>
-        <w:t>Guidance Notes</w:t>
-      </w:r>
-      <w:r>
-        <w:rPr>
-          <w:rFonts w:ascii="Times New Roman" w:hAnsi="Times New Roman"/>
-          <w:sz w:val="24"/>
-          <w:szCs w:val="24"/>
-          <w:u w:val="single"/>
-          <w:lang w:val="en-GB"/>
-        </w:rPr>
-        <w:t xml:space="preserve"> from the Editors</w:t>
-      </w:r>
-      <w:r>
-        <w:rPr>
-          <w:rFonts w:ascii="Times New Roman" w:hAnsi="Times New Roman"/>
-          <w:sz w:val="24"/>
-          <w:szCs w:val="24"/>
-          <w:u w:val="single"/>
-          <w:lang w:val="en-GB"/>
-        </w:rPr>
-        <w:t>:</w:t>
-      </w:r>
-    </w:p>
-    <w:p>
-      <w:pPr>
-        <w:spacing w:line="480" w:lineRule="auto"/>
-        <w:rPr>
-          <w:rFonts w:ascii="Times New Roman" w:hAnsi="Times New Roman"/>
-          <w:sz w:val="24"/>
-          <w:szCs w:val="24"/>
-          <w:lang w:val="en-GB"/>
-        </w:rPr>
-      </w:pPr>
-      <w:r>
-        <w:rPr>
-          <w:rFonts w:ascii="Times New Roman" w:hAnsi="Times New Roman"/>
-          <w:sz w:val="24"/>
-          <w:szCs w:val="24"/>
-          <w:lang w:val="en-GB"/>
-        </w:rPr>
-        <w:t>If possible, p</w:t>
-      </w:r>
-      <w:r>
-        <w:rPr>
-          <w:rFonts w:ascii="Times New Roman" w:hAnsi="Times New Roman"/>
-          <w:sz w:val="24"/>
-          <w:szCs w:val="24"/>
-          <w:lang w:val="en-GB"/>
-        </w:rPr>
-        <w:t xml:space="preserve">lease </w:t>
-      </w:r>
-      <w:r>
-        <w:rPr>
-          <w:rFonts w:ascii="Times New Roman" w:hAnsi="Times New Roman"/>
-          <w:sz w:val="24"/>
-          <w:szCs w:val="24"/>
-          <w:lang w:val="en-GB"/>
-        </w:rPr>
-        <w:t>write your text following the order outlined above.  We note that this is almost the reverse of a scientific paper.  However, given the limited space available</w:t>
-      </w:r>
-      <w:r>
-        <w:rPr>
-          <w:rFonts w:ascii="Times New Roman" w:hAnsi="Times New Roman"/>
-          <w:sz w:val="24"/>
-          <w:szCs w:val="24"/>
-          <w:lang w:val="en-GB"/>
-        </w:rPr>
-        <w:t xml:space="preserve"> in a section</w:t>
-      </w:r>
-      <w:r>
-        <w:rPr>
-          <w:rFonts w:ascii="Times New Roman" w:hAnsi="Times New Roman"/>
-          <w:sz w:val="24"/>
-          <w:szCs w:val="24"/>
-          <w:lang w:val="en-GB"/>
-        </w:rPr>
-        <w:t>, the headline results are better given higher prominence.</w:t>
-      </w:r>
-      <w:r>
-        <w:rPr>
-          <w:rFonts w:ascii="Times New Roman" w:hAnsi="Times New Roman"/>
-          <w:sz w:val="24"/>
-          <w:szCs w:val="24"/>
-          <w:lang w:val="en-GB"/>
-        </w:rPr>
-        <w:t xml:space="preserve">  </w:t>
-      </w:r>
-      <w:r>
-        <w:rPr>
-          <w:rFonts w:ascii="Times New Roman" w:hAnsi="Times New Roman"/>
-          <w:sz w:val="24"/>
-          <w:szCs w:val="24"/>
-          <w:lang w:val="en-GB"/>
-        </w:rPr>
-        <w:t xml:space="preserve">Of course, if some context is needed, do include that so that the statements make sense.  </w:t>
-      </w:r>
-      <w:r>
-        <w:rPr>
-          <w:rFonts w:ascii="Times New Roman" w:hAnsi="Times New Roman"/>
-          <w:sz w:val="24"/>
-          <w:szCs w:val="24"/>
-          <w:lang w:val="en-GB"/>
-        </w:rPr>
-        <w:t xml:space="preserve">The main issue from my perspective is that technical details appear towards the end if at all possible </w:t>
-      </w:r>
-      <w:r>
-        <w:rPr>
-          <w:rFonts w:ascii="Times New Roman" w:hAnsi="Times New Roman"/>
-          <w:sz w:val="24"/>
-          <w:szCs w:val="24"/>
-          <w:lang w:val="en-GB"/>
-        </w:rPr>
-        <w:t>as the main focus of sections should be what happened last year, rather than data processing steps.</w:t>
-      </w:r>
-      <w:r>
-        <w:rPr>
-          <w:rFonts w:ascii="Times New Roman" w:hAnsi="Times New Roman"/>
-          <w:sz w:val="24"/>
-          <w:szCs w:val="24"/>
-          <w:lang w:val="en-GB"/>
-        </w:rPr>
-        <w:t xml:space="preserve"> </w:t>
-      </w:r>
-    </w:p>
-    <w:p>
-      <w:pPr>
-        <w:spacing w:line="480" w:lineRule="auto"/>
-        <w:rPr>
-          <w:rFonts w:ascii="Times New Roman" w:hAnsi="Times New Roman"/>
-          <w:sz w:val="24"/>
-          <w:szCs w:val="24"/>
-          <w:lang w:val="en-GB"/>
-        </w:rPr>
-      </w:pPr>
-      <w:r>
-        <w:rPr>
-          <w:rFonts w:ascii="Times New Roman" w:hAnsi="Times New Roman"/>
-          <w:sz w:val="24"/>
-          <w:szCs w:val="24"/>
-          <w:lang w:val="en-GB"/>
-        </w:rPr>
-        <w:t xml:space="preserve">Please define all acronyms and abbreviations.  We know this affects the word count but </w:t>
-      </w:r>
-      <w:r>
-        <w:rPr>
-          <w:rFonts w:ascii="Times New Roman" w:hAnsi="Times New Roman"/>
-          <w:sz w:val="24"/>
-          <w:szCs w:val="24"/>
-          <w:lang w:val="en-GB"/>
-        </w:rPr>
-        <w:t>these are frequently commented on by our reviewers if these definitions are not present in the text.</w:t>
-      </w:r>
-      <w:r>
-        <w:rPr>
-          <w:rFonts w:ascii="Times New Roman" w:hAnsi="Times New Roman"/>
-          <w:sz w:val="24"/>
-          <w:szCs w:val="24"/>
-          <w:lang w:val="en-GB"/>
-        </w:rPr>
-        <w:t xml:space="preserve">  Also please explain what you mean with “anomaly” – it means a lot of different things across </w:t>
-      </w:r>
-      <w:r>
-        <w:rPr>
-          <w:rFonts w:ascii="Times New Roman" w:hAnsi="Times New Roman"/>
-          <w:sz w:val="24"/>
-          <w:szCs w:val="24"/>
-          <w:lang w:val="en-GB"/>
-        </w:rPr>
-        <w:lastRenderedPageBreak/>
-        <w:t>the chapter</w:t>
-      </w:r>
-      <w:r>
-        <w:rPr>
-          <w:rFonts w:ascii="Times New Roman" w:hAnsi="Times New Roman"/>
-          <w:sz w:val="24"/>
-          <w:szCs w:val="24"/>
-          <w:lang w:val="en-GB"/>
-        </w:rPr>
-        <w:t>, so try to say e.g. “warmer than average” rather than “positive anomalies” where possible.</w:t>
-      </w:r>
-      <w:r>
-        <w:rPr>
-          <w:rFonts w:ascii="Times New Roman" w:hAnsi="Times New Roman"/>
-          <w:sz w:val="24"/>
-          <w:szCs w:val="24"/>
-          <w:lang w:val="en-GB"/>
-        </w:rPr>
-        <w:t xml:space="preserve"> Some sort of quantification of whether </w:t>
-      </w:r>
-      <w:r>
-        <w:rPr>
-          <w:rFonts w:ascii="Times New Roman" w:hAnsi="Times New Roman"/>
-          <w:sz w:val="24"/>
-          <w:szCs w:val="24"/>
-          <w:lang w:val="en-GB"/>
-        </w:rPr>
-        <w:t xml:space="preserve">these are large or small would also be helpful for those not familiar with your topic area; i.e. is a </w:t>
-      </w:r>
-      <w:r>
-        <w:rPr>
-          <w:rFonts w:ascii="Times New Roman" w:hAnsi="Times New Roman"/>
-          <w:sz w:val="24"/>
-          <w:szCs w:val="24"/>
-          <w:lang w:val="en-GB"/>
-        </w:rPr>
-        <w:t>0.1m/s</w:t>
-      </w:r>
-      <w:r>
-        <w:rPr>
-          <w:rFonts w:ascii="Times New Roman" w:hAnsi="Times New Roman"/>
-          <w:sz w:val="24"/>
-          <w:szCs w:val="24"/>
-          <w:lang w:val="en-GB"/>
-        </w:rPr>
-        <w:t xml:space="preserve"> change in </w:t>
-      </w:r>
-      <w:r>
-        <w:rPr>
-          <w:rFonts w:ascii="Times New Roman" w:hAnsi="Times New Roman"/>
-          <w:sz w:val="24"/>
-          <w:szCs w:val="24"/>
-          <w:lang w:val="en-GB"/>
-        </w:rPr>
-        <w:t>average wind speed notable or not really</w:t>
-      </w:r>
-      <w:r>
-        <w:rPr>
-          <w:rFonts w:ascii="Times New Roman" w:hAnsi="Times New Roman"/>
-          <w:sz w:val="24"/>
-          <w:szCs w:val="24"/>
-          <w:lang w:val="en-GB"/>
-        </w:rPr>
-        <w:t>, and what does that imply about that aspect of the climate system.</w:t>
-      </w:r>
-    </w:p>
-    <w:p>
-      <w:pPr>
-        <w:spacing w:line="480" w:lineRule="auto"/>
-        <w:rPr>
-          <w:rFonts w:ascii="Times New Roman" w:hAnsi="Times New Roman"/>
-          <w:sz w:val="24"/>
-          <w:szCs w:val="24"/>
-          <w:lang w:val="en-GB"/>
-        </w:rPr>
-      </w:pPr>
-      <w:r>
-        <w:rPr>
-          <w:rFonts w:ascii="Times New Roman" w:hAnsi="Times New Roman"/>
-          <w:sz w:val="24"/>
-          <w:szCs w:val="24"/>
-          <w:lang w:val="en-GB"/>
-        </w:rPr>
-        <w:t xml:space="preserve">The word limits are </w:t>
-      </w:r>
-      <w:r>
-        <w:rPr>
-          <w:rFonts w:ascii="Times New Roman" w:hAnsi="Times New Roman"/>
-          <w:sz w:val="24"/>
-          <w:szCs w:val="24"/>
-          <w:lang w:val="en-GB"/>
-        </w:rPr>
-        <w:t>7</w:t>
-      </w:r>
-      <w:r>
-        <w:rPr>
-          <w:rFonts w:ascii="Times New Roman" w:hAnsi="Times New Roman"/>
-          <w:sz w:val="24"/>
-          <w:szCs w:val="24"/>
-          <w:lang w:val="en-GB"/>
-        </w:rPr>
-        <w:t>00 for a standard section, and 1000 for a sidebar</w:t>
-      </w:r>
-      <w:r>
-        <w:rPr>
-          <w:rFonts w:ascii="Times New Roman" w:hAnsi="Times New Roman"/>
-          <w:sz w:val="24"/>
-          <w:szCs w:val="24"/>
-          <w:lang w:val="en-GB"/>
-        </w:rPr>
-        <w:t>.  You do not need to use them all!</w:t>
-      </w:r>
-      <w:r>
-        <w:rPr>
-          <w:rFonts w:ascii="Times New Roman" w:hAnsi="Times New Roman"/>
-          <w:sz w:val="24"/>
-          <w:szCs w:val="24"/>
-          <w:lang w:val="en-GB"/>
-        </w:rPr>
-        <w:t xml:space="preserve">  As State of the Climate is a special issue of BAMS, it is a peer reviewed publication and so </w:t>
-      </w:r>
-      <w:r>
-        <w:rPr>
-          <w:rFonts w:ascii="Times New Roman" w:hAnsi="Times New Roman"/>
-          <w:sz w:val="24"/>
-          <w:szCs w:val="24"/>
-          <w:lang w:val="en-GB"/>
-        </w:rPr>
-        <w:t>must</w:t>
-      </w:r>
-      <w:r>
-        <w:rPr>
-          <w:rFonts w:ascii="Times New Roman" w:hAnsi="Times New Roman"/>
-          <w:sz w:val="24"/>
-          <w:szCs w:val="24"/>
-          <w:lang w:val="en-GB"/>
-        </w:rPr>
-        <w:t xml:space="preserve"> conform to the BAMS requirements.  These include keeping to an absolute minimum the amount of text that is recycled from </w:t>
-      </w:r>
-      <w:r>
-        <w:rPr>
-          <w:rFonts w:ascii="Times New Roman" w:hAnsi="Times New Roman"/>
-          <w:sz w:val="24"/>
-          <w:szCs w:val="24"/>
-          <w:lang w:val="en-GB"/>
-        </w:rPr>
-        <w:t xml:space="preserve">prior </w:t>
-      </w:r>
-      <w:r>
-        <w:rPr>
-          <w:rFonts w:ascii="Times New Roman" w:hAnsi="Times New Roman"/>
-          <w:sz w:val="24"/>
-          <w:szCs w:val="24"/>
-          <w:lang w:val="en-GB"/>
-        </w:rPr>
-        <w:t>year</w:t>
-      </w:r>
-      <w:r>
-        <w:rPr>
-          <w:rFonts w:ascii="Times New Roman" w:hAnsi="Times New Roman"/>
-          <w:sz w:val="24"/>
-          <w:szCs w:val="24"/>
-          <w:lang w:val="en-GB"/>
-        </w:rPr>
-        <w:t>s</w:t>
-      </w:r>
-      <w:r>
-        <w:rPr>
-          <w:rFonts w:ascii="Times New Roman" w:hAnsi="Times New Roman"/>
-          <w:sz w:val="24"/>
-          <w:szCs w:val="24"/>
-          <w:lang w:val="en-GB"/>
-        </w:rPr>
-        <w:t>.</w:t>
-      </w:r>
-      <w:r>
-        <w:rPr>
-          <w:rFonts w:ascii="Times New Roman" w:hAnsi="Times New Roman"/>
-          <w:sz w:val="24"/>
-          <w:szCs w:val="24"/>
-          <w:lang w:val="en-GB"/>
-        </w:rPr>
-        <w:t xml:space="preserve">  Do refer to sections from previous years</w:t>
-      </w:r>
-      <w:r>
-        <w:rPr>
-          <w:rFonts w:ascii="Times New Roman" w:hAnsi="Times New Roman"/>
-          <w:sz w:val="24"/>
-          <w:szCs w:val="24"/>
-          <w:lang w:val="en-GB"/>
-        </w:rPr>
-        <w:t xml:space="preserve"> and other peer reviewed studies</w:t>
-      </w:r>
-      <w:r>
-        <w:rPr>
-          <w:rFonts w:ascii="Times New Roman" w:hAnsi="Times New Roman"/>
-          <w:sz w:val="24"/>
-          <w:szCs w:val="24"/>
-          <w:lang w:val="en-GB"/>
-        </w:rPr>
-        <w:t xml:space="preserve"> if that helps (see below).  </w:t>
-      </w:r>
-      <w:r>
-        <w:rPr>
-          <w:rFonts w:ascii="Times New Roman" w:hAnsi="Times New Roman"/>
-          <w:sz w:val="24"/>
-          <w:szCs w:val="24"/>
-          <w:lang w:val="en-GB"/>
-        </w:rPr>
-        <w:t>If you are really struggling to stay within these limits do reach out to the editors who will be able to help.</w:t>
-      </w:r>
-    </w:p>
-    <w:p>
-      <w:pPr>
-        <w:spacing w:line="480" w:lineRule="auto"/>
-        <w:rPr>
-          <w:rFonts w:ascii="Times New Roman" w:hAnsi="Times New Roman"/>
-          <w:sz w:val="24"/>
-          <w:szCs w:val="24"/>
-          <w:lang w:val="en-GB"/>
-        </w:rPr>
-      </w:pPr>
-      <w:r>
-        <w:rPr>
-          <w:rFonts w:ascii="Times New Roman" w:hAnsi="Times New Roman"/>
-          <w:sz w:val="24"/>
-          <w:szCs w:val="24"/>
-          <w:lang w:val="en-GB"/>
-        </w:rPr>
-        <w:t xml:space="preserve">Most sections have a map for showing the annual anomalies in “Plate 2.1”.  Each section can have </w:t>
-      </w:r>
-      <w:r>
-        <w:rPr>
-          <w:rFonts w:ascii="Times New Roman" w:hAnsi="Times New Roman"/>
-          <w:sz w:val="24"/>
-          <w:szCs w:val="24"/>
-          <w:lang w:val="en-GB"/>
-        </w:rPr>
-        <w:t>one-</w:t>
-      </w:r>
-      <w:r>
-        <w:rPr>
-          <w:rFonts w:ascii="Times New Roman" w:hAnsi="Times New Roman"/>
-          <w:sz w:val="24"/>
-          <w:szCs w:val="24"/>
-          <w:lang w:val="en-GB"/>
-        </w:rPr>
-        <w:t>two further figures in print (</w:t>
-      </w:r>
-      <w:r>
-        <w:rPr>
-          <w:rFonts w:ascii="Times New Roman" w:hAnsi="Times New Roman"/>
-          <w:sz w:val="24"/>
-          <w:szCs w:val="24"/>
-          <w:lang w:val="en-GB"/>
-        </w:rPr>
-        <w:t xml:space="preserve">so up to </w:t>
-      </w:r>
-      <w:r>
-        <w:rPr>
-          <w:rFonts w:ascii="Times New Roman" w:hAnsi="Times New Roman"/>
-          <w:sz w:val="24"/>
-          <w:szCs w:val="24"/>
-          <w:lang w:val="en-GB"/>
-        </w:rPr>
-        <w:t xml:space="preserve">three in total).  </w:t>
-      </w:r>
-      <w:r>
-        <w:rPr>
-          <w:rFonts w:ascii="Times New Roman" w:hAnsi="Times New Roman"/>
-          <w:sz w:val="24"/>
-          <w:szCs w:val="24"/>
-          <w:lang w:val="en-GB"/>
-        </w:rPr>
-        <w:t>If you feel that your section needs more figures in the main report, then this will be considered, but is not always possible.</w:t>
-      </w:r>
-      <w:r>
-        <w:rPr>
-          <w:rFonts w:ascii="Times New Roman" w:hAnsi="Times New Roman"/>
-          <w:sz w:val="24"/>
-          <w:szCs w:val="24"/>
-          <w:lang w:val="en-GB"/>
-        </w:rPr>
-        <w:t xml:space="preserve"> </w:t>
-      </w:r>
-      <w:r>
-        <w:rPr>
-          <w:rFonts w:ascii="Times New Roman" w:hAnsi="Times New Roman"/>
-          <w:sz w:val="24"/>
-          <w:szCs w:val="24"/>
-          <w:lang w:val="en-GB"/>
-        </w:rPr>
-        <w:t>Please contact the editors as soon as possible if you need more figures so we can help you with this request.</w:t>
-      </w:r>
-    </w:p>
-    <w:p>
-      <w:pPr>
-        <w:spacing w:after="0" w:line="480" w:lineRule="auto"/>
-        <w:rPr>
-          <w:rFonts w:ascii="Times New Roman" w:hAnsi="Times New Roman"/>
-          <w:color w:val="000000"/>
-          <w:sz w:val="24"/>
-          <w:szCs w:val="24"/>
-          <w:lang w:val="en-GB"/>
-        </w:rPr>
-      </w:pPr>
-      <w:r>
-        <w:rPr>
-          <w:rFonts w:ascii="Times New Roman" w:hAnsi="Times New Roman"/>
-          <w:color w:val="000000"/>
-          <w:sz w:val="24"/>
-          <w:szCs w:val="24"/>
-          <w:lang w:val="en-GB"/>
-        </w:rPr>
-        <w:t>If you would like me</w:t>
-      </w:r>
-      <w:r>
-        <w:rPr>
-          <w:rFonts w:ascii="Times New Roman" w:hAnsi="Times New Roman"/>
-          <w:color w:val="000000"/>
-          <w:sz w:val="24"/>
-          <w:szCs w:val="24"/>
-          <w:lang w:val="en-GB"/>
-        </w:rPr>
-        <w:t xml:space="preserve"> (Robert)</w:t>
-      </w:r>
-      <w:r>
-        <w:rPr>
-          <w:rFonts w:ascii="Times New Roman" w:hAnsi="Times New Roman"/>
-          <w:color w:val="000000"/>
-          <w:sz w:val="24"/>
-          <w:szCs w:val="24"/>
-          <w:lang w:val="en-GB"/>
-        </w:rPr>
-        <w:t xml:space="preserve"> to make the figures for your section, please can you send on the data along with your submission or as soon as possible thereafter.  </w:t>
-      </w:r>
-    </w:p>
-    <w:p>
-      <w:pPr>
-        <w:spacing w:after="0" w:line="480" w:lineRule="auto"/>
-        <w:rPr>
-          <w:rFonts w:ascii="Times New Roman" w:hAnsi="Times New Roman"/>
-          <w:color w:val="000000"/>
-          <w:sz w:val="24"/>
-          <w:szCs w:val="24"/>
-          <w:lang w:val="en-GB"/>
-        </w:rPr>
-      </w:pPr>
-    </w:p>
-    <w:p>
-      <w:pPr>
-        <w:spacing w:after="0" w:line="480" w:lineRule="auto"/>
-        <w:rPr>
-          <w:rFonts w:ascii="Times New Roman" w:hAnsi="Times New Roman"/>
-          <w:color w:val="000000"/>
-          <w:sz w:val="24"/>
-          <w:szCs w:val="24"/>
-          <w:lang w:val="en-GB"/>
-        </w:rPr>
-      </w:pPr>
-      <w:r>
-        <w:rPr>
-          <w:rFonts w:ascii="Times New Roman" w:hAnsi="Times New Roman"/>
-          <w:color w:val="000000"/>
-          <w:sz w:val="24"/>
-          <w:szCs w:val="24"/>
-          <w:lang w:val="en-GB"/>
-        </w:rPr>
-        <w:t xml:space="preserve">If there are images which you wish to make, then please provide a </w:t>
-      </w:r>
-      <w:r>
-        <w:rPr>
-          <w:rFonts w:ascii="Times New Roman" w:hAnsi="Times New Roman"/>
-          <w:color w:val="000000"/>
-          <w:sz w:val="24"/>
-          <w:szCs w:val="24"/>
-          <w:lang w:val="en-GB"/>
-        </w:rPr>
-        <w:t xml:space="preserve">vector or </w:t>
-      </w:r>
-      <w:r>
-        <w:rPr>
-          <w:rFonts w:ascii="Times New Roman" w:hAnsi="Times New Roman"/>
-          <w:color w:val="000000"/>
-          <w:sz w:val="24"/>
-          <w:szCs w:val="24"/>
-          <w:lang w:val="en-GB"/>
-        </w:rPr>
-        <w:t>high resolution version (</w:t>
-      </w:r>
-      <w:r>
-        <w:rPr>
-          <w:rFonts w:ascii="Times New Roman" w:hAnsi="Times New Roman"/>
-          <w:color w:val="000000"/>
-          <w:sz w:val="24"/>
-          <w:szCs w:val="24"/>
-          <w:lang w:val="en-GB"/>
-        </w:rPr>
-        <w:t>.</w:t>
-      </w:r>
-      <w:r>
-        <w:rPr>
-          <w:rFonts w:ascii="Times New Roman" w:hAnsi="Times New Roman"/>
-          <w:color w:val="000000"/>
-          <w:sz w:val="24"/>
-          <w:szCs w:val="24"/>
-          <w:lang w:val="en-GB"/>
-        </w:rPr>
-        <w:t xml:space="preserve">eps or </w:t>
-      </w:r>
-      <w:r>
-        <w:rPr>
-          <w:rFonts w:ascii="Times New Roman" w:hAnsi="Times New Roman"/>
-          <w:color w:val="000000"/>
-          <w:sz w:val="24"/>
-          <w:szCs w:val="24"/>
-          <w:lang w:val="en-GB"/>
-        </w:rPr>
-        <w:t>.</w:t>
-      </w:r>
-      <w:r>
-        <w:rPr>
-          <w:rFonts w:ascii="Times New Roman" w:hAnsi="Times New Roman"/>
-          <w:color w:val="000000"/>
-          <w:sz w:val="24"/>
-          <w:szCs w:val="24"/>
-          <w:lang w:val="en-GB"/>
-        </w:rPr>
-        <w:t>tiff) along with your submission or as soon as possible thereafter.</w:t>
-      </w:r>
-      <w:r>
-        <w:rPr>
-          <w:rFonts w:ascii="Times New Roman" w:hAnsi="Times New Roman"/>
-          <w:color w:val="000000"/>
-          <w:sz w:val="24"/>
-          <w:szCs w:val="24"/>
-          <w:lang w:val="en-GB"/>
-        </w:rPr>
-        <w:t xml:space="preserve"> </w:t>
-      </w:r>
-      <w:r>
-        <w:rPr>
-          <w:rFonts w:ascii="Times New Roman" w:hAnsi="Times New Roman"/>
-          <w:color w:val="000000"/>
-          <w:sz w:val="24"/>
-          <w:szCs w:val="24"/>
-          <w:lang w:val="en-GB"/>
-        </w:rPr>
-        <w:t xml:space="preserve">BAMS would like that if you are showing </w:t>
-      </w:r>
-      <w:r>
-        <w:rPr>
-          <w:rFonts w:ascii="Times New Roman" w:hAnsi="Times New Roman"/>
-          <w:color w:val="000000"/>
-          <w:sz w:val="24"/>
-          <w:szCs w:val="24"/>
-          <w:lang w:val="en-GB"/>
-        </w:rPr>
-        <w:t xml:space="preserve">both </w:t>
-      </w:r>
-      <w:r>
-        <w:rPr>
-          <w:rFonts w:ascii="Times New Roman" w:hAnsi="Times New Roman"/>
-          <w:color w:val="000000"/>
-          <w:sz w:val="24"/>
-          <w:szCs w:val="24"/>
-          <w:lang w:val="en-GB"/>
-        </w:rPr>
-        <w:t>climatologies and anomalies, then the climatologies should go on the left/top/(a) and the anomalies on the right/bottom/(b).</w:t>
-      </w:r>
-      <w:r>
-        <w:rPr>
-          <w:rFonts w:ascii="Times New Roman" w:hAnsi="Times New Roman"/>
-          <w:color w:val="000000"/>
-          <w:sz w:val="24"/>
-          <w:szCs w:val="24"/>
-          <w:lang w:val="en-GB"/>
-        </w:rPr>
-        <w:t xml:space="preserve">  To speed up the time </w:t>
-      </w:r>
-      <w:r>
-        <w:rPr>
-          <w:rFonts w:ascii="Times New Roman" w:hAnsi="Times New Roman"/>
-          <w:color w:val="000000"/>
-          <w:sz w:val="24"/>
-          <w:szCs w:val="24"/>
-          <w:lang w:val="en-GB"/>
-        </w:rPr>
-        <w:lastRenderedPageBreak/>
-        <w:t>taken in layout the editors may ask you to made adjustments to your figures so they more closely adhere to the BAMS SotC style.</w:t>
-      </w:r>
-    </w:p>
-    <w:p>
-      <w:pPr>
-        <w:spacing w:line="480" w:lineRule="auto"/>
-        <w:rPr>
-          <w:rFonts w:ascii="Times New Roman" w:hAnsi="Times New Roman"/>
-          <w:sz w:val="24"/>
-          <w:szCs w:val="24"/>
-          <w:lang w:val="en-GB"/>
-        </w:rPr>
-      </w:pPr>
-    </w:p>
-    <w:p>
-      <w:pPr>
-        <w:spacing w:line="480" w:lineRule="auto"/>
-        <w:rPr>
-          <w:rFonts w:ascii="Times New Roman" w:hAnsi="Times New Roman"/>
-          <w:sz w:val="24"/>
-          <w:szCs w:val="24"/>
-          <w:lang w:val="en-GB"/>
-        </w:rPr>
-      </w:pPr>
-      <w:r>
-        <w:rPr>
-          <w:rFonts w:ascii="Times New Roman" w:hAnsi="Times New Roman"/>
-          <w:sz w:val="24"/>
-          <w:szCs w:val="24"/>
-          <w:lang w:val="en-GB"/>
-        </w:rPr>
-        <w:t>How to cite past reports/sections (</w:t>
-      </w:r>
-      <w:r>
-        <w:rPr>
-          <w:rFonts w:ascii="Times New Roman" w:hAnsi="Times New Roman"/>
-          <w:sz w:val="24"/>
-          <w:szCs w:val="24"/>
-          <w:lang w:val="en-GB"/>
-        </w:rPr>
-        <w:t xml:space="preserve">e.g. </w:t>
-      </w:r>
-      <w:r>
-        <w:rPr>
-          <w:rFonts w:ascii="Times New Roman" w:hAnsi="Times New Roman"/>
-          <w:sz w:val="24"/>
-          <w:szCs w:val="24"/>
-          <w:lang w:val="en-GB"/>
-        </w:rPr>
-        <w:t>from 2017’s report):</w:t>
-      </w:r>
-    </w:p>
-    <w:p>
-      <w:pPr>
-        <w:spacing w:line="480" w:lineRule="auto"/>
-        <w:rPr>
-          <w:rFonts w:ascii="Times New Roman" w:hAnsi="Times New Roman"/>
-          <w:sz w:val="24"/>
-          <w:szCs w:val="24"/>
-          <w:lang w:val="en-GB"/>
-        </w:rPr>
-      </w:pPr>
-      <w:r>
-        <w:rPr>
-          <w:rFonts w:ascii="Times New Roman" w:hAnsi="Times New Roman"/>
-          <w:sz w:val="24"/>
-          <w:szCs w:val="24"/>
-          <w:lang w:val="en-GB"/>
-        </w:rPr>
-        <w:t>Citing the complete report:</w:t>
-      </w:r>
-    </w:p>
-    <w:p>
-      <w:pPr>
-        <w:spacing w:line="480" w:lineRule="auto"/>
-        <w:rPr>
-          <w:rFonts w:ascii="Times New Roman" w:hAnsi="Times New Roman"/>
-          <w:sz w:val="24"/>
-          <w:szCs w:val="24"/>
-          <w:lang w:val="en-GB"/>
-        </w:rPr>
-      </w:pPr>
-      <w:r>
-        <w:rPr>
-          <w:rFonts w:ascii="Times New Roman" w:hAnsi="Times New Roman"/>
-          <w:sz w:val="24"/>
-          <w:szCs w:val="24"/>
-          <w:lang w:val="en-GB"/>
-        </w:rPr>
-        <w:t xml:space="preserve">Blunden, J., D. S. Arndt, and G. Hartfield, Eds., 2018: State of the Climate in 2017. </w:t>
-      </w:r>
-      <w:r>
-        <w:rPr>
-          <w:rFonts w:ascii="Times New Roman" w:hAnsi="Times New Roman"/>
-          <w:i/>
-          <w:sz w:val="24"/>
-          <w:szCs w:val="24"/>
-          <w:lang w:val="en-GB"/>
-        </w:rPr>
-        <w:t>Bull. Amer. Meteor. Soc.</w:t>
-      </w:r>
-      <w:r>
-        <w:rPr>
-          <w:rFonts w:ascii="Times New Roman" w:hAnsi="Times New Roman"/>
-          <w:sz w:val="24"/>
-          <w:szCs w:val="24"/>
-          <w:lang w:val="en-GB"/>
-        </w:rPr>
-        <w:t xml:space="preserve">, </w:t>
-      </w:r>
-      <w:r>
-        <w:rPr>
-          <w:rFonts w:ascii="Times New Roman" w:hAnsi="Times New Roman"/>
-          <w:b/>
-          <w:sz w:val="24"/>
-          <w:szCs w:val="24"/>
-          <w:lang w:val="en-GB"/>
-        </w:rPr>
-        <w:t>99</w:t>
-      </w:r>
-      <w:r>
-        <w:rPr>
-          <w:rFonts w:ascii="Times New Roman" w:hAnsi="Times New Roman"/>
-          <w:sz w:val="24"/>
-          <w:szCs w:val="24"/>
-          <w:lang w:val="en-GB"/>
-        </w:rPr>
-        <w:t xml:space="preserve"> (8), Si–S332, doi:10.1175/2018BAMSStateoftheClimate.1.</w:t>
-      </w:r>
-    </w:p>
-    <w:p>
-      <w:pPr>
-        <w:spacing w:line="480" w:lineRule="auto"/>
-        <w:rPr>
-          <w:rFonts w:ascii="Times New Roman" w:hAnsi="Times New Roman"/>
-          <w:sz w:val="24"/>
-          <w:szCs w:val="24"/>
-          <w:lang w:val="en-GB"/>
-        </w:rPr>
-      </w:pPr>
-    </w:p>
-    <w:p>
-      <w:pPr>
-        <w:spacing w:line="480" w:lineRule="auto"/>
-        <w:rPr>
-          <w:rFonts w:ascii="Times New Roman" w:hAnsi="Times New Roman"/>
-          <w:sz w:val="24"/>
-          <w:szCs w:val="24"/>
-          <w:lang w:val="en-GB"/>
-        </w:rPr>
-      </w:pPr>
-      <w:r>
-        <w:rPr>
-          <w:rFonts w:ascii="Times New Roman" w:hAnsi="Times New Roman"/>
-          <w:sz w:val="24"/>
-          <w:szCs w:val="24"/>
-          <w:lang w:val="en-GB"/>
-        </w:rPr>
-        <w:t>Citing a chapter (example):</w:t>
-      </w:r>
-    </w:p>
-    <w:p>
-      <w:pPr>
-        <w:spacing w:line="480" w:lineRule="auto"/>
-        <w:rPr>
-          <w:rFonts w:ascii="Times New Roman" w:hAnsi="Times New Roman"/>
-          <w:sz w:val="24"/>
-          <w:szCs w:val="24"/>
-          <w:lang w:val="en-GB"/>
-        </w:rPr>
-      </w:pPr>
-      <w:r>
-        <w:rPr>
-          <w:rFonts w:ascii="Times New Roman" w:hAnsi="Times New Roman"/>
-          <w:sz w:val="24"/>
-          <w:szCs w:val="24"/>
-          <w:lang w:val="en-GB"/>
-        </w:rPr>
-        <w:t xml:space="preserve">Richter-Menge, J., M. O. Jeffries, and E. Osborne, Eds., 2018: The Arctic [in “State of the Climate in 2017”]. </w:t>
+      <w:r>
+        <w:rPr>
+          <w:rFonts w:ascii="Times New Roman" w:hAnsi="Times New Roman"/>
+          <w:sz w:val="24"/>
+          <w:szCs w:val="24"/>
+          <w:lang w:val="en-GB"/>
+        </w:rPr>
+        <w:t>Richter-</w:t>
+      </w:r>
+      <w:proofErr w:type="spellStart"/>
+      <w:r>
+        <w:rPr>
+          <w:rFonts w:ascii="Times New Roman" w:hAnsi="Times New Roman"/>
+          <w:sz w:val="24"/>
+          <w:szCs w:val="24"/>
+          <w:lang w:val="en-GB"/>
+        </w:rPr>
+        <w:t>Menge</w:t>
+      </w:r>
+      <w:proofErr w:type="spellEnd"/>
+      <w:r>
+        <w:rPr>
+          <w:rFonts w:ascii="Times New Roman" w:hAnsi="Times New Roman"/>
+          <w:sz w:val="24"/>
+          <w:szCs w:val="24"/>
+          <w:lang w:val="en-GB"/>
+        </w:rPr>
+        <w:t xml:space="preserve">, J., M. O. Jeffries, and E. Osborne, Eds., 2018: The Arctic [in “State of the Climate in 2017”]. </w:t>
       </w:r>
       <w:r>
         <w:rPr>
@@ -2164,7 +3304,7 @@
 </file>
 
 <file path=word/comments.xml><?xml version="1.0" encoding="utf-8"?>
-<w:comments xmlns:wpc="http://schemas.microsoft.com/office/word/2010/wordprocessingCanvas" xmlns:cx="http://schemas.microsoft.com/office/drawing/2014/chartex" xmlns:cx1="http://schemas.microsoft.com/office/drawing/2015/9/8/chartex" xmlns:cx2="http://schemas.microsoft.com/office/drawing/2015/10/21/chartex" xmlns:cx3="http://schemas.microsoft.com/office/drawing/2016/5/9/chartex" xmlns:cx4="http://schemas.microsoft.com/office/drawing/2016/5/10/chartex" xmlns:cx5="http://schemas.microsoft.com/office/drawing/2016/5/11/chartex" xmlns:cx6="http://schemas.microsoft.com/office/drawing/2016/5/12/chartex" xmlns:cx7="http://schemas.microsoft.com/office/drawing/2016/5/13/chartex" xmlns:cx8="http://schemas.microsoft.com/office/drawing/2016/5/14/chartex" xmlns:mc="http://schemas.openxmlformats.org/markup-compatibility/2006" xmlns:aink="http://schemas.microsoft.com/office/drawing/2016/ink" xmlns:am3d="http://schemas.microsoft.com/office/drawing/2017/model3d" xmlns:o="urn:schemas-microsoft-com:office:office" xmlns:oel="http://schemas.microsoft.com/office/2019/extlst" xmlns:r="http://schemas.openxmlformats.org/officeDocument/2006/relationships" xmlns:m="http://schemas.openxmlformats.org/officeDocument/2006/math" xmlns:v="urn:schemas-microsoft-com:vml" xmlns:wp14="http://schemas.microsoft.com/office/word/2010/wordprocessingDrawing" xmlns:wp="http://schemas.openxmlformats.org/drawingml/2006/wordprocessingDrawing" xmlns:w10="urn:schemas-microsoft-com:office:word" xmlns:w="http://schemas.openxmlformats.org/wordprocessingml/2006/main" xmlns:w14="http://schemas.microsoft.com/office/word/2010/wordml" xmlns:w15="http://schemas.microsoft.com/office/word/2012/wordml" xmlns:w16cex="http://schemas.microsoft.com/office/word/2018/wordml/cex" xmlns:w16cid="http://schemas.microsoft.com/office/word/2016/wordml/cid" xmlns:w16="http://schemas.microsoft.com/office/word/2018/wordml" xmlns:w16du="http://schemas.microsoft.com/office/word/2023/wordml/word16du" xmlns:w16sdtdh="http://schemas.microsoft.com/office/word/2020/wordml/sdtdatahash" xmlns:w16se="http://schemas.microsoft.com/office/word/2015/wordml/symex" xmlns:wpg="http://schemas.microsoft.com/office/word/2010/wordprocessingGroup" xmlns:wpi="http://schemas.microsoft.com/office/word/2010/wordprocessingInk" xmlns:wne="http://schemas.microsoft.com/office/word/2006/wordml" xmlns:wps="http://schemas.microsoft.com/office/word/2010/wordprocessingShape" mc:Ignorable="w14 w15 w16se w16cid w16 w16cex w16sdtdh w16du wp14">
+<w:comments xmlns:wpc="http://schemas.microsoft.com/office/word/2010/wordprocessingCanvas" xmlns:cx="http://schemas.microsoft.com/office/drawing/2014/chartex" xmlns:cx1="http://schemas.microsoft.com/office/drawing/2015/9/8/chartex" xmlns:cx2="http://schemas.microsoft.com/office/drawing/2015/10/21/chartex" xmlns:cx3="http://schemas.microsoft.com/office/drawing/2016/5/9/chartex" xmlns:cx4="http://schemas.microsoft.com/office/drawing/2016/5/10/chartex" xmlns:cx5="http://schemas.microsoft.com/office/drawing/2016/5/11/chartex" xmlns:cx6="http://schemas.microsoft.com/office/drawing/2016/5/12/chartex" xmlns:cx7="http://schemas.microsoft.com/office/drawing/2016/5/13/chartex" xmlns:cx8="http://schemas.microsoft.com/office/drawing/2016/5/14/chartex" xmlns:mc="http://schemas.openxmlformats.org/markup-compatibility/2006" xmlns:aink="http://schemas.microsoft.com/office/drawing/2016/ink" xmlns:am3d="http://schemas.microsoft.com/office/drawing/2017/model3d" xmlns:o="urn:schemas-microsoft-com:office:office" xmlns:r="http://schemas.openxmlformats.org/officeDocument/2006/relationships" xmlns:m="http://schemas.openxmlformats.org/officeDocument/2006/math" xmlns:v="urn:schemas-microsoft-com:vml" xmlns:wp14="http://schemas.microsoft.com/office/word/2010/wordprocessingDrawing" xmlns:wp="http://schemas.openxmlformats.org/drawingml/2006/wordprocessingDrawing" xmlns:w10="urn:schemas-microsoft-com:office:word" xmlns:w="http://schemas.openxmlformats.org/wordprocessingml/2006/main" xmlns:w14="http://schemas.microsoft.com/office/word/2010/wordml" xmlns:w15="http://schemas.microsoft.com/office/word/2012/wordml" xmlns:w16cid="http://schemas.microsoft.com/office/word/2016/wordml/cid" xmlns:w16se="http://schemas.microsoft.com/office/word/2015/wordml/symex" xmlns:wpg="http://schemas.microsoft.com/office/word/2010/wordprocessingGroup" xmlns:wpi="http://schemas.microsoft.com/office/word/2010/wordprocessingInk" xmlns:wne="http://schemas.microsoft.com/office/word/2006/wordml" xmlns:wps="http://schemas.microsoft.com/office/word/2010/wordprocessingShape" mc:Ignorable="w14 w15 w16se w16cid wp14">
   <w:comment w:id="0" w:author="Robert Dunn" w:date="2021-01-11T14:49:00Z" w:initials="DR">
     <w:p>
       <w:pPr>
@@ -2218,8 +3358,13 @@
         <w:annotationRef/>
       </w:r>
       <w:r>
-        <w:t>Double Spaced, Times New Roman, 12 pt</w:t>
-      </w:r>
+        <w:t xml:space="preserve">Double Spaced, Times New Roman, 12 </w:t>
+      </w:r>
+      <w:proofErr w:type="spellStart"/>
+      <w:r>
+        <w:t>pt</w:t>
+      </w:r>
+      <w:proofErr w:type="spellEnd"/>
     </w:p>
   </w:comment>
   <w:comment w:id="3" w:author="Robert Dunn" w:date="2022-07-06T10:40:00Z" w:initials="DR">
@@ -2240,8 +3385,13 @@
         <w:t>“</w:t>
       </w:r>
       <w:r>
-        <w:t>Initials. Lastname</w:t>
-      </w:r>
+        <w:t xml:space="preserve">Initials. </w:t>
+      </w:r>
+      <w:proofErr w:type="spellStart"/>
+      <w:r>
+        <w:t>Lastname</w:t>
+      </w:r>
+      <w:proofErr w:type="spellEnd"/>
       <w:r>
         <w:t>”</w:t>
       </w:r>
@@ -2284,7 +3434,23 @@
         <w:t xml:space="preserve"> where possible</w:t>
       </w:r>
       <w:r>
-        <w:t xml:space="preserve"> – whether available in a single dataset, or resulting from the intercomparison of a number of datasets (e.g. in-situ, reanalyses and remote sensing)</w:t>
+        <w:t xml:space="preserve"> – whether available in a single dataset, or resulting from the </w:t>
+      </w:r>
+      <w:proofErr w:type="spellStart"/>
+      <w:r>
+        <w:t>intercomparison</w:t>
+      </w:r>
+      <w:proofErr w:type="spellEnd"/>
+      <w:r>
+        <w:t xml:space="preserve"> of a number of datasets (e.g. in-situ, </w:t>
+      </w:r>
+      <w:proofErr w:type="spellStart"/>
+      <w:r>
+        <w:t>reanalyses</w:t>
+      </w:r>
+      <w:proofErr w:type="spellEnd"/>
+      <w:r>
+        <w:t xml:space="preserve"> and remote sensing)</w:t>
       </w:r>
     </w:p>
     <w:p>
@@ -2306,7 +3472,15 @@
         <w:t xml:space="preserve"> than average)</w:t>
       </w:r>
       <w:r>
-        <w:t>.  Alternatively just say warmer/wetter or whatever is appropriate if there is an accessible way to do this</w:t>
+        <w:t xml:space="preserve">.  </w:t>
+      </w:r>
+      <w:proofErr w:type="gramStart"/>
+      <w:r>
+        <w:t>Alternatively</w:t>
+      </w:r>
+      <w:proofErr w:type="gramEnd"/>
+      <w:r>
+        <w:t xml:space="preserve"> just say warmer/wetter or whatever is appropriate if there is an accessible way to do this</w:t>
       </w:r>
     </w:p>
     <w:p>
@@ -2326,7 +3500,7 @@
       </w:r>
     </w:p>
   </w:comment>
-  <w:comment w:id="6" w:author="Robert Dunn" w:date="2023-01-18T12:26:00Z" w:initials="DR">
+  <w:comment w:id="6" w:author="Jesus Casado Rodriguez" w:date="2025-02-12T17:06:00Z" w:initials="CRJ(">
     <w:p>
       <w:pPr>
         <w:pStyle w:val="CommentText"/>
@@ -2338,11 +3512,11 @@
         <w:annotationRef/>
       </w:r>
       <w:r>
-        <w:t>Please provide references (preferably with doi’s). Unfortunately references to gray and “in prep” articles are not allowed in the BAMS SotC. However, if a work is (almost) submitted then as long as it is published by the time the SotC is released, then that is OK.</w:t>
+        <w:t>ERA5 or ERA5-Land?</w:t>
       </w:r>
     </w:p>
   </w:comment>
-  <w:comment w:id="7" w:author="Robert Dunn [2]" w:date="2018-11-21T12:18:00Z" w:initials="DR">
+  <w:comment w:id="7" w:author="Robert Dunn" w:date="2023-01-18T12:26:00Z" w:initials="DR">
     <w:p>
       <w:pPr>
         <w:pStyle w:val="CommentText"/>
@@ -2354,6 +3528,46 @@
         <w:annotationRef/>
       </w:r>
       <w:r>
+        <w:t xml:space="preserve">Please provide references (preferably with </w:t>
+      </w:r>
+      <w:proofErr w:type="spellStart"/>
+      <w:r>
+        <w:t>doi’s</w:t>
+      </w:r>
+      <w:proofErr w:type="spellEnd"/>
+      <w:r>
+        <w:t xml:space="preserve">). Unfortunately references to gray and “in prep” articles are not allowed in the BAMS </w:t>
+      </w:r>
+      <w:proofErr w:type="spellStart"/>
+      <w:r>
+        <w:t>SotC</w:t>
+      </w:r>
+      <w:proofErr w:type="spellEnd"/>
+      <w:r>
+        <w:t xml:space="preserve">. However, if a work is (almost) submitted then as long as it is published by the time the </w:t>
+      </w:r>
+      <w:proofErr w:type="spellStart"/>
+      <w:r>
+        <w:t>SotC</w:t>
+      </w:r>
+      <w:proofErr w:type="spellEnd"/>
+      <w:r>
+        <w:t xml:space="preserve"> is released, then that is OK.</w:t>
+      </w:r>
+    </w:p>
+  </w:comment>
+  <w:comment w:id="8" w:author="Robert Dunn [2]" w:date="2018-11-21T12:18:00Z" w:initials="DR">
+    <w:p>
+      <w:pPr>
+        <w:pStyle w:val="CommentText"/>
+      </w:pPr>
+      <w:r>
+        <w:rPr>
+          <w:rStyle w:val="CommentReference"/>
+        </w:rPr>
+        <w:annotationRef/>
+      </w:r>
+      <w:r>
         <w:t>Please read the notes at the end of this document</w:t>
       </w:r>
       <w:r>
@@ -2376,7 +3590,7 @@
       </w:r>
     </w:p>
   </w:comment>
-  <w:comment w:id="8" w:author="Robert Dunn" w:date="2021-01-11T14:42:00Z" w:initials="DR">
+  <w:comment w:id="9" w:author="Robert Dunn" w:date="2021-01-11T14:42:00Z" w:initials="DR">
     <w:p>
       <w:pPr>
         <w:pStyle w:val="CommentText"/>
@@ -2401,7 +3615,7 @@
       </w:r>
     </w:p>
   </w:comment>
-  <w:comment w:id="9" w:author="Robert Dunn [2]" w:date="2018-11-12T16:16:00Z" w:initials="DR">
+  <w:comment w:id="11" w:author="Robert Dunn [2]" w:date="2018-11-12T16:16:00Z" w:initials="DR">
     <w:p>
       <w:pPr>
         <w:pStyle w:val="CommentText"/>
@@ -2417,7 +3631,7 @@
       </w:r>
     </w:p>
   </w:comment>
-  <w:comment w:id="10" w:author="Robert Dunn [2]" w:date="2018-11-12T16:09:00Z" w:initials="DR">
+  <w:comment w:id="12" w:author="Robert Dunn [2]" w:date="2018-11-12T16:09:00Z" w:initials="DR">
     <w:p>
       <w:pPr>
         <w:pStyle w:val="CommentText"/>
@@ -2436,7 +3650,7 @@
       </w:r>
     </w:p>
   </w:comment>
-  <w:comment w:id="11" w:author="Robert Dunn [2]" w:date="2018-11-12T15:49:00Z" w:initials="DR">
+  <w:comment w:id="13" w:author="Robert Dunn [2]" w:date="2018-11-12T15:49:00Z" w:initials="DR">
     <w:p>
       <w:pPr>
         <w:pStyle w:val="CommentText"/>
@@ -2455,7 +3669,7 @@
       </w:r>
     </w:p>
   </w:comment>
-  <w:comment w:id="12" w:author="Robert Dunn" w:date="2022-01-17T12:14:00Z" w:initials="DR">
+  <w:comment w:id="14" w:author="Robert Dunn" w:date="2022-01-17T12:14:00Z" w:initials="DR">
     <w:p>
       <w:pPr>
         <w:pStyle w:val="CommentText"/>
@@ -2481,13 +3695,14 @@
 </file>
 
 <file path=word/commentsExtended.xml><?xml version="1.0" encoding="utf-8"?>
-<w15:commentsEx xmlns:wpc="http://schemas.microsoft.com/office/word/2010/wordprocessingCanvas" xmlns:cx="http://schemas.microsoft.com/office/drawing/2014/chartex" xmlns:cx1="http://schemas.microsoft.com/office/drawing/2015/9/8/chartex" xmlns:cx2="http://schemas.microsoft.com/office/drawing/2015/10/21/chartex" xmlns:cx3="http://schemas.microsoft.com/office/drawing/2016/5/9/chartex" xmlns:cx4="http://schemas.microsoft.com/office/drawing/2016/5/10/chartex" xmlns:cx5="http://schemas.microsoft.com/office/drawing/2016/5/11/chartex" xmlns:cx6="http://schemas.microsoft.com/office/drawing/2016/5/12/chartex" xmlns:cx7="http://schemas.microsoft.com/office/drawing/2016/5/13/chartex" xmlns:cx8="http://schemas.microsoft.com/office/drawing/2016/5/14/chartex" xmlns:mc="http://schemas.openxmlformats.org/markup-compatibility/2006" xmlns:aink="http://schemas.microsoft.com/office/drawing/2016/ink" xmlns:am3d="http://schemas.microsoft.com/office/drawing/2017/model3d" xmlns:o="urn:schemas-microsoft-com:office:office" xmlns:oel="http://schemas.microsoft.com/office/2019/extlst" xmlns:r="http://schemas.openxmlformats.org/officeDocument/2006/relationships" xmlns:m="http://schemas.openxmlformats.org/officeDocument/2006/math" xmlns:v="urn:schemas-microsoft-com:vml" xmlns:wp14="http://schemas.microsoft.com/office/word/2010/wordprocessingDrawing" xmlns:wp="http://schemas.openxmlformats.org/drawingml/2006/wordprocessingDrawing" xmlns:w10="urn:schemas-microsoft-com:office:word" xmlns:w="http://schemas.openxmlformats.org/wordprocessingml/2006/main" xmlns:w14="http://schemas.microsoft.com/office/word/2010/wordml" xmlns:w15="http://schemas.microsoft.com/office/word/2012/wordml" xmlns:w16cex="http://schemas.microsoft.com/office/word/2018/wordml/cex" xmlns:w16cid="http://schemas.microsoft.com/office/word/2016/wordml/cid" xmlns:w16="http://schemas.microsoft.com/office/word/2018/wordml" xmlns:w16du="http://schemas.microsoft.com/office/word/2023/wordml/word16du" xmlns:w16sdtdh="http://schemas.microsoft.com/office/word/2020/wordml/sdtdatahash" xmlns:w16se="http://schemas.microsoft.com/office/word/2015/wordml/symex" xmlns:wpg="http://schemas.microsoft.com/office/word/2010/wordprocessingGroup" xmlns:wpi="http://schemas.microsoft.com/office/word/2010/wordprocessingInk" xmlns:wne="http://schemas.microsoft.com/office/word/2006/wordml" xmlns:wps="http://schemas.microsoft.com/office/word/2010/wordprocessingShape" mc:Ignorable="w14 w15 w16se w16cid w16 w16cex w16sdtdh w16du wp14">
+<w15:commentsEx xmlns:wpc="http://schemas.microsoft.com/office/word/2010/wordprocessingCanvas" xmlns:cx="http://schemas.microsoft.com/office/drawing/2014/chartex" xmlns:cx1="http://schemas.microsoft.com/office/drawing/2015/9/8/chartex" xmlns:cx2="http://schemas.microsoft.com/office/drawing/2015/10/21/chartex" xmlns:cx3="http://schemas.microsoft.com/office/drawing/2016/5/9/chartex" xmlns:cx4="http://schemas.microsoft.com/office/drawing/2016/5/10/chartex" xmlns:cx5="http://schemas.microsoft.com/office/drawing/2016/5/11/chartex" xmlns:cx6="http://schemas.microsoft.com/office/drawing/2016/5/12/chartex" xmlns:cx7="http://schemas.microsoft.com/office/drawing/2016/5/13/chartex" xmlns:cx8="http://schemas.microsoft.com/office/drawing/2016/5/14/chartex" xmlns:mc="http://schemas.openxmlformats.org/markup-compatibility/2006" xmlns:aink="http://schemas.microsoft.com/office/drawing/2016/ink" xmlns:am3d="http://schemas.microsoft.com/office/drawing/2017/model3d" xmlns:o="urn:schemas-microsoft-com:office:office" xmlns:r="http://schemas.openxmlformats.org/officeDocument/2006/relationships" xmlns:m="http://schemas.openxmlformats.org/officeDocument/2006/math" xmlns:v="urn:schemas-microsoft-com:vml" xmlns:wp14="http://schemas.microsoft.com/office/word/2010/wordprocessingDrawing" xmlns:wp="http://schemas.openxmlformats.org/drawingml/2006/wordprocessingDrawing" xmlns:w10="urn:schemas-microsoft-com:office:word" xmlns:w="http://schemas.openxmlformats.org/wordprocessingml/2006/main" xmlns:w14="http://schemas.microsoft.com/office/word/2010/wordml" xmlns:w15="http://schemas.microsoft.com/office/word/2012/wordml" xmlns:w16cid="http://schemas.microsoft.com/office/word/2016/wordml/cid" xmlns:w16se="http://schemas.microsoft.com/office/word/2015/wordml/symex" xmlns:wpg="http://schemas.microsoft.com/office/word/2010/wordprocessingGroup" xmlns:wpi="http://schemas.microsoft.com/office/word/2010/wordprocessingInk" xmlns:wne="http://schemas.microsoft.com/office/word/2006/wordml" xmlns:wps="http://schemas.microsoft.com/office/word/2010/wordprocessingShape" mc:Ignorable="w14 w15 w16se w16cid wp14">
   <w15:commentEx w15:paraId="7B251124" w15:done="0"/>
   <w15:commentEx w15:paraId="31131A0C" w15:done="0"/>
   <w15:commentEx w15:paraId="57364BA2" w15:done="0"/>
   <w15:commentEx w15:paraId="6DA5F2D7" w15:done="0"/>
   <w15:commentEx w15:paraId="2B7487D6" w15:done="0"/>
   <w15:commentEx w15:paraId="20289E5A" w15:done="0"/>
+  <w15:commentEx w15:paraId="5CC13F5B" w15:done="0"/>
   <w15:commentEx w15:paraId="631F9088" w15:done="0"/>
   <w15:commentEx w15:paraId="14CF2745" w15:done="0"/>
   <w15:commentEx w15:paraId="54D9DFF7" w15:done="0"/>
@@ -2508,13 +3723,14 @@
 </file>
 
 <file path=word/commentsIds.xml><?xml version="1.0" encoding="utf-8"?>
-<w16cid:commentsIds xmlns:wpc="http://schemas.microsoft.com/office/word/2010/wordprocessingCanvas" xmlns:cx="http://schemas.microsoft.com/office/drawing/2014/chartex" xmlns:cx1="http://schemas.microsoft.com/office/drawing/2015/9/8/chartex" xmlns:cx2="http://schemas.microsoft.com/office/drawing/2015/10/21/chartex" xmlns:cx3="http://schemas.microsoft.com/office/drawing/2016/5/9/chartex" xmlns:cx4="http://schemas.microsoft.com/office/drawing/2016/5/10/chartex" xmlns:cx5="http://schemas.microsoft.com/office/drawing/2016/5/11/chartex" xmlns:cx6="http://schemas.microsoft.com/office/drawing/2016/5/12/chartex" xmlns:cx7="http://schemas.microsoft.com/office/drawing/2016/5/13/chartex" xmlns:cx8="http://schemas.microsoft.com/office/drawing/2016/5/14/chartex" xmlns:mc="http://schemas.openxmlformats.org/markup-compatibility/2006" xmlns:aink="http://schemas.microsoft.com/office/drawing/2016/ink" xmlns:am3d="http://schemas.microsoft.com/office/drawing/2017/model3d" xmlns:o="urn:schemas-microsoft-com:office:office" xmlns:oel="http://schemas.microsoft.com/office/2019/extlst" xmlns:r="http://schemas.openxmlformats.org/officeDocument/2006/relationships" xmlns:m="http://schemas.openxmlformats.org/officeDocument/2006/math" xmlns:v="urn:schemas-microsoft-com:vml" xmlns:wp14="http://schemas.microsoft.com/office/word/2010/wordprocessingDrawing" xmlns:wp="http://schemas.openxmlformats.org/drawingml/2006/wordprocessingDrawing" xmlns:w10="urn:schemas-microsoft-com:office:word" xmlns:w="http://schemas.openxmlformats.org/wordprocessingml/2006/main" xmlns:w14="http://schemas.microsoft.com/office/word/2010/wordml" xmlns:w15="http://schemas.microsoft.com/office/word/2012/wordml" xmlns:w16cex="http://schemas.microsoft.com/office/word/2018/wordml/cex" xmlns:w16cid="http://schemas.microsoft.com/office/word/2016/wordml/cid" xmlns:w16="http://schemas.microsoft.com/office/word/2018/wordml" xmlns:w16du="http://schemas.microsoft.com/office/word/2023/wordml/word16du" xmlns:w16sdtdh="http://schemas.microsoft.com/office/word/2020/wordml/sdtdatahash" xmlns:w16se="http://schemas.microsoft.com/office/word/2015/wordml/symex" xmlns:wpg="http://schemas.microsoft.com/office/word/2010/wordprocessingGroup" xmlns:wpi="http://schemas.microsoft.com/office/word/2010/wordprocessingInk" xmlns:wne="http://schemas.microsoft.com/office/word/2006/wordml" xmlns:wps="http://schemas.microsoft.com/office/word/2010/wordprocessingShape" mc:Ignorable="w14 w15 w16se w16cid w16 w16cex w16sdtdh w16du wp14">
+<w16cid:commentsIds xmlns:wpc="http://schemas.microsoft.com/office/word/2010/wordprocessingCanvas" xmlns:cx="http://schemas.microsoft.com/office/drawing/2014/chartex" xmlns:cx1="http://schemas.microsoft.com/office/drawing/2015/9/8/chartex" xmlns:cx2="http://schemas.microsoft.com/office/drawing/2015/10/21/chartex" xmlns:cx3="http://schemas.microsoft.com/office/drawing/2016/5/9/chartex" xmlns:cx4="http://schemas.microsoft.com/office/drawing/2016/5/10/chartex" xmlns:cx5="http://schemas.microsoft.com/office/drawing/2016/5/11/chartex" xmlns:cx6="http://schemas.microsoft.com/office/drawing/2016/5/12/chartex" xmlns:cx7="http://schemas.microsoft.com/office/drawing/2016/5/13/chartex" xmlns:cx8="http://schemas.microsoft.com/office/drawing/2016/5/14/chartex" xmlns:mc="http://schemas.openxmlformats.org/markup-compatibility/2006" xmlns:aink="http://schemas.microsoft.com/office/drawing/2016/ink" xmlns:am3d="http://schemas.microsoft.com/office/drawing/2017/model3d" xmlns:o="urn:schemas-microsoft-com:office:office" xmlns:r="http://schemas.openxmlformats.org/officeDocument/2006/relationships" xmlns:m="http://schemas.openxmlformats.org/officeDocument/2006/math" xmlns:v="urn:schemas-microsoft-com:vml" xmlns:wp14="http://schemas.microsoft.com/office/word/2010/wordprocessingDrawing" xmlns:wp="http://schemas.openxmlformats.org/drawingml/2006/wordprocessingDrawing" xmlns:w10="urn:schemas-microsoft-com:office:word" xmlns:w="http://schemas.openxmlformats.org/wordprocessingml/2006/main" xmlns:w14="http://schemas.microsoft.com/office/word/2010/wordml" xmlns:w15="http://schemas.microsoft.com/office/word/2012/wordml" xmlns:w16cid="http://schemas.microsoft.com/office/word/2016/wordml/cid" xmlns:w16se="http://schemas.microsoft.com/office/word/2015/wordml/symex" xmlns:wpg="http://schemas.microsoft.com/office/word/2010/wordprocessingGroup" xmlns:wpi="http://schemas.microsoft.com/office/word/2010/wordprocessingInk" xmlns:wne="http://schemas.microsoft.com/office/word/2006/wordml" xmlns:wps="http://schemas.microsoft.com/office/word/2010/wordprocessingShape" mc:Ignorable="w14 w15 w16se w16cid wp14">
   <w16cid:commentId w16cid:paraId="7B251124" w16cid:durableId="23A6E3FF"/>
   <w16cid:commentId w16cid:paraId="31131A0C" w16cid:durableId="23A6E289"/>
   <w16cid:commentId w16cid:paraId="57364BA2" w16cid:durableId="21C85B86"/>
   <w16cid:commentId w16cid:paraId="6DA5F2D7" w16cid:durableId="266FE52E"/>
   <w16cid:commentId w16cid:paraId="2B7487D6" w16cid:durableId="61A1999D"/>
   <w16cid:commentId w16cid:paraId="20289E5A" w16cid:durableId="21C85A52"/>
+  <w16cid:commentId w16cid:paraId="5CC13F5B" w16cid:durableId="2B5753AF"/>
   <w16cid:commentId w16cid:paraId="631F9088" w16cid:durableId="277263DC"/>
   <w16cid:commentId w16cid:paraId="14CF2745" w16cid:durableId="21C85A53"/>
   <w16cid:commentId w16cid:paraId="54D9DFF7" w16cid:durableId="23A6E265"/>
@@ -2526,18 +3742,21 @@
 </file>
 
 <file path=word/people.xml><?xml version="1.0" encoding="utf-8"?>
-<w15:people xmlns:wpc="http://schemas.microsoft.com/office/word/2010/wordprocessingCanvas" xmlns:cx="http://schemas.microsoft.com/office/drawing/2014/chartex" xmlns:cx1="http://schemas.microsoft.com/office/drawing/2015/9/8/chartex" xmlns:cx2="http://schemas.microsoft.com/office/drawing/2015/10/21/chartex" xmlns:cx3="http://schemas.microsoft.com/office/drawing/2016/5/9/chartex" xmlns:cx4="http://schemas.microsoft.com/office/drawing/2016/5/10/chartex" xmlns:cx5="http://schemas.microsoft.com/office/drawing/2016/5/11/chartex" xmlns:cx6="http://schemas.microsoft.com/office/drawing/2016/5/12/chartex" xmlns:cx7="http://schemas.microsoft.com/office/drawing/2016/5/13/chartex" xmlns:cx8="http://schemas.microsoft.com/office/drawing/2016/5/14/chartex" xmlns:mc="http://schemas.openxmlformats.org/markup-compatibility/2006" xmlns:aink="http://schemas.microsoft.com/office/drawing/2016/ink" xmlns:am3d="http://schemas.microsoft.com/office/drawing/2017/model3d" xmlns:o="urn:schemas-microsoft-com:office:office" xmlns:oel="http://schemas.microsoft.com/office/2019/extlst" xmlns:r="http://schemas.openxmlformats.org/officeDocument/2006/relationships" xmlns:m="http://schemas.openxmlformats.org/officeDocument/2006/math" xmlns:v="urn:schemas-microsoft-com:vml" xmlns:wp14="http://schemas.microsoft.com/office/word/2010/wordprocessingDrawing" xmlns:wp="http://schemas.openxmlformats.org/drawingml/2006/wordprocessingDrawing" xmlns:w10="urn:schemas-microsoft-com:office:word" xmlns:w="http://schemas.openxmlformats.org/wordprocessingml/2006/main" xmlns:w14="http://schemas.microsoft.com/office/word/2010/wordml" xmlns:w15="http://schemas.microsoft.com/office/word/2012/wordml" xmlns:w16cex="http://schemas.microsoft.com/office/word/2018/wordml/cex" xmlns:w16cid="http://schemas.microsoft.com/office/word/2016/wordml/cid" xmlns:w16="http://schemas.microsoft.com/office/word/2018/wordml" xmlns:w16du="http://schemas.microsoft.com/office/word/2023/wordml/word16du" xmlns:w16sdtdh="http://schemas.microsoft.com/office/word/2020/wordml/sdtdatahash" xmlns:w16se="http://schemas.microsoft.com/office/word/2015/wordml/symex" xmlns:wpg="http://schemas.microsoft.com/office/word/2010/wordprocessingGroup" xmlns:wpi="http://schemas.microsoft.com/office/word/2010/wordprocessingInk" xmlns:wne="http://schemas.microsoft.com/office/word/2006/wordml" xmlns:wps="http://schemas.microsoft.com/office/word/2010/wordprocessingShape" mc:Ignorable="w14 w15 w16se w16cid w16 w16cex w16sdtdh w16du wp14">
+<w15:people xmlns:wpc="http://schemas.microsoft.com/office/word/2010/wordprocessingCanvas" xmlns:cx="http://schemas.microsoft.com/office/drawing/2014/chartex" xmlns:cx1="http://schemas.microsoft.com/office/drawing/2015/9/8/chartex" xmlns:cx2="http://schemas.microsoft.com/office/drawing/2015/10/21/chartex" xmlns:cx3="http://schemas.microsoft.com/office/drawing/2016/5/9/chartex" xmlns:cx4="http://schemas.microsoft.com/office/drawing/2016/5/10/chartex" xmlns:cx5="http://schemas.microsoft.com/office/drawing/2016/5/11/chartex" xmlns:cx6="http://schemas.microsoft.com/office/drawing/2016/5/12/chartex" xmlns:cx7="http://schemas.microsoft.com/office/drawing/2016/5/13/chartex" xmlns:cx8="http://schemas.microsoft.com/office/drawing/2016/5/14/chartex" xmlns:mc="http://schemas.openxmlformats.org/markup-compatibility/2006" xmlns:aink="http://schemas.microsoft.com/office/drawing/2016/ink" xmlns:am3d="http://schemas.microsoft.com/office/drawing/2017/model3d" xmlns:o="urn:schemas-microsoft-com:office:office" xmlns:r="http://schemas.openxmlformats.org/officeDocument/2006/relationships" xmlns:m="http://schemas.openxmlformats.org/officeDocument/2006/math" xmlns:v="urn:schemas-microsoft-com:vml" xmlns:wp14="http://schemas.microsoft.com/office/word/2010/wordprocessingDrawing" xmlns:wp="http://schemas.openxmlformats.org/drawingml/2006/wordprocessingDrawing" xmlns:w10="urn:schemas-microsoft-com:office:word" xmlns:w="http://schemas.openxmlformats.org/wordprocessingml/2006/main" xmlns:w14="http://schemas.microsoft.com/office/word/2010/wordml" xmlns:w15="http://schemas.microsoft.com/office/word/2012/wordml" xmlns:w16cid="http://schemas.microsoft.com/office/word/2016/wordml/cid" xmlns:w16se="http://schemas.microsoft.com/office/word/2015/wordml/symex" xmlns:wpg="http://schemas.microsoft.com/office/word/2010/wordprocessingGroup" xmlns:wpi="http://schemas.microsoft.com/office/word/2010/wordprocessingInk" xmlns:wne="http://schemas.microsoft.com/office/word/2006/wordml" xmlns:wps="http://schemas.microsoft.com/office/word/2010/wordprocessingShape" mc:Ignorable="w14 w15 w16se w16cid wp14">
   <w15:person w15:author="Robert Dunn">
     <w15:presenceInfo w15:providerId="AD" w15:userId="S::robert.dunn@metoffice.gov.uk::1d4e964b-094b-4622-aeed-bff925818ec4"/>
   </w15:person>
   <w15:person w15:author="Robert Dunn [2]">
     <w15:presenceInfo w15:providerId="AD" w15:userId="S-1-5-21-2128879824-1264389938-942999124-58121"/>
   </w15:person>
+  <w15:person w15:author="Jesus Casado Rodriguez">
+    <w15:presenceInfo w15:providerId="AD" w15:userId="S-1-5-21-147511530-2881561464-109331237-55937"/>
+  </w15:person>
 </w15:people>
 </file>
 
 <file path=word/styles.xml><?xml version="1.0" encoding="utf-8"?>
-<w:styles xmlns:mc="http://schemas.openxmlformats.org/markup-compatibility/2006" xmlns:r="http://schemas.openxmlformats.org/officeDocument/2006/relationships" xmlns:w="http://schemas.openxmlformats.org/wordprocessingml/2006/main" xmlns:w14="http://schemas.microsoft.com/office/word/2010/wordml" xmlns:w15="http://schemas.microsoft.com/office/word/2012/wordml" xmlns:w16cex="http://schemas.microsoft.com/office/word/2018/wordml/cex" xmlns:w16cid="http://schemas.microsoft.com/office/word/2016/wordml/cid" xmlns:w16="http://schemas.microsoft.com/office/word/2018/wordml" xmlns:w16du="http://schemas.microsoft.com/office/word/2023/wordml/word16du" xmlns:w16sdtdh="http://schemas.microsoft.com/office/word/2020/wordml/sdtdatahash" xmlns:w16se="http://schemas.microsoft.com/office/word/2015/wordml/symex" mc:Ignorable="w14 w15 w16se w16cid w16 w16cex w16sdtdh w16du">
+<w:styles xmlns:mc="http://schemas.openxmlformats.org/markup-compatibility/2006" xmlns:r="http://schemas.openxmlformats.org/officeDocument/2006/relationships" xmlns:w="http://schemas.openxmlformats.org/wordprocessingml/2006/main" xmlns:w14="http://schemas.microsoft.com/office/word/2010/wordml" xmlns:w15="http://schemas.microsoft.com/office/word/2012/wordml" xmlns:w16cid="http://schemas.microsoft.com/office/word/2016/wordml/cid" xmlns:w16se="http://schemas.microsoft.com/office/word/2015/wordml/symex" mc:Ignorable="w14 w15 w16se w16cid">
   <w:docDefaults>
     <w:rPrDefault>
       <w:rPr>
@@ -2553,7 +3772,7 @@
       </w:pPr>
     </w:pPrDefault>
   </w:docDefaults>
-  <w:latentStyles w:defLockedState="0" w:defUIPriority="99" w:defSemiHidden="0" w:defUnhideWhenUsed="0" w:defQFormat="0" w:count="376">
+  <w:latentStyles w:defLockedState="0" w:defUIPriority="99" w:defSemiHidden="0" w:defUnhideWhenUsed="0" w:defQFormat="0" w:count="375">
     <w:lsdException w:name="Normal" w:uiPriority="0" w:qFormat="1"/>
     <w:lsdException w:name="heading 1" w:uiPriority="9" w:qFormat="1"/>
     <w:lsdException w:name="heading 2" w:semiHidden="1" w:uiPriority="9" w:unhideWhenUsed="1" w:qFormat="1"/>
@@ -2929,7 +4148,6 @@
     <w:lsdException w:name="Smart Hyperlink" w:semiHidden="1" w:unhideWhenUsed="1"/>
     <w:lsdException w:name="Hashtag" w:semiHidden="1" w:unhideWhenUsed="1"/>
     <w:lsdException w:name="Unresolved Mention" w:semiHidden="1" w:unhideWhenUsed="1"/>
-    <w:lsdException w:name="Smart Link" w:semiHidden="1" w:unhideWhenUsed="1"/>
   </w:latentStyles>
   <w:style w:type="paragraph" w:default="1" w:styleId="Normal">
     <w:name w:val="Normal"/>
@@ -3346,6 +4564,29 @@
 </file>
 
 <file path=customXml/item1.xml><?xml version="1.0" encoding="utf-8"?>
+<?mso-contentType ?>
+<SharedContentType xmlns="Microsoft.SharePoint.Taxonomy.ContentTypeSync" SourceId="b1bb55a9-a1b5-4196-b12d-1833970ed366" ContentTypeId="0x01010008EC4BDFB4C3D542892399C37F0B505F" PreviousValue="false"/>
+</file>
+
+<file path=customXml/item2.xml><?xml version="1.0" encoding="utf-8"?>
+<?mso-contentType ?>
+<FormTemplates xmlns="http://schemas.microsoft.com/sharepoint/v3/contenttype/forms">
+  <Display>DocumentLibraryForm</Display>
+  <Edit>DocumentLibraryForm</Edit>
+  <New>DocumentLibraryForm</New>
+</FormTemplates>
+</file>
+
+<file path=customXml/item3.xml><?xml version="1.0" encoding="utf-8"?>
+<p:properties xmlns:p="http://schemas.microsoft.com/office/2006/metadata/properties" xmlns:xsi="http://www.w3.org/2001/XMLSchema-instance" xmlns:pc="http://schemas.microsoft.com/office/infopath/2007/PartnerControls">
+  <documentManagement>
+    <TNA xmlns="95a6d21c-7db0-4b7e-981f-b4f22b02b9d8">Not of potential interest</TNA>
+    <ReviewDate xmlns="95a6d21c-7db0-4b7e-981f-b4f22b02b9d8" xsi:nil="true"/>
+  </documentManagement>
+</p:properties>
+</file>
+
+<file path=customXml/item4.xml><?xml version="1.0" encoding="utf-8"?>
 <ct:contentTypeSchema xmlns:ct="http://schemas.microsoft.com/office/2006/metadata/contentType" xmlns:ma="http://schemas.microsoft.com/office/2006/metadata/properties/metaAttributes" ct:_="" ma:_="" ma:contentTypeName="Met Office Document" ma:contentTypeID="0x01010008EC4BDFB4C3D542892399C37F0B505F00CFAF0D6646A7C34ABFBC27D88E55C5EA" ma:contentTypeVersion="4" ma:contentTypeDescription="" ma:contentTypeScope="" ma:versionID="8f2a8b617e8aae53b7816d6cba01471b">
   <xsd:schema xmlns:xsd="http://www.w3.org/2001/XMLSchema" xmlns:xs="http://www.w3.org/2001/XMLSchema" xmlns:p="http://schemas.microsoft.com/office/2006/metadata/properties" xmlns:ns2="95a6d21c-7db0-4b7e-981f-b4f22b02b9d8" targetNamespace="http://schemas.microsoft.com/office/2006/metadata/properties" ma:root="true" ma:fieldsID="5507fc4fbba77142745f1e2b905ec315" ns2:_="">
     <xsd:import namespace="95a6d21c-7db0-4b7e-981f-b4f22b02b9d8"/>
@@ -3485,34 +4726,37 @@
 </ct:contentTypeSchema>
 </file>
 
-<file path=customXml/item2.xml><?xml version="1.0" encoding="utf-8"?>
-<p:properties xmlns:p="http://schemas.microsoft.com/office/2006/metadata/properties" xmlns:xsi="http://www.w3.org/2001/XMLSchema-instance" xmlns:pc="http://schemas.microsoft.com/office/infopath/2007/PartnerControls">
-  <documentManagement>
-    <TNA xmlns="95a6d21c-7db0-4b7e-981f-b4f22b02b9d8">Not of potential interest</TNA>
-    <ReviewDate xmlns="95a6d21c-7db0-4b7e-981f-b4f22b02b9d8" xsi:nil="true"/>
-  </documentManagement>
-</p:properties>
-</file>
-
-<file path=customXml/item3.xml><?xml version="1.0" encoding="utf-8"?>
+<file path=customXml/item5.xml><?xml version="1.0" encoding="utf-8"?>
 <b:Sources xmlns:b="http://schemas.openxmlformats.org/officeDocument/2006/bibliography" xmlns="http://schemas.openxmlformats.org/officeDocument/2006/bibliography" SelectedStyle="\APASixthEditionOfficeOnline.xsl" StyleName="APA" Version="6"/>
 </file>
 
-<file path=customXml/item4.xml><?xml version="1.0" encoding="utf-8"?>
-<?mso-contentType ?>
-<FormTemplates xmlns="http://schemas.microsoft.com/sharepoint/v3/contenttype/forms">
-  <Display>DocumentLibraryForm</Display>
-  <Edit>DocumentLibraryForm</Edit>
-  <New>DocumentLibraryForm</New>
-</FormTemplates>
+<file path=customXml/itemProps1.xml><?xml version="1.0" encoding="utf-8"?>
+<ds:datastoreItem xmlns:ds="http://schemas.openxmlformats.org/officeDocument/2006/customXml" ds:itemID="{24C65FC1-BFB7-472C-AFC2-B0A70687A54B}">
+  <ds:schemaRefs>
+    <ds:schemaRef ds:uri="Microsoft.SharePoint.Taxonomy.ContentTypeSync"/>
+  </ds:schemaRefs>
+</ds:datastoreItem>
 </file>
 
-<file path=customXml/item5.xml><?xml version="1.0" encoding="utf-8"?>
-<?mso-contentType ?>
-<SharedContentType xmlns="Microsoft.SharePoint.Taxonomy.ContentTypeSync" SourceId="b1bb55a9-a1b5-4196-b12d-1833970ed366" ContentTypeId="0x01010008EC4BDFB4C3D542892399C37F0B505F" PreviousValue="false"/>
+<file path=customXml/itemProps2.xml><?xml version="1.0" encoding="utf-8"?>
+<ds:datastoreItem xmlns:ds="http://schemas.openxmlformats.org/officeDocument/2006/customXml" ds:itemID="{1DC74661-1915-44D5-B0FD-15F574266979}">
+  <ds:schemaRefs>
+    <ds:schemaRef ds:uri="http://schemas.microsoft.com/sharepoint/v3/contenttype/forms"/>
+  </ds:schemaRefs>
+</ds:datastoreItem>
 </file>
 
-<file path=customXml/itemProps1.xml><?xml version="1.0" encoding="utf-8"?>
+<file path=customXml/itemProps3.xml><?xml version="1.0" encoding="utf-8"?>
+<ds:datastoreItem xmlns:ds="http://schemas.openxmlformats.org/officeDocument/2006/customXml" ds:itemID="{C025A72E-7F4D-48EB-8D31-BBB56AEB3E29}">
+  <ds:schemaRefs>
+    <ds:schemaRef ds:uri="http://schemas.microsoft.com/office/2006/metadata/properties"/>
+    <ds:schemaRef ds:uri="http://schemas.microsoft.com/office/infopath/2007/PartnerControls"/>
+    <ds:schemaRef ds:uri="95a6d21c-7db0-4b7e-981f-b4f22b02b9d8"/>
+  </ds:schemaRefs>
+</ds:datastoreItem>
+</file>
+
+<file path=customXml/itemProps4.xml><?xml version="1.0" encoding="utf-8"?>
 <ds:datastoreItem xmlns:ds="http://schemas.openxmlformats.org/officeDocument/2006/customXml" ds:itemID="{A0808DCA-B9E0-43E3-A98F-7EE113DBE5FB}">
   <ds:schemaRefs>
     <ds:schemaRef ds:uri="http://schemas.microsoft.com/office/2006/metadata/contentType"/>
@@ -3530,36 +4774,10 @@
 </ds:datastoreItem>
 </file>
 
-<file path=customXml/itemProps2.xml><?xml version="1.0" encoding="utf-8"?>
-<ds:datastoreItem xmlns:ds="http://schemas.openxmlformats.org/officeDocument/2006/customXml" ds:itemID="{C025A72E-7F4D-48EB-8D31-BBB56AEB3E29}">
-  <ds:schemaRefs>
-    <ds:schemaRef ds:uri="http://schemas.microsoft.com/office/2006/metadata/properties"/>
-    <ds:schemaRef ds:uri="http://schemas.microsoft.com/office/infopath/2007/PartnerControls"/>
-    <ds:schemaRef ds:uri="95a6d21c-7db0-4b7e-981f-b4f22b02b9d8"/>
-  </ds:schemaRefs>
-</ds:datastoreItem>
-</file>
-
-<file path=customXml/itemProps3.xml><?xml version="1.0" encoding="utf-8"?>
-<ds:datastoreItem xmlns:ds="http://schemas.openxmlformats.org/officeDocument/2006/customXml" ds:itemID="{43C86351-534B-44C6-AC20-7534026376D5}">
+<file path=customXml/itemProps5.xml><?xml version="1.0" encoding="utf-8"?>
+<ds:datastoreItem xmlns:ds="http://schemas.openxmlformats.org/officeDocument/2006/customXml" ds:itemID="{C9BB0EA8-3EF2-4D09-98EB-C1BF784A11A0}">
   <ds:schemaRefs>
     <ds:schemaRef ds:uri="http://schemas.openxmlformats.org/officeDocument/2006/bibliography"/>
   </ds:schemaRefs>
 </ds:datastoreItem>
-</file>
-
-<file path=customXml/itemProps4.xml><?xml version="1.0" encoding="utf-8"?>
-<ds:datastoreItem xmlns:ds="http://schemas.openxmlformats.org/officeDocument/2006/customXml" ds:itemID="{1DC74661-1915-44D5-B0FD-15F574266979}">
-  <ds:schemaRefs>
-    <ds:schemaRef ds:uri="http://schemas.microsoft.com/sharepoint/v3/contenttype/forms"/>
-  </ds:schemaRefs>
-</ds:datastoreItem>
-</file>
-
-<file path=customXml/itemProps5.xml><?xml version="1.0" encoding="utf-8"?>
-<ds:datastoreItem xmlns:ds="http://schemas.openxmlformats.org/officeDocument/2006/customXml" ds:itemID="{24C65FC1-BFB7-472C-AFC2-B0A70687A54B}">
-  <ds:schemaRefs>
-    <ds:schemaRef ds:uri="Microsoft.SharePoint.Taxonomy.ContentTypeSync"/>
-  </ds:schemaRefs>
-</ds:datastoreItem>
 </file>